--- a/exercises/Bài tập 039 - Be used to Get used to.docx
+++ b/exercises/Bài tập 039 - Be used to Get used to.docx
@@ -4,1272 +4,7127 @@
   <w:body>
     <w:p>
       <w:pPr>
-        <w:pStyle w:val="Title"/>
+        <w:keepNext/>
+        <w:shd w:val="clear" w:color="000000" w:fill="auto"/>
+        <w:spacing w:after="240"/>
         <w:jc w:val="center"/>
         <w:rPr>
-          <w:rFonts w:ascii="Arial" w:hAnsi="Arial" w:cs="Arial"/>
+          <w:rFonts w:eastAsiaTheme="majorEastAsia"/>
           <w:b/>
+          <w:color w:val="000000"/>
+          <w:spacing w:val="-10"/>
+          <w:kern w:val="28"/>
           <w:sz w:val="32"/>
-        </w:rPr>
-      </w:pPr>
-      <w:r>
-        <w:rPr>
-          <w:rFonts w:ascii="Arial" w:hAnsi="Arial" w:cs="Arial"/>
+          <w:szCs w:val="56"/>
+        </w:rPr>
+      </w:pPr>
+      <w:r>
+        <w:rPr>
+          <w:rFonts w:eastAsiaTheme="majorEastAsia"/>
           <w:b/>
+          <w:color w:val="000000"/>
+          <w:spacing w:val="-10"/>
+          <w:kern w:val="28"/>
           <w:sz w:val="32"/>
+          <w:szCs w:val="56"/>
         </w:rPr>
         <w:t>BÀI TẬP NGÀY 39</w:t>
       </w:r>
     </w:p>
     <w:p>
       <w:pPr>
-        <w:pStyle w:val="Title"/>
+        <w:keepNext/>
+        <w:shd w:val="clear" w:color="000000" w:fill="auto"/>
+        <w:spacing w:after="200"/>
         <w:jc w:val="center"/>
         <w:rPr>
-          <w:rFonts w:ascii="Arial" w:hAnsi="Arial" w:cs="Arial"/>
+          <w:rFonts w:eastAsiaTheme="majorEastAsia"/>
           <w:b/>
-          <w:sz w:val="36"/>
-        </w:rPr>
-      </w:pPr>
-      <w:r>
-        <w:rPr>
-          <w:rFonts w:ascii="Arial" w:hAnsi="Arial" w:cs="Arial"/>
+          <w:color w:val="000000"/>
+          <w:spacing w:val="-10"/>
+          <w:kern w:val="28"/>
+          <w:sz w:val="26"/>
+          <w:szCs w:val="56"/>
+        </w:rPr>
+      </w:pPr>
+      <w:r>
+        <w:rPr>
+          <w:rFonts w:eastAsiaTheme="majorEastAsia"/>
           <w:b/>
-          <w:sz w:val="36"/>
+          <w:color w:val="000000"/>
+          <w:spacing w:val="-10"/>
+          <w:kern w:val="28"/>
+          <w:sz w:val="26"/>
+          <w:szCs w:val="56"/>
         </w:rPr>
         <w:t>BE USED TO / GET USED TO</w:t>
       </w:r>
     </w:p>
     <w:p>
-      <w:r>
-        <w:t>Họ và tên: __________________________                         Điểm: ________/100</w:t>
-      </w:r>
-    </w:p>
-    <w:p>
-      <w:pPr>
-        <w:pStyle w:val="Heading1"/>
-      </w:pPr>
-      <w:r>
+      <w:pPr>
+        <w:keepNext/>
+        <w:shd w:val="clear" w:color="000000" w:fill="auto"/>
+        <w:spacing w:after="60"/>
+        <w:rPr>
+          <w:rFonts w:eastAsiaTheme="majorEastAsia"/>
+          <w:color w:val="000000"/>
+          <w:spacing w:val="-10"/>
+          <w:kern w:val="28"/>
+          <w:sz w:val="22"/>
+          <w:szCs w:val="56"/>
+        </w:rPr>
+      </w:pPr>
+      <w:r>
+        <w:rPr>
+          <w:rFonts w:eastAsiaTheme="majorEastAsia"/>
+          <w:color w:val="000000"/>
+          <w:spacing w:val="-10"/>
+          <w:kern w:val="28"/>
+          <w:sz w:val="22"/>
+          <w:szCs w:val="56"/>
+        </w:rPr>
+        <w:t>Họ và tên: __________________________    Điểm: ________/100</w:t>
+      </w:r>
+    </w:p>
+    <w:p>
+      <w:pPr>
+        <w:keepNext/>
+        <w:shd w:val="clear" w:color="000000" w:fill="auto"/>
+        <w:spacing w:after="60"/>
+        <w:rPr>
+          <w:rFonts w:eastAsiaTheme="majorEastAsia"/>
+          <w:color w:val="000000"/>
+          <w:spacing w:val="-10"/>
+          <w:kern w:val="28"/>
+          <w:sz w:val="22"/>
+          <w:szCs w:val="56"/>
+        </w:rPr>
+      </w:pPr>
+      <w:r>
+        <w:rPr>
+          <w:rFonts w:eastAsiaTheme="majorEastAsia"/>
+          <w:color w:val="000000"/>
+          <w:spacing w:val="-10"/>
+          <w:kern w:val="28"/>
+          <w:sz w:val="22"/>
+          <w:szCs w:val="56"/>
+        </w:rPr>
+        <w:t>Phạm vi kiến thức: Bài học ngày 39.</w:t>
+      </w:r>
+    </w:p>
+    <w:p>
+      <w:pPr>
+        <w:keepNext/>
+        <w:shd w:val="clear" w:color="000000" w:fill="auto"/>
+        <w:spacing w:after="60"/>
+        <w:rPr>
+          <w:rFonts w:eastAsiaTheme="majorEastAsia"/>
+          <w:color w:val="000000"/>
+          <w:spacing w:val="-10"/>
+          <w:kern w:val="28"/>
+          <w:sz w:val="22"/>
+          <w:szCs w:val="56"/>
+        </w:rPr>
+      </w:pPr>
+      <w:r>
+        <w:rPr>
+          <w:rFonts w:eastAsiaTheme="majorEastAsia"/>
+          <w:color w:val="000000"/>
+          <w:spacing w:val="-10"/>
+          <w:kern w:val="28"/>
+          <w:sz w:val="22"/>
+          <w:szCs w:val="56"/>
+        </w:rPr>
+        <w:t>Thời gian làm bài dự kiến: 75 phút. Tổng số: 100 câu/ý — 100 điểm.</w:t>
+      </w:r>
+    </w:p>
+    <w:p>
+      <w:pPr>
+        <w:keepNext/>
+        <w:shd w:val="clear" w:color="000000" w:fill="auto"/>
+        <w:spacing w:after="60"/>
+        <w:rPr>
+          <w:rFonts w:eastAsiaTheme="majorEastAsia"/>
+          <w:i/>
+          <w:color w:val="000000"/>
+          <w:spacing w:val="-10"/>
+          <w:kern w:val="28"/>
+          <w:sz w:val="22"/>
+          <w:szCs w:val="56"/>
+        </w:rPr>
+      </w:pPr>
+      <w:r>
+        <w:rPr>
+          <w:rFonts w:eastAsiaTheme="majorEastAsia"/>
+          <w:i/>
+          <w:color w:val="000000"/>
+          <w:spacing w:val="-10"/>
+          <w:kern w:val="28"/>
+          <w:sz w:val="22"/>
+          <w:szCs w:val="56"/>
+        </w:rPr>
+        <w:t>Hướng dẫn chung: Làm lần lượt từng phần, viết rõ ràng và kiểm tra lại đáp án trước khi nộp.</w:t>
+      </w:r>
+    </w:p>
+    <w:p>
+      <w:pPr>
+        <w:keepNext/>
+        <w:shd w:val="clear" w:color="000000" w:fill="auto"/>
+        <w:spacing w:before="80" w:after="80"/>
+        <w:rPr>
+          <w:rFonts w:eastAsiaTheme="majorEastAsia"/>
+          <w:b/>
+          <w:color w:val="000000"/>
+          <w:spacing w:val="-10"/>
+          <w:kern w:val="28"/>
+          <w:szCs w:val="56"/>
+        </w:rPr>
+      </w:pPr>
+      <w:r>
+        <w:rPr>
+          <w:rFonts w:eastAsiaTheme="majorEastAsia"/>
+          <w:b/>
+          <w:color w:val="000000"/>
+          <w:spacing w:val="-10"/>
+          <w:kern w:val="28"/>
+          <w:szCs w:val="56"/>
+        </w:rPr>
         <w:t>PHẦN 1. CHỌN ĐÁP ÁN ĐÚNG (10 điểm)</w:t>
       </w:r>
     </w:p>
     <w:p>
-      <w:r>
-        <w:t>1. I am used to ______ early.   A. get up   B. getting up   C. got up</w:t>
-      </w:r>
-    </w:p>
-    <w:p>
-      <w:r>
-        <w:t>2. She is getting used to ______ new job.   A. her   B. she   C. hers</w:t>
-      </w:r>
-    </w:p>
-    <w:p>
-      <w:r>
-        <w:t>3. He got used to ______ on the left.   A. drive   B. drove   C. driving</w:t>
-      </w:r>
-    </w:p>
-    <w:p>
-      <w:r>
-        <w:t>4. They ______ used to the cold weather.   A. are   B. do   C. have</w:t>
-      </w:r>
-    </w:p>
-    <w:p>
-      <w:r>
-        <w:t>5. You will ______ used to it soon.   A. be get   B. get   C. getting</w:t>
-      </w:r>
-    </w:p>
-    <w:p>
-      <w:r>
-        <w:t>6. Did Lan ______ used to her new class?   A. got   B. get   C. gets</w:t>
-      </w:r>
-    </w:p>
-    <w:p>
-      <w:r>
-        <w:t>7. I used to ______ at night.   A. working   B. work   C. worked</w:t>
-      </w:r>
-    </w:p>
-    <w:p>
-      <w:r>
-        <w:t>8. We aren't used to ______ so much noise.   A. hear   B. heard   C. hearing</w:t>
-      </w:r>
-    </w:p>
-    <w:p>
-      <w:r>
-        <w:t>9. Nam is ______ used to the schedule.   A. get   B. getting   C. got</w:t>
-      </w:r>
-    </w:p>
-    <w:p>
-      <w:r>
-        <w:t>10. She was used to ______ alone.   A. live   B. living   C. lived</w:t>
-      </w:r>
-    </w:p>
-    <w:p>
-      <w:pPr>
-        <w:pStyle w:val="Heading1"/>
-      </w:pPr>
-      <w:r>
+      <w:pPr>
+        <w:keepNext/>
+        <w:shd w:val="clear" w:color="000000" w:fill="auto"/>
+        <w:spacing w:after="80"/>
+        <w:rPr>
+          <w:rFonts w:eastAsiaTheme="majorEastAsia"/>
+          <w:i/>
+          <w:color w:val="000000"/>
+          <w:spacing w:val="-10"/>
+          <w:kern w:val="28"/>
+          <w:sz w:val="22"/>
+          <w:szCs w:val="56"/>
+        </w:rPr>
+      </w:pPr>
+      <w:r>
+        <w:rPr>
+          <w:rFonts w:eastAsiaTheme="majorEastAsia"/>
+          <w:i/>
+          <w:color w:val="000000"/>
+          <w:spacing w:val="-10"/>
+          <w:kern w:val="28"/>
+          <w:sz w:val="22"/>
+          <w:szCs w:val="56"/>
+        </w:rPr>
+        <w:t>Hướng dẫn: Điền hoặc chọn từ/cấu trúc phù hợp với mỗi câu.</w:t>
+      </w:r>
+    </w:p>
+    <w:p>
+      <w:pPr>
+        <w:keepNext/>
+        <w:shd w:val="clear" w:color="000000" w:fill="auto"/>
+        <w:spacing w:before="120" w:after="60"/>
+        <w:rPr>
+          <w:rFonts w:eastAsiaTheme="majorEastAsia"/>
+          <w:color w:val="000000"/>
+          <w:spacing w:val="-10"/>
+          <w:kern w:val="28"/>
+          <w:sz w:val="22"/>
+          <w:szCs w:val="56"/>
+        </w:rPr>
+      </w:pPr>
+      <w:r>
+        <w:rPr>
+          <w:rFonts w:eastAsiaTheme="majorEastAsia"/>
+          <w:color w:val="000000"/>
+          <w:spacing w:val="-10"/>
+          <w:kern w:val="28"/>
+          <w:sz w:val="22"/>
+          <w:szCs w:val="56"/>
+        </w:rPr>
+        <w:t>1. I am used to ______ early.</w:t>
+      </w:r>
+    </w:p>
+    <w:p>
+      <w:pPr>
+        <w:keepNext/>
+        <w:shd w:val="clear" w:color="000000" w:fill="auto"/>
+        <w:spacing w:after="40"/>
+        <w:ind w:left="340"/>
+        <w:rPr>
+          <w:rFonts w:eastAsiaTheme="majorEastAsia"/>
+          <w:color w:val="000000"/>
+          <w:spacing w:val="-10"/>
+          <w:kern w:val="28"/>
+          <w:sz w:val="22"/>
+          <w:szCs w:val="56"/>
+        </w:rPr>
+      </w:pPr>
+      <w:r>
+        <w:rPr>
+          <w:rFonts w:eastAsiaTheme="majorEastAsia"/>
+          <w:color w:val="000000"/>
+          <w:spacing w:val="-10"/>
+          <w:kern w:val="28"/>
+          <w:sz w:val="22"/>
+          <w:szCs w:val="56"/>
+        </w:rPr>
+        <w:t>A. get up</w:t>
+      </w:r>
+    </w:p>
+    <w:p>
+      <w:pPr>
+        <w:keepNext/>
+        <w:shd w:val="clear" w:color="000000" w:fill="auto"/>
+        <w:spacing w:after="40"/>
+        <w:ind w:left="340"/>
+        <w:rPr>
+          <w:rFonts w:eastAsiaTheme="majorEastAsia"/>
+          <w:color w:val="000000"/>
+          <w:spacing w:val="-10"/>
+          <w:kern w:val="28"/>
+          <w:sz w:val="22"/>
+          <w:szCs w:val="56"/>
+        </w:rPr>
+      </w:pPr>
+      <w:r>
+        <w:rPr>
+          <w:rFonts w:eastAsiaTheme="majorEastAsia"/>
+          <w:color w:val="000000"/>
+          <w:spacing w:val="-10"/>
+          <w:kern w:val="28"/>
+          <w:sz w:val="22"/>
+          <w:szCs w:val="56"/>
+        </w:rPr>
+        <w:t>B. getting up</w:t>
+      </w:r>
+    </w:p>
+    <w:p>
+      <w:pPr>
+        <w:keepNext/>
+        <w:shd w:val="clear" w:color="000000" w:fill="auto"/>
+        <w:spacing w:after="40"/>
+        <w:ind w:left="340"/>
+        <w:rPr>
+          <w:rFonts w:eastAsiaTheme="majorEastAsia"/>
+          <w:color w:val="000000"/>
+          <w:spacing w:val="-10"/>
+          <w:kern w:val="28"/>
+          <w:sz w:val="22"/>
+          <w:szCs w:val="56"/>
+        </w:rPr>
+      </w:pPr>
+      <w:r>
+        <w:rPr>
+          <w:rFonts w:eastAsiaTheme="majorEastAsia"/>
+          <w:color w:val="000000"/>
+          <w:spacing w:val="-10"/>
+          <w:kern w:val="28"/>
+          <w:sz w:val="22"/>
+          <w:szCs w:val="56"/>
+        </w:rPr>
+        <w:t>C. got up</w:t>
+      </w:r>
+    </w:p>
+    <w:p>
+      <w:pPr>
+        <w:keepNext/>
+        <w:shd w:val="clear" w:color="000000" w:fill="auto"/>
+        <w:spacing w:before="120" w:after="60"/>
+        <w:rPr>
+          <w:rFonts w:eastAsiaTheme="majorEastAsia"/>
+          <w:color w:val="000000"/>
+          <w:spacing w:val="-10"/>
+          <w:kern w:val="28"/>
+          <w:sz w:val="22"/>
+          <w:szCs w:val="56"/>
+        </w:rPr>
+      </w:pPr>
+      <w:r>
+        <w:rPr>
+          <w:rFonts w:eastAsiaTheme="majorEastAsia"/>
+          <w:color w:val="000000"/>
+          <w:spacing w:val="-10"/>
+          <w:kern w:val="28"/>
+          <w:sz w:val="22"/>
+          <w:szCs w:val="56"/>
+        </w:rPr>
+        <w:t>2. She is getting used to ______ new job.</w:t>
+      </w:r>
+    </w:p>
+    <w:p>
+      <w:pPr>
+        <w:keepNext/>
+        <w:shd w:val="clear" w:color="000000" w:fill="auto"/>
+        <w:spacing w:after="40"/>
+        <w:ind w:left="340"/>
+        <w:rPr>
+          <w:rFonts w:eastAsiaTheme="majorEastAsia"/>
+          <w:color w:val="000000"/>
+          <w:spacing w:val="-10"/>
+          <w:kern w:val="28"/>
+          <w:sz w:val="22"/>
+          <w:szCs w:val="56"/>
+        </w:rPr>
+      </w:pPr>
+      <w:r>
+        <w:rPr>
+          <w:rFonts w:eastAsiaTheme="majorEastAsia"/>
+          <w:color w:val="000000"/>
+          <w:spacing w:val="-10"/>
+          <w:kern w:val="28"/>
+          <w:sz w:val="22"/>
+          <w:szCs w:val="56"/>
+        </w:rPr>
+        <w:t>A. her</w:t>
+      </w:r>
+    </w:p>
+    <w:p>
+      <w:pPr>
+        <w:keepNext/>
+        <w:shd w:val="clear" w:color="000000" w:fill="auto"/>
+        <w:spacing w:after="40"/>
+        <w:ind w:left="340"/>
+        <w:rPr>
+          <w:rFonts w:eastAsiaTheme="majorEastAsia"/>
+          <w:color w:val="000000"/>
+          <w:spacing w:val="-10"/>
+          <w:kern w:val="28"/>
+          <w:sz w:val="22"/>
+          <w:szCs w:val="56"/>
+        </w:rPr>
+      </w:pPr>
+      <w:r>
+        <w:rPr>
+          <w:rFonts w:eastAsiaTheme="majorEastAsia"/>
+          <w:color w:val="000000"/>
+          <w:spacing w:val="-10"/>
+          <w:kern w:val="28"/>
+          <w:sz w:val="22"/>
+          <w:szCs w:val="56"/>
+        </w:rPr>
+        <w:t>B. she</w:t>
+      </w:r>
+    </w:p>
+    <w:p>
+      <w:pPr>
+        <w:keepNext/>
+        <w:shd w:val="clear" w:color="000000" w:fill="auto"/>
+        <w:spacing w:after="40"/>
+        <w:ind w:left="340"/>
+        <w:rPr>
+          <w:rFonts w:eastAsiaTheme="majorEastAsia"/>
+          <w:color w:val="000000"/>
+          <w:spacing w:val="-10"/>
+          <w:kern w:val="28"/>
+          <w:sz w:val="22"/>
+          <w:szCs w:val="56"/>
+        </w:rPr>
+      </w:pPr>
+      <w:r>
+        <w:rPr>
+          <w:rFonts w:eastAsiaTheme="majorEastAsia"/>
+          <w:color w:val="000000"/>
+          <w:spacing w:val="-10"/>
+          <w:kern w:val="28"/>
+          <w:sz w:val="22"/>
+          <w:szCs w:val="56"/>
+        </w:rPr>
+        <w:t>C. hers</w:t>
+      </w:r>
+    </w:p>
+    <w:p>
+      <w:pPr>
+        <w:keepNext/>
+        <w:shd w:val="clear" w:color="000000" w:fill="auto"/>
+        <w:spacing w:before="120" w:after="60"/>
+        <w:rPr>
+          <w:rFonts w:eastAsiaTheme="majorEastAsia"/>
+          <w:color w:val="000000"/>
+          <w:spacing w:val="-10"/>
+          <w:kern w:val="28"/>
+          <w:sz w:val="22"/>
+          <w:szCs w:val="56"/>
+        </w:rPr>
+      </w:pPr>
+      <w:r>
+        <w:rPr>
+          <w:rFonts w:eastAsiaTheme="majorEastAsia"/>
+          <w:color w:val="000000"/>
+          <w:spacing w:val="-10"/>
+          <w:kern w:val="28"/>
+          <w:sz w:val="22"/>
+          <w:szCs w:val="56"/>
+        </w:rPr>
+        <w:t>3. He got used to ______ on the left.</w:t>
+      </w:r>
+    </w:p>
+    <w:p>
+      <w:pPr>
+        <w:keepNext/>
+        <w:shd w:val="clear" w:color="000000" w:fill="auto"/>
+        <w:spacing w:after="40"/>
+        <w:ind w:left="340"/>
+        <w:rPr>
+          <w:rFonts w:eastAsiaTheme="majorEastAsia"/>
+          <w:color w:val="000000"/>
+          <w:spacing w:val="-10"/>
+          <w:kern w:val="28"/>
+          <w:sz w:val="22"/>
+          <w:szCs w:val="56"/>
+        </w:rPr>
+      </w:pPr>
+      <w:r>
+        <w:rPr>
+          <w:rFonts w:eastAsiaTheme="majorEastAsia"/>
+          <w:color w:val="000000"/>
+          <w:spacing w:val="-10"/>
+          <w:kern w:val="28"/>
+          <w:sz w:val="22"/>
+          <w:szCs w:val="56"/>
+        </w:rPr>
+        <w:t>A. drive</w:t>
+      </w:r>
+    </w:p>
+    <w:p>
+      <w:pPr>
+        <w:keepNext/>
+        <w:shd w:val="clear" w:color="000000" w:fill="auto"/>
+        <w:spacing w:after="40"/>
+        <w:ind w:left="340"/>
+        <w:rPr>
+          <w:rFonts w:eastAsiaTheme="majorEastAsia"/>
+          <w:color w:val="000000"/>
+          <w:spacing w:val="-10"/>
+          <w:kern w:val="28"/>
+          <w:sz w:val="22"/>
+          <w:szCs w:val="56"/>
+        </w:rPr>
+      </w:pPr>
+      <w:r>
+        <w:rPr>
+          <w:rFonts w:eastAsiaTheme="majorEastAsia"/>
+          <w:color w:val="000000"/>
+          <w:spacing w:val="-10"/>
+          <w:kern w:val="28"/>
+          <w:sz w:val="22"/>
+          <w:szCs w:val="56"/>
+        </w:rPr>
+        <w:t>B. drove</w:t>
+      </w:r>
+    </w:p>
+    <w:p>
+      <w:pPr>
+        <w:keepNext/>
+        <w:shd w:val="clear" w:color="000000" w:fill="auto"/>
+        <w:spacing w:after="40"/>
+        <w:ind w:left="340"/>
+        <w:rPr>
+          <w:rFonts w:eastAsiaTheme="majorEastAsia"/>
+          <w:color w:val="000000"/>
+          <w:spacing w:val="-10"/>
+          <w:kern w:val="28"/>
+          <w:sz w:val="22"/>
+          <w:szCs w:val="56"/>
+        </w:rPr>
+      </w:pPr>
+      <w:r>
+        <w:rPr>
+          <w:rFonts w:eastAsiaTheme="majorEastAsia"/>
+          <w:color w:val="000000"/>
+          <w:spacing w:val="-10"/>
+          <w:kern w:val="28"/>
+          <w:sz w:val="22"/>
+          <w:szCs w:val="56"/>
+        </w:rPr>
+        <w:t>C. driving</w:t>
+      </w:r>
+    </w:p>
+    <w:p>
+      <w:pPr>
+        <w:keepNext/>
+        <w:shd w:val="clear" w:color="000000" w:fill="auto"/>
+        <w:spacing w:before="120" w:after="60"/>
+        <w:rPr>
+          <w:rFonts w:eastAsiaTheme="majorEastAsia"/>
+          <w:color w:val="000000"/>
+          <w:spacing w:val="-10"/>
+          <w:kern w:val="28"/>
+          <w:sz w:val="22"/>
+          <w:szCs w:val="56"/>
+        </w:rPr>
+      </w:pPr>
+      <w:r>
+        <w:rPr>
+          <w:rFonts w:eastAsiaTheme="majorEastAsia"/>
+          <w:color w:val="000000"/>
+          <w:spacing w:val="-10"/>
+          <w:kern w:val="28"/>
+          <w:sz w:val="22"/>
+          <w:szCs w:val="56"/>
+        </w:rPr>
+        <w:t>4. They ______ used to the cold weather.</w:t>
+      </w:r>
+    </w:p>
+    <w:p>
+      <w:pPr>
+        <w:keepNext/>
+        <w:shd w:val="clear" w:color="000000" w:fill="auto"/>
+        <w:spacing w:after="40"/>
+        <w:ind w:left="340"/>
+        <w:rPr>
+          <w:rFonts w:eastAsiaTheme="majorEastAsia"/>
+          <w:color w:val="000000"/>
+          <w:spacing w:val="-10"/>
+          <w:kern w:val="28"/>
+          <w:sz w:val="22"/>
+          <w:szCs w:val="56"/>
+        </w:rPr>
+      </w:pPr>
+      <w:r>
+        <w:rPr>
+          <w:rFonts w:eastAsiaTheme="majorEastAsia"/>
+          <w:color w:val="000000"/>
+          <w:spacing w:val="-10"/>
+          <w:kern w:val="28"/>
+          <w:sz w:val="22"/>
+          <w:szCs w:val="56"/>
+        </w:rPr>
+        <w:t>A. are</w:t>
+      </w:r>
+    </w:p>
+    <w:p>
+      <w:pPr>
+        <w:keepNext/>
+        <w:shd w:val="clear" w:color="000000" w:fill="auto"/>
+        <w:spacing w:after="40"/>
+        <w:ind w:left="340"/>
+        <w:rPr>
+          <w:rFonts w:eastAsiaTheme="majorEastAsia"/>
+          <w:color w:val="000000"/>
+          <w:spacing w:val="-10"/>
+          <w:kern w:val="28"/>
+          <w:sz w:val="22"/>
+          <w:szCs w:val="56"/>
+        </w:rPr>
+      </w:pPr>
+      <w:r>
+        <w:rPr>
+          <w:rFonts w:eastAsiaTheme="majorEastAsia"/>
+          <w:color w:val="000000"/>
+          <w:spacing w:val="-10"/>
+          <w:kern w:val="28"/>
+          <w:sz w:val="22"/>
+          <w:szCs w:val="56"/>
+        </w:rPr>
+        <w:t>B. do</w:t>
+      </w:r>
+    </w:p>
+    <w:p>
+      <w:pPr>
+        <w:keepNext/>
+        <w:shd w:val="clear" w:color="000000" w:fill="auto"/>
+        <w:spacing w:after="40"/>
+        <w:ind w:left="340"/>
+        <w:rPr>
+          <w:rFonts w:eastAsiaTheme="majorEastAsia"/>
+          <w:color w:val="000000"/>
+          <w:spacing w:val="-10"/>
+          <w:kern w:val="28"/>
+          <w:sz w:val="22"/>
+          <w:szCs w:val="56"/>
+        </w:rPr>
+      </w:pPr>
+      <w:r>
+        <w:rPr>
+          <w:rFonts w:eastAsiaTheme="majorEastAsia"/>
+          <w:color w:val="000000"/>
+          <w:spacing w:val="-10"/>
+          <w:kern w:val="28"/>
+          <w:sz w:val="22"/>
+          <w:szCs w:val="56"/>
+        </w:rPr>
+        <w:t>C. have</w:t>
+      </w:r>
+    </w:p>
+    <w:p>
+      <w:pPr>
+        <w:keepNext/>
+        <w:shd w:val="clear" w:color="000000" w:fill="auto"/>
+        <w:spacing w:before="120" w:after="60"/>
+        <w:rPr>
+          <w:rFonts w:eastAsiaTheme="majorEastAsia"/>
+          <w:color w:val="000000"/>
+          <w:spacing w:val="-10"/>
+          <w:kern w:val="28"/>
+          <w:sz w:val="22"/>
+          <w:szCs w:val="56"/>
+        </w:rPr>
+      </w:pPr>
+      <w:r>
+        <w:rPr>
+          <w:rFonts w:eastAsiaTheme="majorEastAsia"/>
+          <w:color w:val="000000"/>
+          <w:spacing w:val="-10"/>
+          <w:kern w:val="28"/>
+          <w:sz w:val="22"/>
+          <w:szCs w:val="56"/>
+        </w:rPr>
+        <w:t>5. You will ______ used to it soon.</w:t>
+      </w:r>
+    </w:p>
+    <w:p>
+      <w:pPr>
+        <w:keepNext/>
+        <w:shd w:val="clear" w:color="000000" w:fill="auto"/>
+        <w:spacing w:after="40"/>
+        <w:ind w:left="340"/>
+        <w:rPr>
+          <w:rFonts w:eastAsiaTheme="majorEastAsia"/>
+          <w:color w:val="000000"/>
+          <w:spacing w:val="-10"/>
+          <w:kern w:val="28"/>
+          <w:sz w:val="22"/>
+          <w:szCs w:val="56"/>
+        </w:rPr>
+      </w:pPr>
+      <w:r>
+        <w:rPr>
+          <w:rFonts w:eastAsiaTheme="majorEastAsia"/>
+          <w:color w:val="000000"/>
+          <w:spacing w:val="-10"/>
+          <w:kern w:val="28"/>
+          <w:sz w:val="22"/>
+          <w:szCs w:val="56"/>
+        </w:rPr>
+        <w:t>A. be get</w:t>
+      </w:r>
+    </w:p>
+    <w:p>
+      <w:pPr>
+        <w:keepNext/>
+        <w:shd w:val="clear" w:color="000000" w:fill="auto"/>
+        <w:spacing w:after="40"/>
+        <w:ind w:left="340"/>
+        <w:rPr>
+          <w:rFonts w:eastAsiaTheme="majorEastAsia"/>
+          <w:color w:val="000000"/>
+          <w:spacing w:val="-10"/>
+          <w:kern w:val="28"/>
+          <w:sz w:val="22"/>
+          <w:szCs w:val="56"/>
+        </w:rPr>
+      </w:pPr>
+      <w:r>
+        <w:rPr>
+          <w:rFonts w:eastAsiaTheme="majorEastAsia"/>
+          <w:color w:val="000000"/>
+          <w:spacing w:val="-10"/>
+          <w:kern w:val="28"/>
+          <w:sz w:val="22"/>
+          <w:szCs w:val="56"/>
+        </w:rPr>
+        <w:t>B. get</w:t>
+      </w:r>
+    </w:p>
+    <w:p>
+      <w:pPr>
+        <w:keepNext/>
+        <w:shd w:val="clear" w:color="000000" w:fill="auto"/>
+        <w:spacing w:after="40"/>
+        <w:ind w:left="340"/>
+        <w:rPr>
+          <w:rFonts w:eastAsiaTheme="majorEastAsia"/>
+          <w:color w:val="000000"/>
+          <w:spacing w:val="-10"/>
+          <w:kern w:val="28"/>
+          <w:sz w:val="22"/>
+          <w:szCs w:val="56"/>
+        </w:rPr>
+      </w:pPr>
+      <w:r>
+        <w:rPr>
+          <w:rFonts w:eastAsiaTheme="majorEastAsia"/>
+          <w:color w:val="000000"/>
+          <w:spacing w:val="-10"/>
+          <w:kern w:val="28"/>
+          <w:sz w:val="22"/>
+          <w:szCs w:val="56"/>
+        </w:rPr>
+        <w:t>C. getting</w:t>
+      </w:r>
+    </w:p>
+    <w:p>
+      <w:pPr>
+        <w:keepNext/>
+        <w:shd w:val="clear" w:color="000000" w:fill="auto"/>
+        <w:spacing w:before="120" w:after="60"/>
+        <w:rPr>
+          <w:rFonts w:eastAsiaTheme="majorEastAsia"/>
+          <w:color w:val="000000"/>
+          <w:spacing w:val="-10"/>
+          <w:kern w:val="28"/>
+          <w:sz w:val="22"/>
+          <w:szCs w:val="56"/>
+        </w:rPr>
+      </w:pPr>
+      <w:r>
+        <w:rPr>
+          <w:rFonts w:eastAsiaTheme="majorEastAsia"/>
+          <w:color w:val="000000"/>
+          <w:spacing w:val="-10"/>
+          <w:kern w:val="28"/>
+          <w:sz w:val="22"/>
+          <w:szCs w:val="56"/>
+        </w:rPr>
+        <w:t>6. Did Lan ______ used to her new class?</w:t>
+      </w:r>
+    </w:p>
+    <w:p>
+      <w:pPr>
+        <w:keepNext/>
+        <w:shd w:val="clear" w:color="000000" w:fill="auto"/>
+        <w:spacing w:after="40"/>
+        <w:ind w:left="340"/>
+        <w:rPr>
+          <w:rFonts w:eastAsiaTheme="majorEastAsia"/>
+          <w:color w:val="000000"/>
+          <w:spacing w:val="-10"/>
+          <w:kern w:val="28"/>
+          <w:sz w:val="22"/>
+          <w:szCs w:val="56"/>
+        </w:rPr>
+      </w:pPr>
+      <w:r>
+        <w:rPr>
+          <w:rFonts w:eastAsiaTheme="majorEastAsia"/>
+          <w:color w:val="000000"/>
+          <w:spacing w:val="-10"/>
+          <w:kern w:val="28"/>
+          <w:sz w:val="22"/>
+          <w:szCs w:val="56"/>
+        </w:rPr>
+        <w:t>A. got</w:t>
+      </w:r>
+    </w:p>
+    <w:p>
+      <w:pPr>
+        <w:keepNext/>
+        <w:shd w:val="clear" w:color="000000" w:fill="auto"/>
+        <w:spacing w:after="40"/>
+        <w:ind w:left="340"/>
+        <w:rPr>
+          <w:rFonts w:eastAsiaTheme="majorEastAsia"/>
+          <w:color w:val="000000"/>
+          <w:spacing w:val="-10"/>
+          <w:kern w:val="28"/>
+          <w:sz w:val="22"/>
+          <w:szCs w:val="56"/>
+        </w:rPr>
+      </w:pPr>
+      <w:r>
+        <w:rPr>
+          <w:rFonts w:eastAsiaTheme="majorEastAsia"/>
+          <w:color w:val="000000"/>
+          <w:spacing w:val="-10"/>
+          <w:kern w:val="28"/>
+          <w:sz w:val="22"/>
+          <w:szCs w:val="56"/>
+        </w:rPr>
+        <w:t>B. get</w:t>
+      </w:r>
+    </w:p>
+    <w:p>
+      <w:pPr>
+        <w:keepNext/>
+        <w:shd w:val="clear" w:color="000000" w:fill="auto"/>
+        <w:spacing w:after="40"/>
+        <w:ind w:left="340"/>
+        <w:rPr>
+          <w:rFonts w:eastAsiaTheme="majorEastAsia"/>
+          <w:color w:val="000000"/>
+          <w:spacing w:val="-10"/>
+          <w:kern w:val="28"/>
+          <w:sz w:val="22"/>
+          <w:szCs w:val="56"/>
+        </w:rPr>
+      </w:pPr>
+      <w:r>
+        <w:rPr>
+          <w:rFonts w:eastAsiaTheme="majorEastAsia"/>
+          <w:color w:val="000000"/>
+          <w:spacing w:val="-10"/>
+          <w:kern w:val="28"/>
+          <w:sz w:val="22"/>
+          <w:szCs w:val="56"/>
+        </w:rPr>
+        <w:t>C. gets</w:t>
+      </w:r>
+    </w:p>
+    <w:p>
+      <w:pPr>
+        <w:keepNext/>
+        <w:shd w:val="clear" w:color="000000" w:fill="auto"/>
+        <w:spacing w:before="120" w:after="60"/>
+        <w:rPr>
+          <w:rFonts w:eastAsiaTheme="majorEastAsia"/>
+          <w:color w:val="000000"/>
+          <w:spacing w:val="-10"/>
+          <w:kern w:val="28"/>
+          <w:sz w:val="22"/>
+          <w:szCs w:val="56"/>
+        </w:rPr>
+      </w:pPr>
+      <w:r>
+        <w:rPr>
+          <w:rFonts w:eastAsiaTheme="majorEastAsia"/>
+          <w:color w:val="000000"/>
+          <w:spacing w:val="-10"/>
+          <w:kern w:val="28"/>
+          <w:sz w:val="22"/>
+          <w:szCs w:val="56"/>
+        </w:rPr>
+        <w:t>7. I used to ______ at night.</w:t>
+      </w:r>
+    </w:p>
+    <w:p>
+      <w:pPr>
+        <w:keepNext/>
+        <w:shd w:val="clear" w:color="000000" w:fill="auto"/>
+        <w:spacing w:after="40"/>
+        <w:ind w:left="340"/>
+        <w:rPr>
+          <w:rFonts w:eastAsiaTheme="majorEastAsia"/>
+          <w:color w:val="000000"/>
+          <w:spacing w:val="-10"/>
+          <w:kern w:val="28"/>
+          <w:sz w:val="22"/>
+          <w:szCs w:val="56"/>
+        </w:rPr>
+      </w:pPr>
+      <w:r>
+        <w:rPr>
+          <w:rFonts w:eastAsiaTheme="majorEastAsia"/>
+          <w:color w:val="000000"/>
+          <w:spacing w:val="-10"/>
+          <w:kern w:val="28"/>
+          <w:sz w:val="22"/>
+          <w:szCs w:val="56"/>
+        </w:rPr>
+        <w:t>A. working</w:t>
+      </w:r>
+    </w:p>
+    <w:p>
+      <w:pPr>
+        <w:keepNext/>
+        <w:shd w:val="clear" w:color="000000" w:fill="auto"/>
+        <w:spacing w:after="40"/>
+        <w:ind w:left="340"/>
+        <w:rPr>
+          <w:rFonts w:eastAsiaTheme="majorEastAsia"/>
+          <w:color w:val="000000"/>
+          <w:spacing w:val="-10"/>
+          <w:kern w:val="28"/>
+          <w:sz w:val="22"/>
+          <w:szCs w:val="56"/>
+        </w:rPr>
+      </w:pPr>
+      <w:r>
+        <w:rPr>
+          <w:rFonts w:eastAsiaTheme="majorEastAsia"/>
+          <w:color w:val="000000"/>
+          <w:spacing w:val="-10"/>
+          <w:kern w:val="28"/>
+          <w:sz w:val="22"/>
+          <w:szCs w:val="56"/>
+        </w:rPr>
+        <w:t>B. work</w:t>
+      </w:r>
+    </w:p>
+    <w:p>
+      <w:pPr>
+        <w:keepNext/>
+        <w:shd w:val="clear" w:color="000000" w:fill="auto"/>
+        <w:spacing w:after="40"/>
+        <w:ind w:left="340"/>
+        <w:rPr>
+          <w:rFonts w:eastAsiaTheme="majorEastAsia"/>
+          <w:color w:val="000000"/>
+          <w:spacing w:val="-10"/>
+          <w:kern w:val="28"/>
+          <w:sz w:val="22"/>
+          <w:szCs w:val="56"/>
+        </w:rPr>
+      </w:pPr>
+      <w:r>
+        <w:rPr>
+          <w:rFonts w:eastAsiaTheme="majorEastAsia"/>
+          <w:color w:val="000000"/>
+          <w:spacing w:val="-10"/>
+          <w:kern w:val="28"/>
+          <w:sz w:val="22"/>
+          <w:szCs w:val="56"/>
+        </w:rPr>
+        <w:t>C. worked</w:t>
+      </w:r>
+    </w:p>
+    <w:p>
+      <w:pPr>
+        <w:keepNext/>
+        <w:shd w:val="clear" w:color="000000" w:fill="auto"/>
+        <w:spacing w:before="120" w:after="60"/>
+        <w:rPr>
+          <w:rFonts w:eastAsiaTheme="majorEastAsia"/>
+          <w:color w:val="000000"/>
+          <w:spacing w:val="-10"/>
+          <w:kern w:val="28"/>
+          <w:sz w:val="22"/>
+          <w:szCs w:val="56"/>
+        </w:rPr>
+      </w:pPr>
+      <w:r>
+        <w:rPr>
+          <w:rFonts w:eastAsiaTheme="majorEastAsia"/>
+          <w:color w:val="000000"/>
+          <w:spacing w:val="-10"/>
+          <w:kern w:val="28"/>
+          <w:sz w:val="22"/>
+          <w:szCs w:val="56"/>
+        </w:rPr>
+        <w:lastRenderedPageBreak/>
+        <w:t>8. We aren't used to ______ so much noise.</w:t>
+      </w:r>
+    </w:p>
+    <w:p>
+      <w:pPr>
+        <w:keepNext/>
+        <w:shd w:val="clear" w:color="000000" w:fill="auto"/>
+        <w:spacing w:after="40"/>
+        <w:ind w:left="340"/>
+        <w:rPr>
+          <w:rFonts w:eastAsiaTheme="majorEastAsia"/>
+          <w:color w:val="000000"/>
+          <w:spacing w:val="-10"/>
+          <w:kern w:val="28"/>
+          <w:sz w:val="22"/>
+          <w:szCs w:val="56"/>
+        </w:rPr>
+      </w:pPr>
+      <w:r>
+        <w:rPr>
+          <w:rFonts w:eastAsiaTheme="majorEastAsia"/>
+          <w:color w:val="000000"/>
+          <w:spacing w:val="-10"/>
+          <w:kern w:val="28"/>
+          <w:sz w:val="22"/>
+          <w:szCs w:val="56"/>
+        </w:rPr>
+        <w:t>A. hear</w:t>
+      </w:r>
+    </w:p>
+    <w:p>
+      <w:pPr>
+        <w:keepNext/>
+        <w:shd w:val="clear" w:color="000000" w:fill="auto"/>
+        <w:spacing w:after="40"/>
+        <w:ind w:left="340"/>
+        <w:rPr>
+          <w:rFonts w:eastAsiaTheme="majorEastAsia"/>
+          <w:color w:val="000000"/>
+          <w:spacing w:val="-10"/>
+          <w:kern w:val="28"/>
+          <w:sz w:val="22"/>
+          <w:szCs w:val="56"/>
+        </w:rPr>
+      </w:pPr>
+      <w:r>
+        <w:rPr>
+          <w:rFonts w:eastAsiaTheme="majorEastAsia"/>
+          <w:color w:val="000000"/>
+          <w:spacing w:val="-10"/>
+          <w:kern w:val="28"/>
+          <w:sz w:val="22"/>
+          <w:szCs w:val="56"/>
+        </w:rPr>
+        <w:t>B. heard</w:t>
+      </w:r>
+    </w:p>
+    <w:p>
+      <w:pPr>
+        <w:keepNext/>
+        <w:shd w:val="clear" w:color="000000" w:fill="auto"/>
+        <w:spacing w:after="40"/>
+        <w:ind w:left="340"/>
+        <w:rPr>
+          <w:rFonts w:eastAsiaTheme="majorEastAsia"/>
+          <w:color w:val="000000"/>
+          <w:spacing w:val="-10"/>
+          <w:kern w:val="28"/>
+          <w:sz w:val="22"/>
+          <w:szCs w:val="56"/>
+        </w:rPr>
+      </w:pPr>
+      <w:r>
+        <w:rPr>
+          <w:rFonts w:eastAsiaTheme="majorEastAsia"/>
+          <w:color w:val="000000"/>
+          <w:spacing w:val="-10"/>
+          <w:kern w:val="28"/>
+          <w:sz w:val="22"/>
+          <w:szCs w:val="56"/>
+        </w:rPr>
+        <w:t>C. hearing</w:t>
+      </w:r>
+    </w:p>
+    <w:p>
+      <w:pPr>
+        <w:keepNext/>
+        <w:shd w:val="clear" w:color="000000" w:fill="auto"/>
+        <w:spacing w:before="120" w:after="60"/>
+        <w:rPr>
+          <w:rFonts w:eastAsiaTheme="majorEastAsia"/>
+          <w:color w:val="000000"/>
+          <w:spacing w:val="-10"/>
+          <w:kern w:val="28"/>
+          <w:sz w:val="22"/>
+          <w:szCs w:val="56"/>
+        </w:rPr>
+      </w:pPr>
+      <w:r>
+        <w:rPr>
+          <w:rFonts w:eastAsiaTheme="majorEastAsia"/>
+          <w:color w:val="000000"/>
+          <w:spacing w:val="-10"/>
+          <w:kern w:val="28"/>
+          <w:sz w:val="22"/>
+          <w:szCs w:val="56"/>
+        </w:rPr>
+        <w:t>9. Nam is ______ used to the schedule.</w:t>
+      </w:r>
+    </w:p>
+    <w:p>
+      <w:pPr>
+        <w:keepNext/>
+        <w:shd w:val="clear" w:color="000000" w:fill="auto"/>
+        <w:spacing w:after="40"/>
+        <w:ind w:left="340"/>
+        <w:rPr>
+          <w:rFonts w:eastAsiaTheme="majorEastAsia"/>
+          <w:color w:val="000000"/>
+          <w:spacing w:val="-10"/>
+          <w:kern w:val="28"/>
+          <w:sz w:val="22"/>
+          <w:szCs w:val="56"/>
+        </w:rPr>
+      </w:pPr>
+      <w:r>
+        <w:rPr>
+          <w:rFonts w:eastAsiaTheme="majorEastAsia"/>
+          <w:color w:val="000000"/>
+          <w:spacing w:val="-10"/>
+          <w:kern w:val="28"/>
+          <w:sz w:val="22"/>
+          <w:szCs w:val="56"/>
+        </w:rPr>
+        <w:t>A. get</w:t>
+      </w:r>
+    </w:p>
+    <w:p>
+      <w:pPr>
+        <w:keepNext/>
+        <w:shd w:val="clear" w:color="000000" w:fill="auto"/>
+        <w:spacing w:after="40"/>
+        <w:ind w:left="340"/>
+        <w:rPr>
+          <w:rFonts w:eastAsiaTheme="majorEastAsia"/>
+          <w:color w:val="000000"/>
+          <w:spacing w:val="-10"/>
+          <w:kern w:val="28"/>
+          <w:sz w:val="22"/>
+          <w:szCs w:val="56"/>
+        </w:rPr>
+      </w:pPr>
+      <w:r>
+        <w:rPr>
+          <w:rFonts w:eastAsiaTheme="majorEastAsia"/>
+          <w:color w:val="000000"/>
+          <w:spacing w:val="-10"/>
+          <w:kern w:val="28"/>
+          <w:sz w:val="22"/>
+          <w:szCs w:val="56"/>
+        </w:rPr>
+        <w:t>B. getting</w:t>
+      </w:r>
+    </w:p>
+    <w:p>
+      <w:pPr>
+        <w:keepNext/>
+        <w:shd w:val="clear" w:color="000000" w:fill="auto"/>
+        <w:spacing w:after="40"/>
+        <w:ind w:left="340"/>
+        <w:rPr>
+          <w:rFonts w:eastAsiaTheme="majorEastAsia"/>
+          <w:color w:val="000000"/>
+          <w:spacing w:val="-10"/>
+          <w:kern w:val="28"/>
+          <w:sz w:val="22"/>
+          <w:szCs w:val="56"/>
+        </w:rPr>
+      </w:pPr>
+      <w:r>
+        <w:rPr>
+          <w:rFonts w:eastAsiaTheme="majorEastAsia"/>
+          <w:color w:val="000000"/>
+          <w:spacing w:val="-10"/>
+          <w:kern w:val="28"/>
+          <w:sz w:val="22"/>
+          <w:szCs w:val="56"/>
+        </w:rPr>
+        <w:t>C. got</w:t>
+      </w:r>
+    </w:p>
+    <w:p>
+      <w:pPr>
+        <w:keepNext/>
+        <w:shd w:val="clear" w:color="000000" w:fill="auto"/>
+        <w:spacing w:before="120" w:after="60"/>
+        <w:rPr>
+          <w:rFonts w:eastAsiaTheme="majorEastAsia"/>
+          <w:color w:val="000000"/>
+          <w:spacing w:val="-10"/>
+          <w:kern w:val="28"/>
+          <w:sz w:val="22"/>
+          <w:szCs w:val="56"/>
+        </w:rPr>
+      </w:pPr>
+      <w:r>
+        <w:rPr>
+          <w:rFonts w:eastAsiaTheme="majorEastAsia"/>
+          <w:color w:val="000000"/>
+          <w:spacing w:val="-10"/>
+          <w:kern w:val="28"/>
+          <w:sz w:val="22"/>
+          <w:szCs w:val="56"/>
+        </w:rPr>
+        <w:t>10. She was used to ______ alone.</w:t>
+      </w:r>
+    </w:p>
+    <w:p>
+      <w:pPr>
+        <w:keepNext/>
+        <w:shd w:val="clear" w:color="000000" w:fill="auto"/>
+        <w:spacing w:after="40"/>
+        <w:ind w:left="340"/>
+        <w:rPr>
+          <w:rFonts w:eastAsiaTheme="majorEastAsia"/>
+          <w:color w:val="000000"/>
+          <w:spacing w:val="-10"/>
+          <w:kern w:val="28"/>
+          <w:sz w:val="22"/>
+          <w:szCs w:val="56"/>
+        </w:rPr>
+      </w:pPr>
+      <w:r>
+        <w:rPr>
+          <w:rFonts w:eastAsiaTheme="majorEastAsia"/>
+          <w:color w:val="000000"/>
+          <w:spacing w:val="-10"/>
+          <w:kern w:val="28"/>
+          <w:sz w:val="22"/>
+          <w:szCs w:val="56"/>
+        </w:rPr>
+        <w:t>A. live</w:t>
+      </w:r>
+    </w:p>
+    <w:p>
+      <w:pPr>
+        <w:keepNext/>
+        <w:shd w:val="clear" w:color="000000" w:fill="auto"/>
+        <w:spacing w:after="40"/>
+        <w:ind w:left="340"/>
+        <w:rPr>
+          <w:rFonts w:eastAsiaTheme="majorEastAsia"/>
+          <w:color w:val="000000"/>
+          <w:spacing w:val="-10"/>
+          <w:kern w:val="28"/>
+          <w:sz w:val="22"/>
+          <w:szCs w:val="56"/>
+        </w:rPr>
+      </w:pPr>
+      <w:r>
+        <w:rPr>
+          <w:rFonts w:eastAsiaTheme="majorEastAsia"/>
+          <w:color w:val="000000"/>
+          <w:spacing w:val="-10"/>
+          <w:kern w:val="28"/>
+          <w:sz w:val="22"/>
+          <w:szCs w:val="56"/>
+        </w:rPr>
+        <w:t>B. living</w:t>
+      </w:r>
+    </w:p>
+    <w:p>
+      <w:pPr>
+        <w:keepNext/>
+        <w:shd w:val="clear" w:color="000000" w:fill="auto"/>
+        <w:spacing w:after="40"/>
+        <w:ind w:left="340"/>
+        <w:rPr>
+          <w:rFonts w:eastAsiaTheme="majorEastAsia"/>
+          <w:color w:val="000000"/>
+          <w:spacing w:val="-10"/>
+          <w:kern w:val="28"/>
+          <w:sz w:val="22"/>
+          <w:szCs w:val="56"/>
+        </w:rPr>
+      </w:pPr>
+      <w:r>
+        <w:rPr>
+          <w:rFonts w:eastAsiaTheme="majorEastAsia"/>
+          <w:color w:val="000000"/>
+          <w:spacing w:val="-10"/>
+          <w:kern w:val="28"/>
+          <w:sz w:val="22"/>
+          <w:szCs w:val="56"/>
+        </w:rPr>
+        <w:t>C. lived</w:t>
+      </w:r>
+    </w:p>
+    <w:p>
+      <w:pPr>
+        <w:keepNext/>
+        <w:shd w:val="clear" w:color="000000" w:fill="auto"/>
+        <w:spacing w:before="280" w:after="80"/>
+        <w:rPr>
+          <w:rFonts w:eastAsiaTheme="majorEastAsia"/>
+          <w:b/>
+          <w:color w:val="000000"/>
+          <w:spacing w:val="-10"/>
+          <w:kern w:val="28"/>
+          <w:szCs w:val="56"/>
+        </w:rPr>
+      </w:pPr>
+      <w:r>
+        <w:rPr>
+          <w:rFonts w:eastAsiaTheme="majorEastAsia"/>
+          <w:b/>
+          <w:color w:val="000000"/>
+          <w:spacing w:val="-10"/>
+          <w:kern w:val="28"/>
+          <w:szCs w:val="56"/>
+        </w:rPr>
         <w:t>PHẦN 2. ĐIỀN BE USED TO HOẶC GET USED TO Ở DẠNG PHÙ HỢP (10 điểm)</w:t>
       </w:r>
     </w:p>
     <w:p>
-      <w:r>
+      <w:pPr>
+        <w:keepNext/>
+        <w:shd w:val="clear" w:color="000000" w:fill="auto"/>
+        <w:spacing w:after="80"/>
+        <w:rPr>
+          <w:rFonts w:eastAsiaTheme="majorEastAsia"/>
+          <w:i/>
+          <w:color w:val="000000"/>
+          <w:spacing w:val="-10"/>
+          <w:kern w:val="28"/>
+          <w:sz w:val="22"/>
+          <w:szCs w:val="56"/>
+        </w:rPr>
+      </w:pPr>
+      <w:r>
+        <w:rPr>
+          <w:rFonts w:eastAsiaTheme="majorEastAsia"/>
+          <w:i/>
+          <w:color w:val="000000"/>
+          <w:spacing w:val="-10"/>
+          <w:kern w:val="28"/>
+          <w:sz w:val="22"/>
+          <w:szCs w:val="56"/>
+        </w:rPr>
+        <w:t>Hướng dẫn: Điền từ hoặc cấu trúc phù hợp với nghĩa và ngữ cảnh.</w:t>
+      </w:r>
+    </w:p>
+    <w:p>
+      <w:pPr>
+        <w:keepNext/>
+        <w:shd w:val="clear" w:color="000000" w:fill="auto"/>
+        <w:spacing w:before="120" w:after="60"/>
+        <w:rPr>
+          <w:rFonts w:eastAsiaTheme="majorEastAsia"/>
+          <w:color w:val="000000"/>
+          <w:spacing w:val="-10"/>
+          <w:kern w:val="28"/>
+          <w:sz w:val="22"/>
+          <w:szCs w:val="56"/>
+        </w:rPr>
+      </w:pPr>
+      <w:r>
+        <w:rPr>
+          <w:rFonts w:eastAsiaTheme="majorEastAsia"/>
+          <w:color w:val="000000"/>
+          <w:spacing w:val="-10"/>
+          <w:kern w:val="28"/>
+          <w:sz w:val="22"/>
+          <w:szCs w:val="56"/>
+        </w:rPr>
         <w:t>1. I have lived here for years, so I ______ the traffic.</w:t>
       </w:r>
     </w:p>
     <w:p>
-      <w:r>
+      <w:pPr>
+        <w:keepNext/>
+        <w:shd w:val="clear" w:color="000000" w:fill="auto"/>
+        <w:spacing w:before="120" w:after="60"/>
+        <w:rPr>
+          <w:rFonts w:eastAsiaTheme="majorEastAsia"/>
+          <w:color w:val="000000"/>
+          <w:spacing w:val="-10"/>
+          <w:kern w:val="28"/>
+          <w:sz w:val="22"/>
+          <w:szCs w:val="56"/>
+        </w:rPr>
+      </w:pPr>
+      <w:r>
+        <w:rPr>
+          <w:rFonts w:eastAsiaTheme="majorEastAsia"/>
+          <w:color w:val="000000"/>
+          <w:spacing w:val="-10"/>
+          <w:kern w:val="28"/>
+          <w:sz w:val="22"/>
+          <w:szCs w:val="56"/>
+        </w:rPr>
         <w:t>2. She has just started her job and is still ______ the hours.</w:t>
       </w:r>
     </w:p>
     <w:p>
-      <w:r>
+      <w:pPr>
+        <w:keepNext/>
+        <w:shd w:val="clear" w:color="000000" w:fill="auto"/>
+        <w:spacing w:before="120" w:after="60"/>
+        <w:rPr>
+          <w:rFonts w:eastAsiaTheme="majorEastAsia"/>
+          <w:color w:val="000000"/>
+          <w:spacing w:val="-10"/>
+          <w:kern w:val="28"/>
+          <w:sz w:val="22"/>
+          <w:szCs w:val="56"/>
+        </w:rPr>
+      </w:pPr>
+      <w:r>
+        <w:rPr>
+          <w:rFonts w:eastAsiaTheme="majorEastAsia"/>
+          <w:color w:val="000000"/>
+          <w:spacing w:val="-10"/>
+          <w:kern w:val="28"/>
+          <w:sz w:val="22"/>
+          <w:szCs w:val="56"/>
+        </w:rPr>
         <w:t>3. At first he disliked the food, but he soon ______ it.</w:t>
       </w:r>
     </w:p>
     <w:p>
-      <w:r>
+      <w:pPr>
+        <w:keepNext/>
+        <w:shd w:val="clear" w:color="000000" w:fill="auto"/>
+        <w:spacing w:before="120" w:after="60"/>
+        <w:rPr>
+          <w:rFonts w:eastAsiaTheme="majorEastAsia"/>
+          <w:color w:val="000000"/>
+          <w:spacing w:val="-10"/>
+          <w:kern w:val="28"/>
+          <w:sz w:val="22"/>
+          <w:szCs w:val="56"/>
+        </w:rPr>
+      </w:pPr>
+      <w:r>
+        <w:rPr>
+          <w:rFonts w:eastAsiaTheme="majorEastAsia"/>
+          <w:color w:val="000000"/>
+          <w:spacing w:val="-10"/>
+          <w:kern w:val="28"/>
+          <w:sz w:val="22"/>
+          <w:szCs w:val="56"/>
+        </w:rPr>
         <w:t>4. We moved here yesterday; we haven't ______ the noise yet.</w:t>
       </w:r>
     </w:p>
     <w:p>
-      <w:r>
+      <w:pPr>
+        <w:keepNext/>
+        <w:shd w:val="clear" w:color="000000" w:fill="auto"/>
+        <w:spacing w:before="120" w:after="60"/>
+        <w:rPr>
+          <w:rFonts w:eastAsiaTheme="majorEastAsia"/>
+          <w:color w:val="000000"/>
+          <w:spacing w:val="-10"/>
+          <w:kern w:val="28"/>
+          <w:sz w:val="22"/>
+          <w:szCs w:val="56"/>
+        </w:rPr>
+      </w:pPr>
+      <w:r>
+        <w:rPr>
+          <w:rFonts w:eastAsiaTheme="majorEastAsia"/>
+          <w:color w:val="000000"/>
+          <w:spacing w:val="-10"/>
+          <w:kern w:val="28"/>
+          <w:sz w:val="22"/>
+          <w:szCs w:val="56"/>
+        </w:rPr>
         <w:t>5. My father has worked nights for years. He ______ working late.</w:t>
       </w:r>
     </w:p>
     <w:p>
-      <w:r>
+      <w:pPr>
+        <w:keepNext/>
+        <w:shd w:val="clear" w:color="000000" w:fill="auto"/>
+        <w:spacing w:before="120" w:after="60"/>
+        <w:rPr>
+          <w:rFonts w:eastAsiaTheme="majorEastAsia"/>
+          <w:color w:val="000000"/>
+          <w:spacing w:val="-10"/>
+          <w:kern w:val="28"/>
+          <w:sz w:val="22"/>
+          <w:szCs w:val="56"/>
+        </w:rPr>
+      </w:pPr>
+      <w:r>
+        <w:rPr>
+          <w:rFonts w:eastAsiaTheme="majorEastAsia"/>
+          <w:color w:val="000000"/>
+          <w:spacing w:val="-10"/>
+          <w:kern w:val="28"/>
+          <w:sz w:val="22"/>
+          <w:szCs w:val="56"/>
+        </w:rPr>
         <w:t>6. Don't worry. You will ______ the new software.</w:t>
       </w:r>
     </w:p>
     <w:p>
-      <w:r>
+      <w:pPr>
+        <w:keepNext/>
+        <w:shd w:val="clear" w:color="000000" w:fill="auto"/>
+        <w:spacing w:before="120" w:after="60"/>
+        <w:rPr>
+          <w:rFonts w:eastAsiaTheme="majorEastAsia"/>
+          <w:color w:val="000000"/>
+          <w:spacing w:val="-10"/>
+          <w:kern w:val="28"/>
+          <w:sz w:val="22"/>
+          <w:szCs w:val="56"/>
+        </w:rPr>
+      </w:pPr>
+      <w:r>
+        <w:rPr>
+          <w:rFonts w:eastAsiaTheme="majorEastAsia"/>
+          <w:color w:val="000000"/>
+          <w:spacing w:val="-10"/>
+          <w:kern w:val="28"/>
+          <w:sz w:val="22"/>
+          <w:szCs w:val="56"/>
+        </w:rPr>
         <w:t>7. Lan is from a hot country, so she isn't ______ cold winters.</w:t>
       </w:r>
     </w:p>
     <w:p>
-      <w:r>
+      <w:pPr>
+        <w:keepNext/>
+        <w:shd w:val="clear" w:color="000000" w:fill="auto"/>
+        <w:spacing w:before="120" w:after="60"/>
+        <w:rPr>
+          <w:rFonts w:eastAsiaTheme="majorEastAsia"/>
+          <w:color w:val="000000"/>
+          <w:spacing w:val="-10"/>
+          <w:kern w:val="28"/>
+          <w:sz w:val="22"/>
+          <w:szCs w:val="56"/>
+        </w:rPr>
+      </w:pPr>
+      <w:r>
+        <w:rPr>
+          <w:rFonts w:eastAsiaTheme="majorEastAsia"/>
+          <w:color w:val="000000"/>
+          <w:spacing w:val="-10"/>
+          <w:kern w:val="28"/>
+          <w:sz w:val="22"/>
+          <w:szCs w:val="56"/>
+        </w:rPr>
         <w:t>8. After a few months, they ______ living abroad.</w:t>
       </w:r>
     </w:p>
     <w:p>
-      <w:r>
+      <w:pPr>
+        <w:keepNext/>
+        <w:shd w:val="clear" w:color="000000" w:fill="auto"/>
+        <w:spacing w:before="120" w:after="60"/>
+        <w:rPr>
+          <w:rFonts w:eastAsiaTheme="majorEastAsia"/>
+          <w:color w:val="000000"/>
+          <w:spacing w:val="-10"/>
+          <w:kern w:val="28"/>
+          <w:sz w:val="22"/>
+          <w:szCs w:val="56"/>
+        </w:rPr>
+      </w:pPr>
+      <w:r>
+        <w:rPr>
+          <w:rFonts w:eastAsiaTheme="majorEastAsia"/>
+          <w:color w:val="000000"/>
+          <w:spacing w:val="-10"/>
+          <w:kern w:val="28"/>
+          <w:sz w:val="22"/>
+          <w:szCs w:val="56"/>
+        </w:rPr>
         <w:t>9. Are you ______ your new school?</w:t>
       </w:r>
     </w:p>
     <w:p>
-      <w:r>
+      <w:pPr>
+        <w:keepNext/>
+        <w:shd w:val="clear" w:color="000000" w:fill="auto"/>
+        <w:spacing w:before="120" w:after="60"/>
+        <w:rPr>
+          <w:rFonts w:eastAsiaTheme="majorEastAsia"/>
+          <w:color w:val="000000"/>
+          <w:spacing w:val="-10"/>
+          <w:kern w:val="28"/>
+          <w:sz w:val="22"/>
+          <w:szCs w:val="56"/>
+        </w:rPr>
+      </w:pPr>
+      <w:r>
+        <w:rPr>
+          <w:rFonts w:eastAsiaTheme="majorEastAsia"/>
+          <w:color w:val="000000"/>
+          <w:spacing w:val="-10"/>
+          <w:kern w:val="28"/>
+          <w:sz w:val="22"/>
+          <w:szCs w:val="56"/>
+        </w:rPr>
         <w:t>10. I am slowly ______ waking up at 5 a.m.</w:t>
       </w:r>
     </w:p>
     <w:p>
       <w:pPr>
-        <w:pStyle w:val="Heading1"/>
-      </w:pPr>
-      <w:r>
+        <w:keepNext/>
+        <w:shd w:val="clear" w:color="000000" w:fill="auto"/>
+        <w:spacing w:before="280" w:after="80"/>
+        <w:rPr>
+          <w:rFonts w:eastAsiaTheme="majorEastAsia"/>
+          <w:b/>
+          <w:color w:val="000000"/>
+          <w:spacing w:val="-10"/>
+          <w:kern w:val="28"/>
+          <w:szCs w:val="56"/>
+        </w:rPr>
+      </w:pPr>
+      <w:r>
+        <w:rPr>
+          <w:rFonts w:eastAsiaTheme="majorEastAsia"/>
+          <w:b/>
+          <w:color w:val="000000"/>
+          <w:spacing w:val="-10"/>
+          <w:kern w:val="28"/>
+          <w:szCs w:val="56"/>
+        </w:rPr>
         <w:t>PHẦN 3. CHIA ĐỘNG TỪ TRONG NGOẶC (10 điểm)</w:t>
       </w:r>
     </w:p>
     <w:p>
-      <w:r>
+      <w:pPr>
+        <w:keepNext/>
+        <w:shd w:val="clear" w:color="000000" w:fill="auto"/>
+        <w:spacing w:after="80"/>
+        <w:rPr>
+          <w:rFonts w:eastAsiaTheme="majorEastAsia"/>
+          <w:i/>
+          <w:color w:val="000000"/>
+          <w:spacing w:val="-10"/>
+          <w:kern w:val="28"/>
+          <w:sz w:val="22"/>
+          <w:szCs w:val="56"/>
+        </w:rPr>
+      </w:pPr>
+      <w:r>
+        <w:rPr>
+          <w:rFonts w:eastAsiaTheme="majorEastAsia"/>
+          <w:i/>
+          <w:color w:val="000000"/>
+          <w:spacing w:val="-10"/>
+          <w:kern w:val="28"/>
+          <w:sz w:val="22"/>
+          <w:szCs w:val="56"/>
+        </w:rPr>
+        <w:t>Hướng dẫn: Hoàn thành mỗi câu bằng dạng từ được yêu cầu.</w:t>
+      </w:r>
+    </w:p>
+    <w:p>
+      <w:pPr>
+        <w:keepNext/>
+        <w:shd w:val="clear" w:color="000000" w:fill="auto"/>
+        <w:spacing w:before="120" w:after="60"/>
+        <w:rPr>
+          <w:rFonts w:eastAsiaTheme="majorEastAsia"/>
+          <w:color w:val="000000"/>
+          <w:spacing w:val="-10"/>
+          <w:kern w:val="28"/>
+          <w:sz w:val="22"/>
+          <w:szCs w:val="56"/>
+        </w:rPr>
+      </w:pPr>
+      <w:r>
+        <w:rPr>
+          <w:rFonts w:eastAsiaTheme="majorEastAsia"/>
+          <w:color w:val="000000"/>
+          <w:spacing w:val="-10"/>
+          <w:kern w:val="28"/>
+          <w:sz w:val="22"/>
+          <w:szCs w:val="56"/>
+        </w:rPr>
         <w:t>1. She is used to ______ (work) under pressure.</w:t>
       </w:r>
     </w:p>
     <w:p>
-      <w:r>
+      <w:pPr>
+        <w:keepNext/>
+        <w:shd w:val="clear" w:color="000000" w:fill="auto"/>
+        <w:spacing w:before="120" w:after="60"/>
+        <w:rPr>
+          <w:rFonts w:eastAsiaTheme="majorEastAsia"/>
+          <w:color w:val="000000"/>
+          <w:spacing w:val="-10"/>
+          <w:kern w:val="28"/>
+          <w:sz w:val="22"/>
+          <w:szCs w:val="56"/>
+        </w:rPr>
+      </w:pPr>
+      <w:r>
+        <w:rPr>
+          <w:rFonts w:eastAsiaTheme="majorEastAsia"/>
+          <w:color w:val="000000"/>
+          <w:spacing w:val="-10"/>
+          <w:kern w:val="28"/>
+          <w:sz w:val="22"/>
+          <w:szCs w:val="56"/>
+        </w:rPr>
         <w:t>2. I am getting used to ______ (drive) in heavy traffic.</w:t>
       </w:r>
     </w:p>
     <w:p>
-      <w:r>
+      <w:pPr>
+        <w:keepNext/>
+        <w:shd w:val="clear" w:color="000000" w:fill="auto"/>
+        <w:spacing w:before="120" w:after="60"/>
+        <w:rPr>
+          <w:rFonts w:eastAsiaTheme="majorEastAsia"/>
+          <w:color w:val="000000"/>
+          <w:spacing w:val="-10"/>
+          <w:kern w:val="28"/>
+          <w:sz w:val="22"/>
+          <w:szCs w:val="56"/>
+        </w:rPr>
+      </w:pPr>
+      <w:r>
+        <w:rPr>
+          <w:rFonts w:eastAsiaTheme="majorEastAsia"/>
+          <w:color w:val="000000"/>
+          <w:spacing w:val="-10"/>
+          <w:kern w:val="28"/>
+          <w:sz w:val="22"/>
+          <w:szCs w:val="56"/>
+        </w:rPr>
         <w:t>3. They got used to ______ (live) in a small apartment.</w:t>
       </w:r>
     </w:p>
     <w:p>
-      <w:r>
+      <w:pPr>
+        <w:keepNext/>
+        <w:shd w:val="clear" w:color="000000" w:fill="auto"/>
+        <w:spacing w:before="120" w:after="60"/>
+        <w:rPr>
+          <w:rFonts w:eastAsiaTheme="majorEastAsia"/>
+          <w:color w:val="000000"/>
+          <w:spacing w:val="-10"/>
+          <w:kern w:val="28"/>
+          <w:sz w:val="22"/>
+          <w:szCs w:val="56"/>
+        </w:rPr>
+      </w:pPr>
+      <w:r>
+        <w:rPr>
+          <w:rFonts w:eastAsiaTheme="majorEastAsia"/>
+          <w:color w:val="000000"/>
+          <w:spacing w:val="-10"/>
+          <w:kern w:val="28"/>
+          <w:sz w:val="22"/>
+          <w:szCs w:val="56"/>
+        </w:rPr>
         <w:t>4. Are you used to ______ (eat) spicy food?</w:t>
       </w:r>
     </w:p>
     <w:p>
-      <w:r>
+      <w:pPr>
+        <w:keepNext/>
+        <w:shd w:val="clear" w:color="000000" w:fill="auto"/>
+        <w:spacing w:before="120" w:after="60"/>
+        <w:rPr>
+          <w:rFonts w:eastAsiaTheme="majorEastAsia"/>
+          <w:color w:val="000000"/>
+          <w:spacing w:val="-10"/>
+          <w:kern w:val="28"/>
+          <w:sz w:val="22"/>
+          <w:szCs w:val="56"/>
+        </w:rPr>
+      </w:pPr>
+      <w:r>
+        <w:rPr>
+          <w:rFonts w:eastAsiaTheme="majorEastAsia"/>
+          <w:color w:val="000000"/>
+          <w:spacing w:val="-10"/>
+          <w:kern w:val="28"/>
+          <w:sz w:val="22"/>
+          <w:szCs w:val="56"/>
+        </w:rPr>
         <w:t>5. He will get used to ______ (speak) English every day.</w:t>
       </w:r>
     </w:p>
     <w:p>
-      <w:r>
+      <w:pPr>
+        <w:keepNext/>
+        <w:shd w:val="clear" w:color="000000" w:fill="auto"/>
+        <w:spacing w:before="120" w:after="60"/>
+        <w:rPr>
+          <w:rFonts w:eastAsiaTheme="majorEastAsia"/>
+          <w:color w:val="000000"/>
+          <w:spacing w:val="-10"/>
+          <w:kern w:val="28"/>
+          <w:sz w:val="22"/>
+          <w:szCs w:val="56"/>
+        </w:rPr>
+      </w:pPr>
+      <w:r>
+        <w:rPr>
+          <w:rFonts w:eastAsiaTheme="majorEastAsia"/>
+          <w:color w:val="000000"/>
+          <w:spacing w:val="-10"/>
+          <w:kern w:val="28"/>
+          <w:sz w:val="22"/>
+          <w:szCs w:val="56"/>
+        </w:rPr>
         <w:t>6. We weren't used to ______ (wake) up so early.</w:t>
       </w:r>
     </w:p>
     <w:p>
-      <w:r>
+      <w:pPr>
+        <w:keepNext/>
+        <w:shd w:val="clear" w:color="000000" w:fill="auto"/>
+        <w:spacing w:before="120" w:after="60"/>
+        <w:rPr>
+          <w:rFonts w:eastAsiaTheme="majorEastAsia"/>
+          <w:color w:val="000000"/>
+          <w:spacing w:val="-10"/>
+          <w:kern w:val="28"/>
+          <w:sz w:val="22"/>
+          <w:szCs w:val="56"/>
+        </w:rPr>
+      </w:pPr>
+      <w:r>
+        <w:rPr>
+          <w:rFonts w:eastAsiaTheme="majorEastAsia"/>
+          <w:color w:val="000000"/>
+          <w:spacing w:val="-10"/>
+          <w:kern w:val="28"/>
+          <w:sz w:val="22"/>
+          <w:szCs w:val="56"/>
+        </w:rPr>
         <w:t>7. Lan has got used to ______ (study) online.</w:t>
       </w:r>
     </w:p>
     <w:p>
-      <w:r>
+      <w:pPr>
+        <w:keepNext/>
+        <w:shd w:val="clear" w:color="000000" w:fill="auto"/>
+        <w:spacing w:before="120" w:after="60"/>
+        <w:rPr>
+          <w:rFonts w:eastAsiaTheme="majorEastAsia"/>
+          <w:color w:val="000000"/>
+          <w:spacing w:val="-10"/>
+          <w:kern w:val="28"/>
+          <w:sz w:val="22"/>
+          <w:szCs w:val="56"/>
+        </w:rPr>
+      </w:pPr>
+      <w:r>
+        <w:rPr>
+          <w:rFonts w:eastAsiaTheme="majorEastAsia"/>
+          <w:color w:val="000000"/>
+          <w:spacing w:val="-10"/>
+          <w:kern w:val="28"/>
+          <w:sz w:val="22"/>
+          <w:szCs w:val="56"/>
+        </w:rPr>
         <w:t>8. Did Nam get used to ______ (wear) glasses?</w:t>
       </w:r>
     </w:p>
     <w:p>
-      <w:r>
+      <w:pPr>
+        <w:keepNext/>
+        <w:shd w:val="clear" w:color="000000" w:fill="auto"/>
+        <w:spacing w:before="120" w:after="60"/>
+        <w:rPr>
+          <w:rFonts w:eastAsiaTheme="majorEastAsia"/>
+          <w:color w:val="000000"/>
+          <w:spacing w:val="-10"/>
+          <w:kern w:val="28"/>
+          <w:sz w:val="22"/>
+          <w:szCs w:val="56"/>
+        </w:rPr>
+      </w:pPr>
+      <w:r>
+        <w:rPr>
+          <w:rFonts w:eastAsiaTheme="majorEastAsia"/>
+          <w:color w:val="000000"/>
+          <w:spacing w:val="-10"/>
+          <w:kern w:val="28"/>
+          <w:sz w:val="22"/>
+          <w:szCs w:val="56"/>
+        </w:rPr>
+        <w:lastRenderedPageBreak/>
         <w:t>9. I used to ______ (walk) to school.</w:t>
       </w:r>
     </w:p>
     <w:p>
-      <w:r>
+      <w:pPr>
+        <w:keepNext/>
+        <w:shd w:val="clear" w:color="000000" w:fill="auto"/>
+        <w:spacing w:before="120" w:after="60"/>
+        <w:rPr>
+          <w:rFonts w:eastAsiaTheme="majorEastAsia"/>
+          <w:color w:val="000000"/>
+          <w:spacing w:val="-10"/>
+          <w:kern w:val="28"/>
+          <w:sz w:val="22"/>
+          <w:szCs w:val="56"/>
+        </w:rPr>
+      </w:pPr>
+      <w:r>
+        <w:rPr>
+          <w:rFonts w:eastAsiaTheme="majorEastAsia"/>
+          <w:color w:val="000000"/>
+          <w:spacing w:val="-10"/>
+          <w:kern w:val="28"/>
+          <w:sz w:val="22"/>
+          <w:szCs w:val="56"/>
+        </w:rPr>
         <w:t>10. She didn't use to ______ (drink) coffee.</w:t>
       </w:r>
     </w:p>
     <w:p>
       <w:pPr>
-        <w:pStyle w:val="Heading1"/>
-      </w:pPr>
-      <w:r>
+        <w:keepNext/>
+        <w:shd w:val="clear" w:color="000000" w:fill="auto"/>
+        <w:spacing w:before="280" w:after="80"/>
+        <w:rPr>
+          <w:rFonts w:eastAsiaTheme="majorEastAsia"/>
+          <w:b/>
+          <w:color w:val="000000"/>
+          <w:spacing w:val="-10"/>
+          <w:kern w:val="28"/>
+          <w:szCs w:val="56"/>
+        </w:rPr>
+      </w:pPr>
+      <w:r>
+        <w:rPr>
+          <w:rFonts w:eastAsiaTheme="majorEastAsia"/>
+          <w:b/>
+          <w:color w:val="000000"/>
+          <w:spacing w:val="-10"/>
+          <w:kern w:val="28"/>
+          <w:szCs w:val="56"/>
+        </w:rPr>
         <w:t>PHẦN 4. CHỌN USED TO, BE USED TO HOẶC GET USED TO (10 điểm)</w:t>
       </w:r>
     </w:p>
     <w:p>
-      <w:r>
+      <w:pPr>
+        <w:keepNext/>
+        <w:shd w:val="clear" w:color="000000" w:fill="auto"/>
+        <w:spacing w:after="80"/>
+        <w:rPr>
+          <w:rFonts w:eastAsiaTheme="majorEastAsia"/>
+          <w:i/>
+          <w:color w:val="000000"/>
+          <w:spacing w:val="-10"/>
+          <w:kern w:val="28"/>
+          <w:sz w:val="22"/>
+          <w:szCs w:val="56"/>
+        </w:rPr>
+      </w:pPr>
+      <w:r>
+        <w:rPr>
+          <w:rFonts w:eastAsiaTheme="majorEastAsia"/>
+          <w:i/>
+          <w:color w:val="000000"/>
+          <w:spacing w:val="-10"/>
+          <w:kern w:val="28"/>
+          <w:sz w:val="22"/>
+          <w:szCs w:val="56"/>
+        </w:rPr>
+        <w:t>Hướng dẫn: Điền, chọn hoặc chuyển đổi câu theo yêu cầu.</w:t>
+      </w:r>
+    </w:p>
+    <w:p>
+      <w:pPr>
+        <w:keepNext/>
+        <w:shd w:val="clear" w:color="000000" w:fill="auto"/>
+        <w:spacing w:before="120" w:after="60"/>
+        <w:rPr>
+          <w:rFonts w:eastAsiaTheme="majorEastAsia"/>
+          <w:color w:val="000000"/>
+          <w:spacing w:val="-10"/>
+          <w:kern w:val="28"/>
+          <w:sz w:val="22"/>
+          <w:szCs w:val="56"/>
+        </w:rPr>
+      </w:pPr>
+      <w:r>
+        <w:rPr>
+          <w:rFonts w:eastAsiaTheme="majorEastAsia"/>
+          <w:color w:val="000000"/>
+          <w:spacing w:val="-10"/>
+          <w:kern w:val="28"/>
+          <w:sz w:val="22"/>
+          <w:szCs w:val="56"/>
+        </w:rPr>
         <w:t>1. I ______ play football every afternoon, but now I don't.</w:t>
       </w:r>
     </w:p>
     <w:p>
-      <w:r>
+      <w:pPr>
+        <w:keepNext/>
+        <w:shd w:val="clear" w:color="000000" w:fill="auto"/>
+        <w:spacing w:before="120" w:after="60"/>
+        <w:rPr>
+          <w:rFonts w:eastAsiaTheme="majorEastAsia"/>
+          <w:color w:val="000000"/>
+          <w:spacing w:val="-10"/>
+          <w:kern w:val="28"/>
+          <w:sz w:val="22"/>
+          <w:szCs w:val="56"/>
+        </w:rPr>
+      </w:pPr>
+      <w:r>
+        <w:rPr>
+          <w:rFonts w:eastAsiaTheme="majorEastAsia"/>
+          <w:color w:val="000000"/>
+          <w:spacing w:val="-10"/>
+          <w:kern w:val="28"/>
+          <w:sz w:val="22"/>
+          <w:szCs w:val="56"/>
+        </w:rPr>
         <w:t>2. I ______ playing football in hot weather; it no longer bothers me.</w:t>
       </w:r>
     </w:p>
     <w:p>
-      <w:r>
+      <w:pPr>
+        <w:keepNext/>
+        <w:shd w:val="clear" w:color="000000" w:fill="auto"/>
+        <w:spacing w:before="120" w:after="60"/>
+        <w:rPr>
+          <w:rFonts w:eastAsiaTheme="majorEastAsia"/>
+          <w:color w:val="000000"/>
+          <w:spacing w:val="-10"/>
+          <w:kern w:val="28"/>
+          <w:sz w:val="22"/>
+          <w:szCs w:val="56"/>
+        </w:rPr>
+      </w:pPr>
+      <w:r>
+        <w:rPr>
+          <w:rFonts w:eastAsiaTheme="majorEastAsia"/>
+          <w:color w:val="000000"/>
+          <w:spacing w:val="-10"/>
+          <w:kern w:val="28"/>
+          <w:sz w:val="22"/>
+          <w:szCs w:val="56"/>
+        </w:rPr>
         <w:t>3. I am trying to ______ playing with a new team.</w:t>
       </w:r>
     </w:p>
     <w:p>
-      <w:r>
+      <w:pPr>
+        <w:keepNext/>
+        <w:shd w:val="clear" w:color="000000" w:fill="auto"/>
+        <w:spacing w:before="120" w:after="60"/>
+        <w:rPr>
+          <w:rFonts w:eastAsiaTheme="majorEastAsia"/>
+          <w:color w:val="000000"/>
+          <w:spacing w:val="-10"/>
+          <w:kern w:val="28"/>
+          <w:sz w:val="22"/>
+          <w:szCs w:val="56"/>
+        </w:rPr>
+      </w:pPr>
+      <w:r>
+        <w:rPr>
+          <w:rFonts w:eastAsiaTheme="majorEastAsia"/>
+          <w:color w:val="000000"/>
+          <w:spacing w:val="-10"/>
+          <w:kern w:val="28"/>
+          <w:sz w:val="22"/>
+          <w:szCs w:val="56"/>
+        </w:rPr>
         <w:t>4. She ______ have long hair when she was young.</w:t>
       </w:r>
     </w:p>
     <w:p>
-      <w:r>
+      <w:pPr>
+        <w:keepNext/>
+        <w:shd w:val="clear" w:color="000000" w:fill="auto"/>
+        <w:spacing w:before="120" w:after="60"/>
+        <w:rPr>
+          <w:rFonts w:eastAsiaTheme="majorEastAsia"/>
+          <w:color w:val="000000"/>
+          <w:spacing w:val="-10"/>
+          <w:kern w:val="28"/>
+          <w:sz w:val="22"/>
+          <w:szCs w:val="56"/>
+        </w:rPr>
+      </w:pPr>
+      <w:r>
+        <w:rPr>
+          <w:rFonts w:eastAsiaTheme="majorEastAsia"/>
+          <w:color w:val="000000"/>
+          <w:spacing w:val="-10"/>
+          <w:kern w:val="28"/>
+          <w:sz w:val="22"/>
+          <w:szCs w:val="56"/>
+        </w:rPr>
         <w:t>5. She has worked nights for years, so she ______ sleeping during the day.</w:t>
       </w:r>
     </w:p>
     <w:p>
-      <w:r>
+      <w:pPr>
+        <w:keepNext/>
+        <w:shd w:val="clear" w:color="000000" w:fill="auto"/>
+        <w:spacing w:before="120" w:after="60"/>
+        <w:rPr>
+          <w:rFonts w:eastAsiaTheme="majorEastAsia"/>
+          <w:color w:val="000000"/>
+          <w:spacing w:val="-10"/>
+          <w:kern w:val="28"/>
+          <w:sz w:val="22"/>
+          <w:szCs w:val="56"/>
+        </w:rPr>
+      </w:pPr>
+      <w:r>
+        <w:rPr>
+          <w:rFonts w:eastAsiaTheme="majorEastAsia"/>
+          <w:color w:val="000000"/>
+          <w:spacing w:val="-10"/>
+          <w:kern w:val="28"/>
+          <w:sz w:val="22"/>
+          <w:szCs w:val="56"/>
+        </w:rPr>
         <w:t>6. It took her a month to ______ sleeping during the day.</w:t>
       </w:r>
     </w:p>
     <w:p>
-      <w:r>
+      <w:pPr>
+        <w:keepNext/>
+        <w:shd w:val="clear" w:color="000000" w:fill="auto"/>
+        <w:spacing w:before="120" w:after="60"/>
+        <w:rPr>
+          <w:rFonts w:eastAsiaTheme="majorEastAsia"/>
+          <w:color w:val="000000"/>
+          <w:spacing w:val="-10"/>
+          <w:kern w:val="28"/>
+          <w:sz w:val="22"/>
+          <w:szCs w:val="56"/>
+        </w:rPr>
+      </w:pPr>
+      <w:r>
+        <w:rPr>
+          <w:rFonts w:eastAsiaTheme="majorEastAsia"/>
+          <w:color w:val="000000"/>
+          <w:spacing w:val="-10"/>
+          <w:kern w:val="28"/>
+          <w:sz w:val="22"/>
+          <w:szCs w:val="56"/>
+        </w:rPr>
         <w:t>7. We ______ live in Hue, but we moved.</w:t>
       </w:r>
     </w:p>
     <w:p>
-      <w:r>
+      <w:pPr>
+        <w:keepNext/>
+        <w:shd w:val="clear" w:color="000000" w:fill="auto"/>
+        <w:spacing w:before="120" w:after="60"/>
+        <w:rPr>
+          <w:rFonts w:eastAsiaTheme="majorEastAsia"/>
+          <w:color w:val="000000"/>
+          <w:spacing w:val="-10"/>
+          <w:kern w:val="28"/>
+          <w:sz w:val="22"/>
+          <w:szCs w:val="56"/>
+        </w:rPr>
+      </w:pPr>
+      <w:r>
+        <w:rPr>
+          <w:rFonts w:eastAsiaTheme="majorEastAsia"/>
+          <w:color w:val="000000"/>
+          <w:spacing w:val="-10"/>
+          <w:kern w:val="28"/>
+          <w:sz w:val="22"/>
+          <w:szCs w:val="56"/>
+        </w:rPr>
         <w:t>8. We now ______ the noise in this city.</w:t>
       </w:r>
     </w:p>
     <w:p>
-      <w:r>
+      <w:pPr>
+        <w:keepNext/>
+        <w:shd w:val="clear" w:color="000000" w:fill="auto"/>
+        <w:spacing w:before="120" w:after="60"/>
+        <w:rPr>
+          <w:rFonts w:eastAsiaTheme="majorEastAsia"/>
+          <w:color w:val="000000"/>
+          <w:spacing w:val="-10"/>
+          <w:kern w:val="28"/>
+          <w:sz w:val="22"/>
+          <w:szCs w:val="56"/>
+        </w:rPr>
+      </w:pPr>
+      <w:r>
+        <w:rPr>
+          <w:rFonts w:eastAsiaTheme="majorEastAsia"/>
+          <w:color w:val="000000"/>
+          <w:spacing w:val="-10"/>
+          <w:kern w:val="28"/>
+          <w:sz w:val="22"/>
+          <w:szCs w:val="56"/>
+        </w:rPr>
         <w:t>9. You will soon ______ the noise.</w:t>
       </w:r>
     </w:p>
     <w:p>
-      <w:r>
+      <w:pPr>
+        <w:keepNext/>
+        <w:shd w:val="clear" w:color="000000" w:fill="auto"/>
+        <w:spacing w:before="120" w:after="60"/>
+        <w:rPr>
+          <w:rFonts w:eastAsiaTheme="majorEastAsia"/>
+          <w:color w:val="000000"/>
+          <w:spacing w:val="-10"/>
+          <w:kern w:val="28"/>
+          <w:sz w:val="22"/>
+          <w:szCs w:val="56"/>
+        </w:rPr>
+      </w:pPr>
+      <w:r>
+        <w:rPr>
+          <w:rFonts w:eastAsiaTheme="majorEastAsia"/>
+          <w:color w:val="000000"/>
+          <w:spacing w:val="-10"/>
+          <w:kern w:val="28"/>
+          <w:sz w:val="22"/>
+          <w:szCs w:val="56"/>
+        </w:rPr>
         <w:t>10. He ______ be shy, but now he is confident.</w:t>
       </w:r>
     </w:p>
     <w:p>
       <w:pPr>
-        <w:pStyle w:val="Heading1"/>
-      </w:pPr>
-      <w:r>
+        <w:keepNext/>
+        <w:shd w:val="clear" w:color="000000" w:fill="auto"/>
+        <w:spacing w:before="280" w:after="80"/>
+        <w:rPr>
+          <w:rFonts w:eastAsiaTheme="majorEastAsia"/>
+          <w:b/>
+          <w:color w:val="000000"/>
+          <w:spacing w:val="-10"/>
+          <w:kern w:val="28"/>
+          <w:szCs w:val="56"/>
+        </w:rPr>
+      </w:pPr>
+      <w:r>
+        <w:rPr>
+          <w:rFonts w:eastAsiaTheme="majorEastAsia"/>
+          <w:b/>
+          <w:color w:val="000000"/>
+          <w:spacing w:val="-10"/>
+          <w:kern w:val="28"/>
+          <w:szCs w:val="56"/>
+        </w:rPr>
         <w:t>PHẦN 5. CHUYỂN SANG CÂU PHỦ ĐỊNH (10 điểm)</w:t>
       </w:r>
     </w:p>
     <w:p>
-      <w:r>
+      <w:pPr>
+        <w:keepNext/>
+        <w:shd w:val="clear" w:color="000000" w:fill="auto"/>
+        <w:spacing w:after="80"/>
+        <w:rPr>
+          <w:rFonts w:eastAsiaTheme="majorEastAsia"/>
+          <w:i/>
+          <w:color w:val="000000"/>
+          <w:spacing w:val="-10"/>
+          <w:kern w:val="28"/>
+          <w:sz w:val="22"/>
+          <w:szCs w:val="56"/>
+        </w:rPr>
+      </w:pPr>
+      <w:r>
+        <w:rPr>
+          <w:rFonts w:eastAsiaTheme="majorEastAsia"/>
+          <w:i/>
+          <w:color w:val="000000"/>
+          <w:spacing w:val="-10"/>
+          <w:kern w:val="28"/>
+          <w:sz w:val="22"/>
+          <w:szCs w:val="56"/>
+        </w:rPr>
+        <w:t>Hướng dẫn: Điền hoặc chuyển đổi từng câu bằng cấu trúc phù hợp.</w:t>
+      </w:r>
+    </w:p>
+    <w:p>
+      <w:pPr>
+        <w:keepNext/>
+        <w:shd w:val="clear" w:color="000000" w:fill="auto"/>
+        <w:spacing w:before="120" w:after="60"/>
+        <w:rPr>
+          <w:rFonts w:eastAsiaTheme="majorEastAsia"/>
+          <w:color w:val="000000"/>
+          <w:spacing w:val="-10"/>
+          <w:kern w:val="28"/>
+          <w:sz w:val="22"/>
+          <w:szCs w:val="56"/>
+        </w:rPr>
+      </w:pPr>
+      <w:r>
+        <w:rPr>
+          <w:rFonts w:eastAsiaTheme="majorEastAsia"/>
+          <w:color w:val="000000"/>
+          <w:spacing w:val="-10"/>
+          <w:kern w:val="28"/>
+          <w:sz w:val="22"/>
+          <w:szCs w:val="56"/>
+        </w:rPr>
         <w:t>1. I am used to the noise. → ______________________________</w:t>
       </w:r>
     </w:p>
     <w:p>
-      <w:r>
+      <w:pPr>
+        <w:keepNext/>
+        <w:shd w:val="clear" w:color="000000" w:fill="auto"/>
+        <w:spacing w:before="120" w:after="60"/>
+        <w:rPr>
+          <w:rFonts w:eastAsiaTheme="majorEastAsia"/>
+          <w:color w:val="000000"/>
+          <w:spacing w:val="-10"/>
+          <w:kern w:val="28"/>
+          <w:sz w:val="22"/>
+          <w:szCs w:val="56"/>
+        </w:rPr>
+      </w:pPr>
+      <w:r>
+        <w:rPr>
+          <w:rFonts w:eastAsiaTheme="majorEastAsia"/>
+          <w:color w:val="000000"/>
+          <w:spacing w:val="-10"/>
+          <w:kern w:val="28"/>
+          <w:sz w:val="22"/>
+          <w:szCs w:val="56"/>
+        </w:rPr>
         <w:t>2. She is used to working late. → ______________________________</w:t>
       </w:r>
     </w:p>
     <w:p>
-      <w:r>
+      <w:pPr>
+        <w:keepNext/>
+        <w:shd w:val="clear" w:color="000000" w:fill="auto"/>
+        <w:spacing w:before="120" w:after="60"/>
+        <w:rPr>
+          <w:rFonts w:eastAsiaTheme="majorEastAsia"/>
+          <w:color w:val="000000"/>
+          <w:spacing w:val="-10"/>
+          <w:kern w:val="28"/>
+          <w:sz w:val="22"/>
+          <w:szCs w:val="56"/>
+        </w:rPr>
+      </w:pPr>
+      <w:r>
+        <w:rPr>
+          <w:rFonts w:eastAsiaTheme="majorEastAsia"/>
+          <w:color w:val="000000"/>
+          <w:spacing w:val="-10"/>
+          <w:kern w:val="28"/>
+          <w:sz w:val="22"/>
+          <w:szCs w:val="56"/>
+        </w:rPr>
         <w:t>3. They were used to the weather. → ______________________________</w:t>
       </w:r>
     </w:p>
     <w:p>
-      <w:r>
+      <w:pPr>
+        <w:keepNext/>
+        <w:shd w:val="clear" w:color="000000" w:fill="auto"/>
+        <w:spacing w:before="120" w:after="60"/>
+        <w:rPr>
+          <w:rFonts w:eastAsiaTheme="majorEastAsia"/>
+          <w:color w:val="000000"/>
+          <w:spacing w:val="-10"/>
+          <w:kern w:val="28"/>
+          <w:sz w:val="22"/>
+          <w:szCs w:val="56"/>
+        </w:rPr>
+      </w:pPr>
+      <w:r>
+        <w:rPr>
+          <w:rFonts w:eastAsiaTheme="majorEastAsia"/>
+          <w:color w:val="000000"/>
+          <w:spacing w:val="-10"/>
+          <w:kern w:val="28"/>
+          <w:sz w:val="22"/>
+          <w:szCs w:val="56"/>
+        </w:rPr>
         <w:t>4. Nam got used to his new job. → ______________________________</w:t>
       </w:r>
     </w:p>
     <w:p>
-      <w:r>
+      <w:pPr>
+        <w:keepNext/>
+        <w:shd w:val="clear" w:color="000000" w:fill="auto"/>
+        <w:spacing w:before="120" w:after="60"/>
+        <w:rPr>
+          <w:rFonts w:eastAsiaTheme="majorEastAsia"/>
+          <w:color w:val="000000"/>
+          <w:spacing w:val="-10"/>
+          <w:kern w:val="28"/>
+          <w:sz w:val="22"/>
+          <w:szCs w:val="56"/>
+        </w:rPr>
+      </w:pPr>
+      <w:r>
+        <w:rPr>
+          <w:rFonts w:eastAsiaTheme="majorEastAsia"/>
+          <w:color w:val="000000"/>
+          <w:spacing w:val="-10"/>
+          <w:kern w:val="28"/>
+          <w:sz w:val="22"/>
+          <w:szCs w:val="56"/>
+        </w:rPr>
         <w:t>5. We are getting used to the food. → ______________________________</w:t>
       </w:r>
     </w:p>
     <w:p>
-      <w:r>
+      <w:pPr>
+        <w:keepNext/>
+        <w:shd w:val="clear" w:color="000000" w:fill="auto"/>
+        <w:spacing w:before="120" w:after="60"/>
+        <w:rPr>
+          <w:rFonts w:eastAsiaTheme="majorEastAsia"/>
+          <w:color w:val="000000"/>
+          <w:spacing w:val="-10"/>
+          <w:kern w:val="28"/>
+          <w:sz w:val="22"/>
+          <w:szCs w:val="56"/>
+        </w:rPr>
+      </w:pPr>
+      <w:r>
+        <w:rPr>
+          <w:rFonts w:eastAsiaTheme="majorEastAsia"/>
+          <w:color w:val="000000"/>
+          <w:spacing w:val="-10"/>
+          <w:kern w:val="28"/>
+          <w:sz w:val="22"/>
+          <w:szCs w:val="56"/>
+        </w:rPr>
         <w:t>6. Lan will get used to the schedule. → ______________________________</w:t>
       </w:r>
     </w:p>
     <w:p>
-      <w:r>
+      <w:pPr>
+        <w:keepNext/>
+        <w:shd w:val="clear" w:color="000000" w:fill="auto"/>
+        <w:spacing w:before="120" w:after="60"/>
+        <w:rPr>
+          <w:rFonts w:eastAsiaTheme="majorEastAsia"/>
+          <w:color w:val="000000"/>
+          <w:spacing w:val="-10"/>
+          <w:kern w:val="28"/>
+          <w:sz w:val="22"/>
+          <w:szCs w:val="56"/>
+        </w:rPr>
+      </w:pPr>
+      <w:r>
+        <w:rPr>
+          <w:rFonts w:eastAsiaTheme="majorEastAsia"/>
+          <w:color w:val="000000"/>
+          <w:spacing w:val="-10"/>
+          <w:kern w:val="28"/>
+          <w:sz w:val="22"/>
+          <w:szCs w:val="56"/>
+        </w:rPr>
         <w:t>7. He has got used to living alone. → ______________________________</w:t>
       </w:r>
     </w:p>
     <w:p>
-      <w:r>
+      <w:pPr>
+        <w:keepNext/>
+        <w:shd w:val="clear" w:color="000000" w:fill="auto"/>
+        <w:spacing w:before="120" w:after="60"/>
+        <w:rPr>
+          <w:rFonts w:eastAsiaTheme="majorEastAsia"/>
+          <w:color w:val="000000"/>
+          <w:spacing w:val="-10"/>
+          <w:kern w:val="28"/>
+          <w:sz w:val="22"/>
+          <w:szCs w:val="56"/>
+        </w:rPr>
+      </w:pPr>
+      <w:r>
+        <w:rPr>
+          <w:rFonts w:eastAsiaTheme="majorEastAsia"/>
+          <w:color w:val="000000"/>
+          <w:spacing w:val="-10"/>
+          <w:kern w:val="28"/>
+          <w:sz w:val="22"/>
+          <w:szCs w:val="56"/>
+        </w:rPr>
         <w:t>8. I used to drink coffee. → ______________________________</w:t>
       </w:r>
     </w:p>
     <w:p>
-      <w:r>
+      <w:pPr>
+        <w:keepNext/>
+        <w:shd w:val="clear" w:color="000000" w:fill="auto"/>
+        <w:spacing w:before="120" w:after="60"/>
+        <w:rPr>
+          <w:rFonts w:eastAsiaTheme="majorEastAsia"/>
+          <w:color w:val="000000"/>
+          <w:spacing w:val="-10"/>
+          <w:kern w:val="28"/>
+          <w:sz w:val="22"/>
+          <w:szCs w:val="56"/>
+        </w:rPr>
+      </w:pPr>
+      <w:r>
+        <w:rPr>
+          <w:rFonts w:eastAsiaTheme="majorEastAsia"/>
+          <w:color w:val="000000"/>
+          <w:spacing w:val="-10"/>
+          <w:kern w:val="28"/>
+          <w:sz w:val="22"/>
+          <w:szCs w:val="56"/>
+        </w:rPr>
         <w:t>9. She used to live here. → ______________________________</w:t>
       </w:r>
     </w:p>
     <w:p>
-      <w:r>
+      <w:pPr>
+        <w:keepNext/>
+        <w:shd w:val="clear" w:color="000000" w:fill="auto"/>
+        <w:spacing w:before="120" w:after="60"/>
+        <w:rPr>
+          <w:rFonts w:eastAsiaTheme="majorEastAsia"/>
+          <w:color w:val="000000"/>
+          <w:spacing w:val="-10"/>
+          <w:kern w:val="28"/>
+          <w:sz w:val="22"/>
+          <w:szCs w:val="56"/>
+        </w:rPr>
+      </w:pPr>
+      <w:r>
+        <w:rPr>
+          <w:rFonts w:eastAsiaTheme="majorEastAsia"/>
+          <w:color w:val="000000"/>
+          <w:spacing w:val="-10"/>
+          <w:kern w:val="28"/>
+          <w:sz w:val="22"/>
+          <w:szCs w:val="56"/>
+        </w:rPr>
         <w:t>10. They got used to speaking English. → ______________________________</w:t>
       </w:r>
     </w:p>
     <w:p>
       <w:pPr>
-        <w:pStyle w:val="Heading1"/>
-      </w:pPr>
-      <w:r>
+        <w:keepNext/>
+        <w:shd w:val="clear" w:color="000000" w:fill="auto"/>
+        <w:spacing w:before="280" w:after="80"/>
+        <w:rPr>
+          <w:rFonts w:eastAsiaTheme="majorEastAsia"/>
+          <w:b/>
+          <w:color w:val="000000"/>
+          <w:spacing w:val="-10"/>
+          <w:kern w:val="28"/>
+          <w:szCs w:val="56"/>
+        </w:rPr>
+      </w:pPr>
+      <w:r>
+        <w:rPr>
+          <w:rFonts w:eastAsiaTheme="majorEastAsia"/>
+          <w:b/>
+          <w:color w:val="000000"/>
+          <w:spacing w:val="-10"/>
+          <w:kern w:val="28"/>
+          <w:szCs w:val="56"/>
+        </w:rPr>
         <w:t>PHẦN 6. CHUYỂN SANG CÂU NGHI VẤN (10 điểm)</w:t>
       </w:r>
     </w:p>
     <w:p>
-      <w:r>
+      <w:pPr>
+        <w:keepNext/>
+        <w:shd w:val="clear" w:color="000000" w:fill="auto"/>
+        <w:spacing w:after="80"/>
+        <w:rPr>
+          <w:rFonts w:eastAsiaTheme="majorEastAsia"/>
+          <w:i/>
+          <w:color w:val="000000"/>
+          <w:spacing w:val="-10"/>
+          <w:kern w:val="28"/>
+          <w:sz w:val="22"/>
+          <w:szCs w:val="56"/>
+        </w:rPr>
+      </w:pPr>
+      <w:r>
+        <w:rPr>
+          <w:rFonts w:eastAsiaTheme="majorEastAsia"/>
+          <w:i/>
+          <w:color w:val="000000"/>
+          <w:spacing w:val="-10"/>
+          <w:kern w:val="28"/>
+          <w:sz w:val="22"/>
+          <w:szCs w:val="56"/>
+        </w:rPr>
+        <w:t>Hướng dẫn: Chọn từ đúng hoặc viết lại câu theo yêu cầu.</w:t>
+      </w:r>
+    </w:p>
+    <w:p>
+      <w:pPr>
+        <w:keepNext/>
+        <w:shd w:val="clear" w:color="000000" w:fill="auto"/>
+        <w:spacing w:before="120" w:after="60"/>
+        <w:rPr>
+          <w:rFonts w:eastAsiaTheme="majorEastAsia"/>
+          <w:color w:val="000000"/>
+          <w:spacing w:val="-10"/>
+          <w:kern w:val="28"/>
+          <w:sz w:val="22"/>
+          <w:szCs w:val="56"/>
+        </w:rPr>
+      </w:pPr>
+      <w:r>
+        <w:rPr>
+          <w:rFonts w:eastAsiaTheme="majorEastAsia"/>
+          <w:color w:val="000000"/>
+          <w:spacing w:val="-10"/>
+          <w:kern w:val="28"/>
+          <w:sz w:val="22"/>
+          <w:szCs w:val="56"/>
+        </w:rPr>
         <w:t>1. You are used to the heat. → ______________________________</w:t>
       </w:r>
     </w:p>
     <w:p>
-      <w:r>
+      <w:pPr>
+        <w:keepNext/>
+        <w:shd w:val="clear" w:color="000000" w:fill="auto"/>
+        <w:spacing w:before="120" w:after="60"/>
+        <w:rPr>
+          <w:rFonts w:eastAsiaTheme="majorEastAsia"/>
+          <w:color w:val="000000"/>
+          <w:spacing w:val="-10"/>
+          <w:kern w:val="28"/>
+          <w:sz w:val="22"/>
+          <w:szCs w:val="56"/>
+        </w:rPr>
+      </w:pPr>
+      <w:r>
+        <w:rPr>
+          <w:rFonts w:eastAsiaTheme="majorEastAsia"/>
+          <w:color w:val="000000"/>
+          <w:spacing w:val="-10"/>
+          <w:kern w:val="28"/>
+          <w:sz w:val="22"/>
+          <w:szCs w:val="56"/>
+        </w:rPr>
         <w:t>2. She is used to driving at night. → ______________________________</w:t>
       </w:r>
     </w:p>
     <w:p>
-      <w:r>
+      <w:pPr>
+        <w:keepNext/>
+        <w:shd w:val="clear" w:color="000000" w:fill="auto"/>
+        <w:spacing w:before="120" w:after="60"/>
+        <w:rPr>
+          <w:rFonts w:eastAsiaTheme="majorEastAsia"/>
+          <w:color w:val="000000"/>
+          <w:spacing w:val="-10"/>
+          <w:kern w:val="28"/>
+          <w:sz w:val="22"/>
+          <w:szCs w:val="56"/>
+        </w:rPr>
+      </w:pPr>
+      <w:r>
+        <w:rPr>
+          <w:rFonts w:eastAsiaTheme="majorEastAsia"/>
+          <w:color w:val="000000"/>
+          <w:spacing w:val="-10"/>
+          <w:kern w:val="28"/>
+          <w:sz w:val="22"/>
+          <w:szCs w:val="56"/>
+        </w:rPr>
         <w:t>3. They were used to the noise. → ______________________________</w:t>
       </w:r>
     </w:p>
     <w:p>
-      <w:r>
+      <w:pPr>
+        <w:keepNext/>
+        <w:shd w:val="clear" w:color="000000" w:fill="auto"/>
+        <w:spacing w:before="120" w:after="60"/>
+        <w:rPr>
+          <w:rFonts w:eastAsiaTheme="majorEastAsia"/>
+          <w:color w:val="000000"/>
+          <w:spacing w:val="-10"/>
+          <w:kern w:val="28"/>
+          <w:sz w:val="22"/>
+          <w:szCs w:val="56"/>
+        </w:rPr>
+      </w:pPr>
+      <w:r>
+        <w:rPr>
+          <w:rFonts w:eastAsiaTheme="majorEastAsia"/>
+          <w:color w:val="000000"/>
+          <w:spacing w:val="-10"/>
+          <w:kern w:val="28"/>
+          <w:sz w:val="22"/>
+          <w:szCs w:val="56"/>
+        </w:rPr>
         <w:t>4. Nam got used to his new school. → ______________________________</w:t>
       </w:r>
     </w:p>
     <w:p>
-      <w:r>
+      <w:pPr>
+        <w:keepNext/>
+        <w:shd w:val="clear" w:color="000000" w:fill="auto"/>
+        <w:spacing w:before="120" w:after="60"/>
+        <w:rPr>
+          <w:rFonts w:eastAsiaTheme="majorEastAsia"/>
+          <w:color w:val="000000"/>
+          <w:spacing w:val="-10"/>
+          <w:kern w:val="28"/>
+          <w:sz w:val="22"/>
+          <w:szCs w:val="56"/>
+        </w:rPr>
+      </w:pPr>
+      <w:r>
+        <w:rPr>
+          <w:rFonts w:eastAsiaTheme="majorEastAsia"/>
+          <w:color w:val="000000"/>
+          <w:spacing w:val="-10"/>
+          <w:kern w:val="28"/>
+          <w:sz w:val="22"/>
+          <w:szCs w:val="56"/>
+        </w:rPr>
         <w:t>5. Lan is getting used to the food. → ______________________________</w:t>
       </w:r>
     </w:p>
     <w:p>
-      <w:r>
+      <w:pPr>
+        <w:keepNext/>
+        <w:shd w:val="clear" w:color="000000" w:fill="auto"/>
+        <w:spacing w:before="120" w:after="60"/>
+        <w:rPr>
+          <w:rFonts w:eastAsiaTheme="majorEastAsia"/>
+          <w:color w:val="000000"/>
+          <w:spacing w:val="-10"/>
+          <w:kern w:val="28"/>
+          <w:sz w:val="22"/>
+          <w:szCs w:val="56"/>
+        </w:rPr>
+      </w:pPr>
+      <w:r>
+        <w:rPr>
+          <w:rFonts w:eastAsiaTheme="majorEastAsia"/>
+          <w:color w:val="000000"/>
+          <w:spacing w:val="-10"/>
+          <w:kern w:val="28"/>
+          <w:sz w:val="22"/>
+          <w:szCs w:val="56"/>
+        </w:rPr>
         <w:t>6. They will get used to living here. → ______________________________</w:t>
       </w:r>
     </w:p>
     <w:p>
-      <w:r>
+      <w:pPr>
+        <w:keepNext/>
+        <w:shd w:val="clear" w:color="000000" w:fill="auto"/>
+        <w:spacing w:before="120" w:after="60"/>
+        <w:rPr>
+          <w:rFonts w:eastAsiaTheme="majorEastAsia"/>
+          <w:color w:val="000000"/>
+          <w:spacing w:val="-10"/>
+          <w:kern w:val="28"/>
+          <w:sz w:val="22"/>
+          <w:szCs w:val="56"/>
+        </w:rPr>
+      </w:pPr>
+      <w:r>
+        <w:rPr>
+          <w:rFonts w:eastAsiaTheme="majorEastAsia"/>
+          <w:color w:val="000000"/>
+          <w:spacing w:val="-10"/>
+          <w:kern w:val="28"/>
+          <w:sz w:val="22"/>
+          <w:szCs w:val="56"/>
+        </w:rPr>
         <w:t>7. He has got used to the schedule. → ______________________________</w:t>
       </w:r>
     </w:p>
     <w:p>
-      <w:r>
+      <w:pPr>
+        <w:keepNext/>
+        <w:shd w:val="clear" w:color="000000" w:fill="auto"/>
+        <w:spacing w:before="120" w:after="60"/>
+        <w:rPr>
+          <w:rFonts w:eastAsiaTheme="majorEastAsia"/>
+          <w:color w:val="000000"/>
+          <w:spacing w:val="-10"/>
+          <w:kern w:val="28"/>
+          <w:sz w:val="22"/>
+          <w:szCs w:val="56"/>
+        </w:rPr>
+      </w:pPr>
+      <w:r>
+        <w:rPr>
+          <w:rFonts w:eastAsiaTheme="majorEastAsia"/>
+          <w:color w:val="000000"/>
+          <w:spacing w:val="-10"/>
+          <w:kern w:val="28"/>
+          <w:sz w:val="22"/>
+          <w:szCs w:val="56"/>
+        </w:rPr>
         <w:t>8. You used to work here. → ______________________________</w:t>
       </w:r>
     </w:p>
     <w:p>
-      <w:r>
+      <w:pPr>
+        <w:keepNext/>
+        <w:shd w:val="clear" w:color="000000" w:fill="auto"/>
+        <w:spacing w:before="120" w:after="60"/>
+        <w:rPr>
+          <w:rFonts w:eastAsiaTheme="majorEastAsia"/>
+          <w:color w:val="000000"/>
+          <w:spacing w:val="-10"/>
+          <w:kern w:val="28"/>
+          <w:sz w:val="22"/>
+          <w:szCs w:val="56"/>
+        </w:rPr>
+      </w:pPr>
+      <w:r>
+        <w:rPr>
+          <w:rFonts w:eastAsiaTheme="majorEastAsia"/>
+          <w:color w:val="000000"/>
+          <w:spacing w:val="-10"/>
+          <w:kern w:val="28"/>
+          <w:sz w:val="22"/>
+          <w:szCs w:val="56"/>
+        </w:rPr>
         <w:t>9. She used to have long hair. → ______________________________</w:t>
       </w:r>
     </w:p>
     <w:p>
-      <w:r>
+      <w:pPr>
+        <w:keepNext/>
+        <w:shd w:val="clear" w:color="000000" w:fill="auto"/>
+        <w:spacing w:before="120" w:after="60"/>
+        <w:rPr>
+          <w:rFonts w:eastAsiaTheme="majorEastAsia"/>
+          <w:color w:val="000000"/>
+          <w:spacing w:val="-10"/>
+          <w:kern w:val="28"/>
+          <w:sz w:val="22"/>
+          <w:szCs w:val="56"/>
+        </w:rPr>
+      </w:pPr>
+      <w:r>
+        <w:rPr>
+          <w:rFonts w:eastAsiaTheme="majorEastAsia"/>
+          <w:color w:val="000000"/>
+          <w:spacing w:val="-10"/>
+          <w:kern w:val="28"/>
+          <w:sz w:val="22"/>
+          <w:szCs w:val="56"/>
+        </w:rPr>
         <w:t>10. Mai got used to waking up early. → ______________________________</w:t>
       </w:r>
     </w:p>
     <w:p>
       <w:pPr>
-        <w:pStyle w:val="Heading1"/>
-      </w:pPr>
-      <w:r>
+        <w:keepNext/>
+        <w:shd w:val="clear" w:color="000000" w:fill="auto"/>
+        <w:spacing w:before="280" w:after="80"/>
+        <w:rPr>
+          <w:rFonts w:eastAsiaTheme="majorEastAsia"/>
+          <w:b/>
+          <w:color w:val="000000"/>
+          <w:spacing w:val="-10"/>
+          <w:kern w:val="28"/>
+          <w:szCs w:val="56"/>
+        </w:rPr>
+      </w:pPr>
+      <w:r>
+        <w:rPr>
+          <w:rFonts w:eastAsiaTheme="majorEastAsia"/>
+          <w:b/>
+          <w:color w:val="000000"/>
+          <w:spacing w:val="-10"/>
+          <w:kern w:val="28"/>
+          <w:szCs w:val="56"/>
+        </w:rPr>
         <w:t>PHẦN 7. SỬA LỖI SAI (10 điểm)</w:t>
       </w:r>
     </w:p>
     <w:p>
-      <w:r>
+      <w:pPr>
+        <w:keepNext/>
+        <w:shd w:val="clear" w:color="000000" w:fill="auto"/>
+        <w:spacing w:after="80"/>
+        <w:rPr>
+          <w:rFonts w:eastAsiaTheme="majorEastAsia"/>
+          <w:i/>
+          <w:color w:val="000000"/>
+          <w:spacing w:val="-10"/>
+          <w:kern w:val="28"/>
+          <w:sz w:val="22"/>
+          <w:szCs w:val="56"/>
+        </w:rPr>
+      </w:pPr>
+      <w:r>
+        <w:rPr>
+          <w:rFonts w:eastAsiaTheme="majorEastAsia"/>
+          <w:i/>
+          <w:color w:val="000000"/>
+          <w:spacing w:val="-10"/>
+          <w:kern w:val="28"/>
+          <w:sz w:val="22"/>
+          <w:szCs w:val="56"/>
+        </w:rPr>
+        <w:t>Hướng dẫn: Tìm lỗi và viết lại toàn bộ câu cho đúng.</w:t>
+      </w:r>
+    </w:p>
+    <w:p>
+      <w:pPr>
+        <w:keepNext/>
+        <w:shd w:val="clear" w:color="000000" w:fill="auto"/>
+        <w:spacing w:before="120" w:after="60"/>
+        <w:rPr>
+          <w:rFonts w:eastAsiaTheme="majorEastAsia"/>
+          <w:color w:val="000000"/>
+          <w:spacing w:val="-10"/>
+          <w:kern w:val="28"/>
+          <w:sz w:val="22"/>
+          <w:szCs w:val="56"/>
+        </w:rPr>
+      </w:pPr>
+      <w:r>
+        <w:rPr>
+          <w:rFonts w:eastAsiaTheme="majorEastAsia"/>
+          <w:color w:val="000000"/>
+          <w:spacing w:val="-10"/>
+          <w:kern w:val="28"/>
+          <w:sz w:val="22"/>
+          <w:szCs w:val="56"/>
+        </w:rPr>
         <w:t>1. I am used to get up early. → ______________________________</w:t>
       </w:r>
     </w:p>
     <w:p>
-      <w:r>
+      <w:pPr>
+        <w:keepNext/>
+        <w:shd w:val="clear" w:color="000000" w:fill="auto"/>
+        <w:spacing w:before="120" w:after="60"/>
+        <w:rPr>
+          <w:rFonts w:eastAsiaTheme="majorEastAsia"/>
+          <w:color w:val="000000"/>
+          <w:spacing w:val="-10"/>
+          <w:kern w:val="28"/>
+          <w:sz w:val="22"/>
+          <w:szCs w:val="56"/>
+        </w:rPr>
+      </w:pPr>
+      <w:r>
+        <w:rPr>
+          <w:rFonts w:eastAsiaTheme="majorEastAsia"/>
+          <w:color w:val="000000"/>
+          <w:spacing w:val="-10"/>
+          <w:kern w:val="28"/>
+          <w:sz w:val="22"/>
+          <w:szCs w:val="56"/>
+        </w:rPr>
         <w:t>2. She get used to the noise. → ______________________________</w:t>
       </w:r>
     </w:p>
     <w:p>
-      <w:r>
+      <w:pPr>
+        <w:keepNext/>
+        <w:shd w:val="clear" w:color="000000" w:fill="auto"/>
+        <w:spacing w:before="120" w:after="60"/>
+        <w:rPr>
+          <w:rFonts w:eastAsiaTheme="majorEastAsia"/>
+          <w:color w:val="000000"/>
+          <w:spacing w:val="-10"/>
+          <w:kern w:val="28"/>
+          <w:sz w:val="22"/>
+          <w:szCs w:val="56"/>
+        </w:rPr>
+      </w:pPr>
+      <w:r>
+        <w:rPr>
+          <w:rFonts w:eastAsiaTheme="majorEastAsia"/>
+          <w:color w:val="000000"/>
+          <w:spacing w:val="-10"/>
+          <w:kern w:val="28"/>
+          <w:sz w:val="22"/>
+          <w:szCs w:val="56"/>
+        </w:rPr>
         <w:t>3. He is get used to his job. → ______________________________</w:t>
       </w:r>
     </w:p>
     <w:p>
-      <w:r>
+      <w:pPr>
+        <w:keepNext/>
+        <w:shd w:val="clear" w:color="000000" w:fill="auto"/>
+        <w:spacing w:before="120" w:after="60"/>
+        <w:rPr>
+          <w:rFonts w:eastAsiaTheme="majorEastAsia"/>
+          <w:color w:val="000000"/>
+          <w:spacing w:val="-10"/>
+          <w:kern w:val="28"/>
+          <w:sz w:val="22"/>
+          <w:szCs w:val="56"/>
+        </w:rPr>
+      </w:pPr>
+      <w:r>
+        <w:rPr>
+          <w:rFonts w:eastAsiaTheme="majorEastAsia"/>
+          <w:color w:val="000000"/>
+          <w:spacing w:val="-10"/>
+          <w:kern w:val="28"/>
+          <w:sz w:val="22"/>
+          <w:szCs w:val="56"/>
+        </w:rPr>
         <w:t>4. I used to working at night. → ______________________________</w:t>
       </w:r>
     </w:p>
     <w:p>
-      <w:r>
+      <w:pPr>
+        <w:keepNext/>
+        <w:shd w:val="clear" w:color="000000" w:fill="auto"/>
+        <w:spacing w:before="120" w:after="60"/>
+        <w:rPr>
+          <w:rFonts w:eastAsiaTheme="majorEastAsia"/>
+          <w:color w:val="000000"/>
+          <w:spacing w:val="-10"/>
+          <w:kern w:val="28"/>
+          <w:sz w:val="22"/>
+          <w:szCs w:val="56"/>
+        </w:rPr>
+      </w:pPr>
+      <w:r>
+        <w:rPr>
+          <w:rFonts w:eastAsiaTheme="majorEastAsia"/>
+          <w:color w:val="000000"/>
+          <w:spacing w:val="-10"/>
+          <w:kern w:val="28"/>
+          <w:sz w:val="22"/>
+          <w:szCs w:val="56"/>
+        </w:rPr>
         <w:t>5. Did you got used to it? → ______________________________</w:t>
       </w:r>
     </w:p>
     <w:p>
-      <w:r>
+      <w:pPr>
+        <w:keepNext/>
+        <w:shd w:val="clear" w:color="000000" w:fill="auto"/>
+        <w:spacing w:before="120" w:after="60"/>
+        <w:rPr>
+          <w:rFonts w:eastAsiaTheme="majorEastAsia"/>
+          <w:color w:val="000000"/>
+          <w:spacing w:val="-10"/>
+          <w:kern w:val="28"/>
+          <w:sz w:val="22"/>
+          <w:szCs w:val="56"/>
+        </w:rPr>
+      </w:pPr>
+      <w:r>
+        <w:rPr>
+          <w:rFonts w:eastAsiaTheme="majorEastAsia"/>
+          <w:color w:val="000000"/>
+          <w:spacing w:val="-10"/>
+          <w:kern w:val="28"/>
+          <w:sz w:val="22"/>
+          <w:szCs w:val="56"/>
+        </w:rPr>
         <w:t>6. We are used to live here. → ______________________________</w:t>
       </w:r>
     </w:p>
     <w:p>
-      <w:r>
+      <w:pPr>
+        <w:keepNext/>
+        <w:shd w:val="clear" w:color="000000" w:fill="auto"/>
+        <w:spacing w:before="120" w:after="60"/>
+        <w:rPr>
+          <w:rFonts w:eastAsiaTheme="majorEastAsia"/>
+          <w:color w:val="000000"/>
+          <w:spacing w:val="-10"/>
+          <w:kern w:val="28"/>
+          <w:sz w:val="22"/>
+          <w:szCs w:val="56"/>
+        </w:rPr>
+      </w:pPr>
+      <w:r>
+        <w:rPr>
+          <w:rFonts w:eastAsiaTheme="majorEastAsia"/>
+          <w:color w:val="000000"/>
+          <w:spacing w:val="-10"/>
+          <w:kern w:val="28"/>
+          <w:sz w:val="22"/>
+          <w:szCs w:val="56"/>
+        </w:rPr>
         <w:t>7. She will used to the weather. → ______________________________</w:t>
       </w:r>
     </w:p>
     <w:p>
-      <w:r>
+      <w:pPr>
+        <w:keepNext/>
+        <w:shd w:val="clear" w:color="000000" w:fill="auto"/>
+        <w:spacing w:before="120" w:after="60"/>
+        <w:rPr>
+          <w:rFonts w:eastAsiaTheme="majorEastAsia"/>
+          <w:color w:val="000000"/>
+          <w:spacing w:val="-10"/>
+          <w:kern w:val="28"/>
+          <w:sz w:val="22"/>
+          <w:szCs w:val="56"/>
+        </w:rPr>
+      </w:pPr>
+      <w:r>
+        <w:rPr>
+          <w:rFonts w:eastAsiaTheme="majorEastAsia"/>
+          <w:color w:val="000000"/>
+          <w:spacing w:val="-10"/>
+          <w:kern w:val="28"/>
+          <w:sz w:val="22"/>
+          <w:szCs w:val="56"/>
+        </w:rPr>
         <w:t>8. They didn't get used to eat late. → ______________________________</w:t>
       </w:r>
     </w:p>
     <w:p>
-      <w:r>
+      <w:pPr>
+        <w:keepNext/>
+        <w:shd w:val="clear" w:color="000000" w:fill="auto"/>
+        <w:spacing w:before="120" w:after="60"/>
+        <w:rPr>
+          <w:rFonts w:eastAsiaTheme="majorEastAsia"/>
+          <w:color w:val="000000"/>
+          <w:spacing w:val="-10"/>
+          <w:kern w:val="28"/>
+          <w:sz w:val="22"/>
+          <w:szCs w:val="56"/>
+        </w:rPr>
+      </w:pPr>
+      <w:r>
+        <w:rPr>
+          <w:rFonts w:eastAsiaTheme="majorEastAsia"/>
+          <w:color w:val="000000"/>
+          <w:spacing w:val="-10"/>
+          <w:kern w:val="28"/>
+          <w:sz w:val="22"/>
+          <w:szCs w:val="56"/>
+        </w:rPr>
         <w:t>9. Are he used to driving? → ______________________________</w:t>
       </w:r>
     </w:p>
     <w:p>
-      <w:r>
+      <w:pPr>
+        <w:keepNext/>
+        <w:shd w:val="clear" w:color="000000" w:fill="auto"/>
+        <w:spacing w:before="120" w:after="60"/>
+        <w:rPr>
+          <w:rFonts w:eastAsiaTheme="majorEastAsia"/>
+          <w:color w:val="000000"/>
+          <w:spacing w:val="-10"/>
+          <w:kern w:val="28"/>
+          <w:sz w:val="22"/>
+          <w:szCs w:val="56"/>
+        </w:rPr>
+      </w:pPr>
+      <w:r>
+        <w:rPr>
+          <w:rFonts w:eastAsiaTheme="majorEastAsia"/>
+          <w:color w:val="000000"/>
+          <w:spacing w:val="-10"/>
+          <w:kern w:val="28"/>
+          <w:sz w:val="22"/>
+          <w:szCs w:val="56"/>
+        </w:rPr>
         <w:t>10. Lan was getting used to work alone. → ______________________________</w:t>
       </w:r>
     </w:p>
     <w:p>
       <w:pPr>
-        <w:pStyle w:val="Heading1"/>
-      </w:pPr>
-      <w:r>
+        <w:keepNext/>
+        <w:shd w:val="clear" w:color="000000" w:fill="auto"/>
+        <w:spacing w:before="280" w:after="80"/>
+        <w:rPr>
+          <w:rFonts w:eastAsiaTheme="majorEastAsia"/>
+          <w:b/>
+          <w:color w:val="000000"/>
+          <w:spacing w:val="-10"/>
+          <w:kern w:val="28"/>
+          <w:szCs w:val="56"/>
+        </w:rPr>
+      </w:pPr>
+      <w:r>
+        <w:rPr>
+          <w:rFonts w:eastAsiaTheme="majorEastAsia"/>
+          <w:b/>
+          <w:color w:val="000000"/>
+          <w:spacing w:val="-10"/>
+          <w:kern w:val="28"/>
+          <w:szCs w:val="56"/>
+        </w:rPr>
         <w:t>PHẦN 8. DỊCH SANG TIẾNG ANH (10 điểm)</w:t>
       </w:r>
     </w:p>
     <w:p>
-      <w:r>
+      <w:pPr>
+        <w:keepNext/>
+        <w:shd w:val="clear" w:color="000000" w:fill="auto"/>
+        <w:spacing w:after="80"/>
+        <w:rPr>
+          <w:rFonts w:eastAsiaTheme="majorEastAsia"/>
+          <w:i/>
+          <w:color w:val="000000"/>
+          <w:spacing w:val="-10"/>
+          <w:kern w:val="28"/>
+          <w:sz w:val="22"/>
+          <w:szCs w:val="56"/>
+        </w:rPr>
+      </w:pPr>
+      <w:r>
+        <w:rPr>
+          <w:rFonts w:eastAsiaTheme="majorEastAsia"/>
+          <w:i/>
+          <w:color w:val="000000"/>
+          <w:spacing w:val="-10"/>
+          <w:kern w:val="28"/>
+          <w:sz w:val="22"/>
+          <w:szCs w:val="56"/>
+        </w:rPr>
+        <w:t>Hướng dẫn: Dịch từng câu sang tiếng Anh tự nhiên và đúng ngữ pháp.</w:t>
+      </w:r>
+    </w:p>
+    <w:p>
+      <w:pPr>
+        <w:keepNext/>
+        <w:shd w:val="clear" w:color="000000" w:fill="auto"/>
+        <w:spacing w:before="120" w:after="60"/>
+        <w:rPr>
+          <w:rFonts w:eastAsiaTheme="majorEastAsia"/>
+          <w:color w:val="000000"/>
+          <w:spacing w:val="-10"/>
+          <w:kern w:val="28"/>
+          <w:sz w:val="22"/>
+          <w:szCs w:val="56"/>
+        </w:rPr>
+      </w:pPr>
+      <w:r>
+        <w:rPr>
+          <w:rFonts w:eastAsiaTheme="majorEastAsia"/>
+          <w:color w:val="000000"/>
+          <w:spacing w:val="-10"/>
+          <w:kern w:val="28"/>
+          <w:sz w:val="22"/>
+          <w:szCs w:val="56"/>
+        </w:rPr>
         <w:t>1. Tôi đã quen với tiếng ồn.</w:t>
       </w:r>
     </w:p>
     <w:p>
-      <w:r>
+      <w:pPr>
+        <w:keepNext/>
+        <w:shd w:val="clear" w:color="000000" w:fill="auto"/>
+        <w:spacing w:before="120" w:after="60"/>
+        <w:rPr>
+          <w:rFonts w:eastAsiaTheme="majorEastAsia"/>
+          <w:color w:val="000000"/>
+          <w:spacing w:val="-10"/>
+          <w:kern w:val="28"/>
+          <w:sz w:val="22"/>
+          <w:szCs w:val="56"/>
+        </w:rPr>
+      </w:pPr>
+      <w:r>
+        <w:rPr>
+          <w:rFonts w:eastAsiaTheme="majorEastAsia"/>
+          <w:color w:val="000000"/>
+          <w:spacing w:val="-10"/>
+          <w:kern w:val="28"/>
+          <w:sz w:val="22"/>
+          <w:szCs w:val="56"/>
+        </w:rPr>
         <w:t>2. Cô ấy đang dần quen với công việc mới.</w:t>
       </w:r>
     </w:p>
     <w:p>
-      <w:r>
+      <w:pPr>
+        <w:keepNext/>
+        <w:shd w:val="clear" w:color="000000" w:fill="auto"/>
+        <w:spacing w:before="120" w:after="60"/>
+        <w:rPr>
+          <w:rFonts w:eastAsiaTheme="majorEastAsia"/>
+          <w:color w:val="000000"/>
+          <w:spacing w:val="-10"/>
+          <w:kern w:val="28"/>
+          <w:sz w:val="22"/>
+          <w:szCs w:val="56"/>
+        </w:rPr>
+      </w:pPr>
+      <w:r>
+        <w:rPr>
+          <w:rFonts w:eastAsiaTheme="majorEastAsia"/>
+          <w:color w:val="000000"/>
+          <w:spacing w:val="-10"/>
+          <w:kern w:val="28"/>
+          <w:sz w:val="22"/>
+          <w:szCs w:val="56"/>
+        </w:rPr>
         <w:t>3. Anh ấy đã quen với việc lái xe bên trái.</w:t>
       </w:r>
     </w:p>
     <w:p>
-      <w:r>
+      <w:pPr>
+        <w:keepNext/>
+        <w:shd w:val="clear" w:color="000000" w:fill="auto"/>
+        <w:spacing w:before="120" w:after="60"/>
+        <w:rPr>
+          <w:rFonts w:eastAsiaTheme="majorEastAsia"/>
+          <w:color w:val="000000"/>
+          <w:spacing w:val="-10"/>
+          <w:kern w:val="28"/>
+          <w:sz w:val="22"/>
+          <w:szCs w:val="56"/>
+        </w:rPr>
+      </w:pPr>
+      <w:r>
+        <w:rPr>
+          <w:rFonts w:eastAsiaTheme="majorEastAsia"/>
+          <w:color w:val="000000"/>
+          <w:spacing w:val="-10"/>
+          <w:kern w:val="28"/>
+          <w:sz w:val="22"/>
+          <w:szCs w:val="56"/>
+        </w:rPr>
         <w:t>4. Bạn có quen với đồ ăn cay không?</w:t>
       </w:r>
     </w:p>
     <w:p>
-      <w:r>
+      <w:pPr>
+        <w:keepNext/>
+        <w:shd w:val="clear" w:color="000000" w:fill="auto"/>
+        <w:spacing w:before="120" w:after="60"/>
+        <w:rPr>
+          <w:rFonts w:eastAsiaTheme="majorEastAsia"/>
+          <w:color w:val="000000"/>
+          <w:spacing w:val="-10"/>
+          <w:kern w:val="28"/>
+          <w:sz w:val="22"/>
+          <w:szCs w:val="56"/>
+        </w:rPr>
+      </w:pPr>
+      <w:r>
+        <w:rPr>
+          <w:rFonts w:eastAsiaTheme="majorEastAsia"/>
+          <w:color w:val="000000"/>
+          <w:spacing w:val="-10"/>
+          <w:kern w:val="28"/>
+          <w:sz w:val="22"/>
+          <w:szCs w:val="56"/>
+        </w:rPr>
         <w:t>5. Rồi bạn sẽ quen với thời tiết.</w:t>
       </w:r>
     </w:p>
     <w:p>
-      <w:r>
+      <w:pPr>
+        <w:keepNext/>
+        <w:shd w:val="clear" w:color="000000" w:fill="auto"/>
+        <w:spacing w:before="120" w:after="60"/>
+        <w:rPr>
+          <w:rFonts w:eastAsiaTheme="majorEastAsia"/>
+          <w:color w:val="000000"/>
+          <w:spacing w:val="-10"/>
+          <w:kern w:val="28"/>
+          <w:sz w:val="22"/>
+          <w:szCs w:val="56"/>
+        </w:rPr>
+      </w:pPr>
+      <w:r>
+        <w:rPr>
+          <w:rFonts w:eastAsiaTheme="majorEastAsia"/>
+          <w:color w:val="000000"/>
+          <w:spacing w:val="-10"/>
+          <w:kern w:val="28"/>
+          <w:sz w:val="22"/>
+          <w:szCs w:val="56"/>
+        </w:rPr>
         <w:t>6. Chúng tôi chưa quen với việc dậy sớm.</w:t>
       </w:r>
     </w:p>
     <w:p>
-      <w:r>
+      <w:pPr>
+        <w:keepNext/>
+        <w:shd w:val="clear" w:color="000000" w:fill="auto"/>
+        <w:spacing w:before="120" w:after="60"/>
+        <w:rPr>
+          <w:rFonts w:eastAsiaTheme="majorEastAsia"/>
+          <w:color w:val="000000"/>
+          <w:spacing w:val="-10"/>
+          <w:kern w:val="28"/>
+          <w:sz w:val="22"/>
+          <w:szCs w:val="56"/>
+        </w:rPr>
+      </w:pPr>
+      <w:r>
+        <w:rPr>
+          <w:rFonts w:eastAsiaTheme="majorEastAsia"/>
+          <w:color w:val="000000"/>
+          <w:spacing w:val="-10"/>
+          <w:kern w:val="28"/>
+          <w:sz w:val="22"/>
+          <w:szCs w:val="56"/>
+        </w:rPr>
         <w:t>7. Họ mất một tháng để quen với cuộc sống ở đây.</w:t>
       </w:r>
     </w:p>
     <w:p>
-      <w:r>
+      <w:pPr>
+        <w:keepNext/>
+        <w:shd w:val="clear" w:color="000000" w:fill="auto"/>
+        <w:spacing w:before="120" w:after="60"/>
+        <w:rPr>
+          <w:rFonts w:eastAsiaTheme="majorEastAsia"/>
+          <w:color w:val="000000"/>
+          <w:spacing w:val="-10"/>
+          <w:kern w:val="28"/>
+          <w:sz w:val="22"/>
+          <w:szCs w:val="56"/>
+        </w:rPr>
+      </w:pPr>
+      <w:r>
+        <w:rPr>
+          <w:rFonts w:eastAsiaTheme="majorEastAsia"/>
+          <w:color w:val="000000"/>
+          <w:spacing w:val="-10"/>
+          <w:kern w:val="28"/>
+          <w:sz w:val="22"/>
+          <w:szCs w:val="56"/>
+        </w:rPr>
         <w:t>8. Trước đây tôi từng làm việc ban đêm.</w:t>
       </w:r>
     </w:p>
     <w:p>
-      <w:r>
+      <w:pPr>
+        <w:keepNext/>
+        <w:shd w:val="clear" w:color="000000" w:fill="auto"/>
+        <w:spacing w:before="120" w:after="60"/>
+        <w:rPr>
+          <w:rFonts w:eastAsiaTheme="majorEastAsia"/>
+          <w:color w:val="000000"/>
+          <w:spacing w:val="-10"/>
+          <w:kern w:val="28"/>
+          <w:sz w:val="22"/>
+          <w:szCs w:val="56"/>
+        </w:rPr>
+      </w:pPr>
+      <w:r>
+        <w:rPr>
+          <w:rFonts w:eastAsiaTheme="majorEastAsia"/>
+          <w:color w:val="000000"/>
+          <w:spacing w:val="-10"/>
+          <w:kern w:val="28"/>
+          <w:sz w:val="22"/>
+          <w:szCs w:val="56"/>
+        </w:rPr>
         <w:t>9. Tôi đã quen làm việc ban đêm.</w:t>
       </w:r>
     </w:p>
     <w:p>
-      <w:r>
+      <w:pPr>
+        <w:keepNext/>
+        <w:shd w:val="clear" w:color="000000" w:fill="auto"/>
+        <w:spacing w:before="120" w:after="60"/>
+        <w:rPr>
+          <w:rFonts w:eastAsiaTheme="majorEastAsia"/>
+          <w:color w:val="000000"/>
+          <w:spacing w:val="-10"/>
+          <w:kern w:val="28"/>
+          <w:sz w:val="22"/>
+          <w:szCs w:val="56"/>
+        </w:rPr>
+      </w:pPr>
+      <w:r>
+        <w:rPr>
+          <w:rFonts w:eastAsiaTheme="majorEastAsia"/>
+          <w:color w:val="000000"/>
+          <w:spacing w:val="-10"/>
+          <w:kern w:val="28"/>
+          <w:sz w:val="22"/>
+          <w:szCs w:val="56"/>
+        </w:rPr>
         <w:t>10. Tôi đang dần quen làm việc ban đêm.</w:t>
       </w:r>
     </w:p>
     <w:p>
       <w:pPr>
-        <w:pStyle w:val="Heading1"/>
-      </w:pPr>
-      <w:r>
+        <w:keepNext/>
+        <w:shd w:val="clear" w:color="000000" w:fill="auto"/>
+        <w:spacing w:before="280" w:after="80"/>
+        <w:rPr>
+          <w:rFonts w:eastAsiaTheme="majorEastAsia"/>
+          <w:b/>
+          <w:color w:val="000000"/>
+          <w:spacing w:val="-10"/>
+          <w:kern w:val="28"/>
+          <w:szCs w:val="56"/>
+        </w:rPr>
+      </w:pPr>
+      <w:r>
+        <w:rPr>
+          <w:rFonts w:eastAsiaTheme="majorEastAsia"/>
+          <w:b/>
+          <w:color w:val="000000"/>
+          <w:spacing w:val="-10"/>
+          <w:kern w:val="28"/>
+          <w:szCs w:val="56"/>
+        </w:rPr>
         <w:t>PHẦN 9. ĐỌC HIỂU (10 điểm)</w:t>
       </w:r>
     </w:p>
     <w:p>
-      <w:r>
+      <w:pPr>
+        <w:keepNext/>
+        <w:shd w:val="clear" w:color="000000" w:fill="auto"/>
+        <w:spacing w:after="80"/>
+        <w:rPr>
+          <w:rFonts w:eastAsiaTheme="majorEastAsia"/>
+          <w:i/>
+          <w:color w:val="000000"/>
+          <w:spacing w:val="-10"/>
+          <w:kern w:val="28"/>
+          <w:sz w:val="22"/>
+          <w:szCs w:val="56"/>
+        </w:rPr>
+      </w:pPr>
+      <w:r>
+        <w:rPr>
+          <w:rFonts w:eastAsiaTheme="majorEastAsia"/>
+          <w:i/>
+          <w:color w:val="000000"/>
+          <w:spacing w:val="-10"/>
+          <w:kern w:val="28"/>
+          <w:sz w:val="22"/>
+          <w:szCs w:val="56"/>
+        </w:rPr>
+        <w:t>Hướng dẫn: Đọc đoạn văn, xác định bằng chứng rồi trả lời từng câu hỏi.</w:t>
+      </w:r>
+    </w:p>
+    <w:p>
+      <w:pPr>
+        <w:keepNext/>
+        <w:shd w:val="clear" w:color="000000" w:fill="auto"/>
+        <w:spacing w:before="120" w:after="80"/>
+        <w:rPr>
+          <w:rFonts w:eastAsiaTheme="majorEastAsia"/>
+          <w:b/>
+          <w:color w:val="000000"/>
+          <w:spacing w:val="-10"/>
+          <w:kern w:val="28"/>
+          <w:sz w:val="22"/>
+          <w:szCs w:val="56"/>
+        </w:rPr>
+      </w:pPr>
+      <w:r>
+        <w:rPr>
+          <w:rFonts w:eastAsiaTheme="majorEastAsia"/>
+          <w:b/>
+          <w:color w:val="000000"/>
+          <w:spacing w:val="-10"/>
+          <w:kern w:val="28"/>
+          <w:sz w:val="22"/>
+          <w:szCs w:val="56"/>
+        </w:rPr>
         <w:t>Đọc đoạn văn:</w:t>
       </w:r>
     </w:p>
     <w:p>
-      <w:r>
+      <w:pPr>
+        <w:keepLines/>
+        <w:shd w:val="clear" w:color="000000" w:fill="auto"/>
+        <w:spacing w:after="160"/>
+        <w:rPr>
+          <w:rFonts w:eastAsiaTheme="majorEastAsia"/>
+          <w:color w:val="000000"/>
+          <w:spacing w:val="-10"/>
+          <w:kern w:val="28"/>
+          <w:sz w:val="22"/>
+          <w:szCs w:val="56"/>
+        </w:rPr>
+      </w:pPr>
+      <w:r>
+        <w:rPr>
+          <w:rFonts w:eastAsiaTheme="majorEastAsia"/>
+          <w:color w:val="000000"/>
+          <w:spacing w:val="-10"/>
+          <w:kern w:val="28"/>
+          <w:sz w:val="22"/>
+          <w:szCs w:val="56"/>
+        </w:rPr>
         <w:t>When Alex moved from Canada to Vietnam, many things felt different. He wasn't used to the hot weather or the busy streets. At first, he found it difficult to ride a motorbike and eat spicy food. After six months, he got used to the heat and the traffic. He is now used to riding his motorbike to work, but he is still getting used to eating very spicy dishes. Alex used to drive a car in Canada, but now he prefers his motorbike.</w:t>
       </w:r>
     </w:p>
     <w:p>
-      <w:r>
+      <w:pPr>
+        <w:keepNext/>
+        <w:shd w:val="clear" w:color="000000" w:fill="auto"/>
+        <w:spacing w:before="120" w:after="80"/>
+        <w:rPr>
+          <w:rFonts w:eastAsiaTheme="majorEastAsia"/>
+          <w:b/>
+          <w:color w:val="000000"/>
+          <w:spacing w:val="-10"/>
+          <w:kern w:val="28"/>
+          <w:sz w:val="22"/>
+          <w:szCs w:val="56"/>
+        </w:rPr>
+      </w:pPr>
+      <w:r>
+        <w:rPr>
+          <w:rFonts w:eastAsiaTheme="majorEastAsia"/>
+          <w:b/>
+          <w:color w:val="000000"/>
+          <w:spacing w:val="-10"/>
+          <w:kern w:val="28"/>
+          <w:sz w:val="22"/>
+          <w:szCs w:val="56"/>
+        </w:rPr>
         <w:t>Trả lời câu hỏi:</w:t>
       </w:r>
     </w:p>
     <w:p>
-      <w:r>
+      <w:pPr>
+        <w:keepNext/>
+        <w:shd w:val="clear" w:color="000000" w:fill="auto"/>
+        <w:spacing w:before="120" w:after="60"/>
+        <w:rPr>
+          <w:rFonts w:eastAsiaTheme="majorEastAsia"/>
+          <w:color w:val="000000"/>
+          <w:spacing w:val="-10"/>
+          <w:kern w:val="28"/>
+          <w:sz w:val="22"/>
+          <w:szCs w:val="56"/>
+        </w:rPr>
+      </w:pPr>
+      <w:r>
+        <w:rPr>
+          <w:rFonts w:eastAsiaTheme="majorEastAsia"/>
+          <w:color w:val="000000"/>
+          <w:spacing w:val="-10"/>
+          <w:kern w:val="28"/>
+          <w:sz w:val="22"/>
+          <w:szCs w:val="56"/>
+        </w:rPr>
         <w:t>1. Where did Alex move from?</w:t>
       </w:r>
     </w:p>
     <w:p>
-      <w:r>
+      <w:pPr>
+        <w:keepNext/>
+        <w:shd w:val="clear" w:color="000000" w:fill="auto"/>
+        <w:spacing w:before="120" w:after="60"/>
+        <w:rPr>
+          <w:rFonts w:eastAsiaTheme="majorEastAsia"/>
+          <w:color w:val="000000"/>
+          <w:spacing w:val="-10"/>
+          <w:kern w:val="28"/>
+          <w:sz w:val="22"/>
+          <w:szCs w:val="56"/>
+        </w:rPr>
+      </w:pPr>
+      <w:r>
+        <w:rPr>
+          <w:rFonts w:eastAsiaTheme="majorEastAsia"/>
+          <w:color w:val="000000"/>
+          <w:spacing w:val="-10"/>
+          <w:kern w:val="28"/>
+          <w:sz w:val="22"/>
+          <w:szCs w:val="56"/>
+        </w:rPr>
         <w:t>2. What weather wasn't he used to?</w:t>
       </w:r>
     </w:p>
     <w:p>
-      <w:r>
+      <w:pPr>
+        <w:keepNext/>
+        <w:shd w:val="clear" w:color="000000" w:fill="auto"/>
+        <w:spacing w:before="120" w:after="60"/>
+        <w:rPr>
+          <w:rFonts w:eastAsiaTheme="majorEastAsia"/>
+          <w:color w:val="000000"/>
+          <w:spacing w:val="-10"/>
+          <w:kern w:val="28"/>
+          <w:sz w:val="22"/>
+          <w:szCs w:val="56"/>
+        </w:rPr>
+      </w:pPr>
+      <w:r>
+        <w:rPr>
+          <w:rFonts w:eastAsiaTheme="majorEastAsia"/>
+          <w:color w:val="000000"/>
+          <w:spacing w:val="-10"/>
+          <w:kern w:val="28"/>
+          <w:sz w:val="22"/>
+          <w:szCs w:val="56"/>
+        </w:rPr>
         <w:t>3. What streets wasn't he used to?</w:t>
       </w:r>
     </w:p>
     <w:p>
-      <w:r>
+      <w:pPr>
+        <w:keepNext/>
+        <w:shd w:val="clear" w:color="000000" w:fill="auto"/>
+        <w:spacing w:before="120" w:after="60"/>
+        <w:rPr>
+          <w:rFonts w:eastAsiaTheme="majorEastAsia"/>
+          <w:color w:val="000000"/>
+          <w:spacing w:val="-10"/>
+          <w:kern w:val="28"/>
+          <w:sz w:val="22"/>
+          <w:szCs w:val="56"/>
+        </w:rPr>
+      </w:pPr>
+      <w:r>
+        <w:rPr>
+          <w:rFonts w:eastAsiaTheme="majorEastAsia"/>
+          <w:color w:val="000000"/>
+          <w:spacing w:val="-10"/>
+          <w:kern w:val="28"/>
+          <w:sz w:val="22"/>
+          <w:szCs w:val="56"/>
+        </w:rPr>
         <w:t>4. What two things were difficult at first?</w:t>
       </w:r>
     </w:p>
     <w:p>
-      <w:r>
+      <w:pPr>
+        <w:keepNext/>
+        <w:shd w:val="clear" w:color="000000" w:fill="auto"/>
+        <w:spacing w:before="120" w:after="60"/>
+        <w:rPr>
+          <w:rFonts w:eastAsiaTheme="majorEastAsia"/>
+          <w:color w:val="000000"/>
+          <w:spacing w:val="-10"/>
+          <w:kern w:val="28"/>
+          <w:sz w:val="22"/>
+          <w:szCs w:val="56"/>
+        </w:rPr>
+      </w:pPr>
+      <w:r>
+        <w:rPr>
+          <w:rFonts w:eastAsiaTheme="majorEastAsia"/>
+          <w:color w:val="000000"/>
+          <w:spacing w:val="-10"/>
+          <w:kern w:val="28"/>
+          <w:sz w:val="22"/>
+          <w:szCs w:val="56"/>
+        </w:rPr>
         <w:t>5. How long did it take him to get used to the heat and traffic?</w:t>
       </w:r>
     </w:p>
     <w:p>
-      <w:r>
+      <w:pPr>
+        <w:keepNext/>
+        <w:shd w:val="clear" w:color="000000" w:fill="auto"/>
+        <w:spacing w:before="120" w:after="60"/>
+        <w:rPr>
+          <w:rFonts w:eastAsiaTheme="majorEastAsia"/>
+          <w:color w:val="000000"/>
+          <w:spacing w:val="-10"/>
+          <w:kern w:val="28"/>
+          <w:sz w:val="22"/>
+          <w:szCs w:val="56"/>
+        </w:rPr>
+      </w:pPr>
+      <w:r>
+        <w:rPr>
+          <w:rFonts w:eastAsiaTheme="majorEastAsia"/>
+          <w:color w:val="000000"/>
+          <w:spacing w:val="-10"/>
+          <w:kern w:val="28"/>
+          <w:sz w:val="22"/>
+          <w:szCs w:val="56"/>
+        </w:rPr>
         <w:t>6. Is he used to riding a motorbike now?</w:t>
       </w:r>
     </w:p>
     <w:p>
-      <w:r>
+      <w:pPr>
+        <w:keepNext/>
+        <w:shd w:val="clear" w:color="000000" w:fill="auto"/>
+        <w:spacing w:before="120" w:after="60"/>
+        <w:rPr>
+          <w:rFonts w:eastAsiaTheme="majorEastAsia"/>
+          <w:color w:val="000000"/>
+          <w:spacing w:val="-10"/>
+          <w:kern w:val="28"/>
+          <w:sz w:val="22"/>
+          <w:szCs w:val="56"/>
+        </w:rPr>
+      </w:pPr>
+      <w:r>
+        <w:rPr>
+          <w:rFonts w:eastAsiaTheme="majorEastAsia"/>
+          <w:color w:val="000000"/>
+          <w:spacing w:val="-10"/>
+          <w:kern w:val="28"/>
+          <w:sz w:val="22"/>
+          <w:szCs w:val="56"/>
+        </w:rPr>
         <w:t>7. What is he still getting used to?</w:t>
       </w:r>
     </w:p>
     <w:p>
-      <w:r>
+      <w:pPr>
+        <w:keepNext/>
+        <w:shd w:val="clear" w:color="000000" w:fill="auto"/>
+        <w:spacing w:before="120" w:after="60"/>
+        <w:rPr>
+          <w:rFonts w:eastAsiaTheme="majorEastAsia"/>
+          <w:color w:val="000000"/>
+          <w:spacing w:val="-10"/>
+          <w:kern w:val="28"/>
+          <w:sz w:val="22"/>
+          <w:szCs w:val="56"/>
+        </w:rPr>
+      </w:pPr>
+      <w:r>
+        <w:rPr>
+          <w:rFonts w:eastAsiaTheme="majorEastAsia"/>
+          <w:color w:val="000000"/>
+          <w:spacing w:val="-10"/>
+          <w:kern w:val="28"/>
+          <w:sz w:val="22"/>
+          <w:szCs w:val="56"/>
+        </w:rPr>
         <w:t>8. What did he use to drive in Canada?</w:t>
       </w:r>
     </w:p>
     <w:p>
-      <w:r>
+      <w:pPr>
+        <w:keepNext/>
+        <w:shd w:val="clear" w:color="000000" w:fill="auto"/>
+        <w:spacing w:before="120" w:after="60"/>
+        <w:rPr>
+          <w:rFonts w:eastAsiaTheme="majorEastAsia"/>
+          <w:color w:val="000000"/>
+          <w:spacing w:val="-10"/>
+          <w:kern w:val="28"/>
+          <w:sz w:val="22"/>
+          <w:szCs w:val="56"/>
+        </w:rPr>
+      </w:pPr>
+      <w:r>
+        <w:rPr>
+          <w:rFonts w:eastAsiaTheme="majorEastAsia"/>
+          <w:color w:val="000000"/>
+          <w:spacing w:val="-10"/>
+          <w:kern w:val="28"/>
+          <w:sz w:val="22"/>
+          <w:szCs w:val="56"/>
+        </w:rPr>
         <w:t>9. What does he prefer now?</w:t>
       </w:r>
     </w:p>
     <w:p>
-      <w:r>
+      <w:pPr>
+        <w:keepNext/>
+        <w:shd w:val="clear" w:color="000000" w:fill="auto"/>
+        <w:spacing w:before="120" w:after="60"/>
+        <w:rPr>
+          <w:rFonts w:eastAsiaTheme="majorEastAsia"/>
+          <w:color w:val="000000"/>
+          <w:spacing w:val="-10"/>
+          <w:kern w:val="28"/>
+          <w:sz w:val="22"/>
+          <w:szCs w:val="56"/>
+        </w:rPr>
+      </w:pPr>
+      <w:r>
+        <w:rPr>
+          <w:rFonts w:eastAsiaTheme="majorEastAsia"/>
+          <w:color w:val="000000"/>
+          <w:spacing w:val="-10"/>
+          <w:kern w:val="28"/>
+          <w:sz w:val="22"/>
+          <w:szCs w:val="56"/>
+        </w:rPr>
         <w:t>10. Find one example each of be used to, get used to and used to + V.</w:t>
       </w:r>
     </w:p>
     <w:p>
       <w:pPr>
-        <w:pStyle w:val="Heading1"/>
-      </w:pPr>
-      <w:r>
+        <w:keepNext/>
+        <w:shd w:val="clear" w:color="000000" w:fill="auto"/>
+        <w:spacing w:before="280" w:after="80"/>
+        <w:rPr>
+          <w:rFonts w:eastAsiaTheme="majorEastAsia"/>
+          <w:b/>
+          <w:color w:val="000000"/>
+          <w:spacing w:val="-10"/>
+          <w:kern w:val="28"/>
+          <w:szCs w:val="56"/>
+        </w:rPr>
+      </w:pPr>
+      <w:r>
+        <w:rPr>
+          <w:rFonts w:eastAsiaTheme="majorEastAsia"/>
+          <w:b/>
+          <w:color w:val="000000"/>
+          <w:spacing w:val="-10"/>
+          <w:kern w:val="28"/>
+          <w:szCs w:val="56"/>
+        </w:rPr>
         <w:t>PHẦN 10. VIẾT CÂU HOÀN CHỈNH (10 điểm)</w:t>
       </w:r>
     </w:p>
     <w:p>
-      <w:r>
+      <w:pPr>
+        <w:keepNext/>
+        <w:shd w:val="clear" w:color="000000" w:fill="auto"/>
+        <w:spacing w:after="80"/>
+        <w:rPr>
+          <w:rFonts w:eastAsiaTheme="majorEastAsia"/>
+          <w:i/>
+          <w:color w:val="000000"/>
+          <w:spacing w:val="-10"/>
+          <w:kern w:val="28"/>
+          <w:sz w:val="22"/>
+          <w:szCs w:val="56"/>
+        </w:rPr>
+      </w:pPr>
+      <w:r>
+        <w:rPr>
+          <w:rFonts w:eastAsiaTheme="majorEastAsia"/>
+          <w:i/>
+          <w:color w:val="000000"/>
+          <w:spacing w:val="-10"/>
+          <w:kern w:val="28"/>
+          <w:sz w:val="22"/>
+          <w:szCs w:val="56"/>
+        </w:rPr>
+        <w:t>Hướng dẫn: Sắp xếp các từ hoặc cụm từ để tạo thành câu hoàn chỉnh.</w:t>
+      </w:r>
+    </w:p>
+    <w:p>
+      <w:pPr>
+        <w:keepNext/>
+        <w:shd w:val="clear" w:color="000000" w:fill="auto"/>
+        <w:spacing w:before="120" w:after="60"/>
+        <w:rPr>
+          <w:rFonts w:eastAsiaTheme="majorEastAsia"/>
+          <w:color w:val="000000"/>
+          <w:spacing w:val="-10"/>
+          <w:kern w:val="28"/>
+          <w:sz w:val="22"/>
+          <w:szCs w:val="56"/>
+        </w:rPr>
+      </w:pPr>
+      <w:r>
+        <w:rPr>
+          <w:rFonts w:eastAsiaTheme="majorEastAsia"/>
+          <w:color w:val="000000"/>
+          <w:spacing w:val="-10"/>
+          <w:kern w:val="28"/>
+          <w:sz w:val="22"/>
+          <w:szCs w:val="56"/>
+        </w:rPr>
         <w:t>1. I / be used to / noise → ______________________________</w:t>
       </w:r>
     </w:p>
     <w:p>
-      <w:r>
+      <w:pPr>
+        <w:keepNext/>
+        <w:shd w:val="clear" w:color="000000" w:fill="auto"/>
+        <w:spacing w:before="120" w:after="60"/>
+        <w:rPr>
+          <w:rFonts w:eastAsiaTheme="majorEastAsia"/>
+          <w:color w:val="000000"/>
+          <w:spacing w:val="-10"/>
+          <w:kern w:val="28"/>
+          <w:sz w:val="22"/>
+          <w:szCs w:val="56"/>
+        </w:rPr>
+      </w:pPr>
+      <w:r>
+        <w:rPr>
+          <w:rFonts w:eastAsiaTheme="majorEastAsia"/>
+          <w:color w:val="000000"/>
+          <w:spacing w:val="-10"/>
+          <w:kern w:val="28"/>
+          <w:sz w:val="22"/>
+          <w:szCs w:val="56"/>
+        </w:rPr>
         <w:t>2. she / be used to / work late → ______________________________</w:t>
       </w:r>
     </w:p>
     <w:p>
-      <w:r>
+      <w:pPr>
+        <w:keepNext/>
+        <w:shd w:val="clear" w:color="000000" w:fill="auto"/>
+        <w:spacing w:before="120" w:after="60"/>
+        <w:rPr>
+          <w:rFonts w:eastAsiaTheme="majorEastAsia"/>
+          <w:color w:val="000000"/>
+          <w:spacing w:val="-10"/>
+          <w:kern w:val="28"/>
+          <w:sz w:val="22"/>
+          <w:szCs w:val="56"/>
+        </w:rPr>
+      </w:pPr>
+      <w:r>
+        <w:rPr>
+          <w:rFonts w:eastAsiaTheme="majorEastAsia"/>
+          <w:color w:val="000000"/>
+          <w:spacing w:val="-10"/>
+          <w:kern w:val="28"/>
+          <w:sz w:val="22"/>
+          <w:szCs w:val="56"/>
+        </w:rPr>
         <w:t>3. they / get used to / live abroad / past → ______________________________</w:t>
       </w:r>
     </w:p>
     <w:p>
-      <w:r>
+      <w:pPr>
+        <w:keepNext/>
+        <w:shd w:val="clear" w:color="000000" w:fill="auto"/>
+        <w:spacing w:before="120" w:after="60"/>
+        <w:rPr>
+          <w:rFonts w:eastAsiaTheme="majorEastAsia"/>
+          <w:color w:val="000000"/>
+          <w:spacing w:val="-10"/>
+          <w:kern w:val="28"/>
+          <w:sz w:val="22"/>
+          <w:szCs w:val="56"/>
+        </w:rPr>
+      </w:pPr>
+      <w:r>
+        <w:rPr>
+          <w:rFonts w:eastAsiaTheme="majorEastAsia"/>
+          <w:color w:val="000000"/>
+          <w:spacing w:val="-10"/>
+          <w:kern w:val="28"/>
+          <w:sz w:val="22"/>
+          <w:szCs w:val="56"/>
+        </w:rPr>
         <w:t>4. you / get used to / weather / future → ______________________________</w:t>
       </w:r>
     </w:p>
     <w:p>
-      <w:r>
+      <w:pPr>
+        <w:keepNext/>
+        <w:shd w:val="clear" w:color="000000" w:fill="auto"/>
+        <w:spacing w:before="120" w:after="60"/>
+        <w:rPr>
+          <w:rFonts w:eastAsiaTheme="majorEastAsia"/>
+          <w:color w:val="000000"/>
+          <w:spacing w:val="-10"/>
+          <w:kern w:val="28"/>
+          <w:sz w:val="22"/>
+          <w:szCs w:val="56"/>
+        </w:rPr>
+      </w:pPr>
+      <w:r>
+        <w:rPr>
+          <w:rFonts w:eastAsiaTheme="majorEastAsia"/>
+          <w:color w:val="000000"/>
+          <w:spacing w:val="-10"/>
+          <w:kern w:val="28"/>
+          <w:sz w:val="22"/>
+          <w:szCs w:val="56"/>
+        </w:rPr>
         <w:t>5. he / not be used to / spicy food → ______________________________</w:t>
       </w:r>
     </w:p>
     <w:p>
-      <w:r>
+      <w:pPr>
+        <w:keepNext/>
+        <w:shd w:val="clear" w:color="000000" w:fill="auto"/>
+        <w:spacing w:before="120" w:after="60"/>
+        <w:rPr>
+          <w:rFonts w:eastAsiaTheme="majorEastAsia"/>
+          <w:color w:val="000000"/>
+          <w:spacing w:val="-10"/>
+          <w:kern w:val="28"/>
+          <w:sz w:val="22"/>
+          <w:szCs w:val="56"/>
+        </w:rPr>
+      </w:pPr>
+      <w:r>
+        <w:rPr>
+          <w:rFonts w:eastAsiaTheme="majorEastAsia"/>
+          <w:color w:val="000000"/>
+          <w:spacing w:val="-10"/>
+          <w:kern w:val="28"/>
+          <w:sz w:val="22"/>
+          <w:szCs w:val="56"/>
+        </w:rPr>
         <w:t>6. Lan / be getting used to / new school → ______________________________</w:t>
       </w:r>
     </w:p>
     <w:p>
-      <w:r>
+      <w:pPr>
+        <w:keepNext/>
+        <w:shd w:val="clear" w:color="000000" w:fill="auto"/>
+        <w:spacing w:before="120" w:after="60"/>
+        <w:rPr>
+          <w:rFonts w:eastAsiaTheme="majorEastAsia"/>
+          <w:color w:val="000000"/>
+          <w:spacing w:val="-10"/>
+          <w:kern w:val="28"/>
+          <w:sz w:val="22"/>
+          <w:szCs w:val="56"/>
+        </w:rPr>
+      </w:pPr>
+      <w:r>
+        <w:rPr>
+          <w:rFonts w:eastAsiaTheme="majorEastAsia"/>
+          <w:color w:val="000000"/>
+          <w:spacing w:val="-10"/>
+          <w:kern w:val="28"/>
+          <w:sz w:val="22"/>
+          <w:szCs w:val="56"/>
+        </w:rPr>
         <w:t>7. you / be used to / drive at night / ? → ______________________________</w:t>
       </w:r>
     </w:p>
     <w:p>
-      <w:r>
+      <w:pPr>
+        <w:keepNext/>
+        <w:shd w:val="clear" w:color="000000" w:fill="auto"/>
+        <w:spacing w:before="120" w:after="60"/>
+        <w:rPr>
+          <w:rFonts w:eastAsiaTheme="majorEastAsia"/>
+          <w:color w:val="000000"/>
+          <w:spacing w:val="-10"/>
+          <w:kern w:val="28"/>
+          <w:sz w:val="22"/>
+          <w:szCs w:val="56"/>
+        </w:rPr>
+      </w:pPr>
+      <w:r>
+        <w:rPr>
+          <w:rFonts w:eastAsiaTheme="majorEastAsia"/>
+          <w:color w:val="000000"/>
+          <w:spacing w:val="-10"/>
+          <w:kern w:val="28"/>
+          <w:sz w:val="22"/>
+          <w:szCs w:val="56"/>
+        </w:rPr>
         <w:t>8. Nam / get used to / wake early / ? → ______________________________</w:t>
       </w:r>
     </w:p>
     <w:p>
-      <w:r>
+      <w:pPr>
+        <w:keepNext/>
+        <w:shd w:val="clear" w:color="000000" w:fill="auto"/>
+        <w:spacing w:before="120" w:after="60"/>
+        <w:rPr>
+          <w:rFonts w:eastAsiaTheme="majorEastAsia"/>
+          <w:color w:val="000000"/>
+          <w:spacing w:val="-10"/>
+          <w:kern w:val="28"/>
+          <w:sz w:val="22"/>
+          <w:szCs w:val="56"/>
+        </w:rPr>
+      </w:pPr>
+      <w:r>
+        <w:rPr>
+          <w:rFonts w:eastAsiaTheme="majorEastAsia"/>
+          <w:color w:val="000000"/>
+          <w:spacing w:val="-10"/>
+          <w:kern w:val="28"/>
+          <w:sz w:val="22"/>
+          <w:szCs w:val="56"/>
+        </w:rPr>
         <w:t>9. I / used to / live in Hue → ______________________________</w:t>
       </w:r>
     </w:p>
     <w:p>
-      <w:r>
+      <w:pPr>
+        <w:keepNext/>
+        <w:shd w:val="clear" w:color="000000" w:fill="auto"/>
+        <w:spacing w:before="120" w:after="60"/>
+        <w:rPr>
+          <w:rFonts w:eastAsiaTheme="majorEastAsia"/>
+          <w:color w:val="000000"/>
+          <w:spacing w:val="-10"/>
+          <w:kern w:val="28"/>
+          <w:sz w:val="22"/>
+          <w:szCs w:val="56"/>
+        </w:rPr>
+      </w:pPr>
+      <w:r>
+        <w:rPr>
+          <w:rFonts w:eastAsiaTheme="majorEastAsia"/>
+          <w:color w:val="000000"/>
+          <w:spacing w:val="-10"/>
+          <w:kern w:val="28"/>
+          <w:sz w:val="22"/>
+          <w:szCs w:val="56"/>
+        </w:rPr>
         <w:t>10. I / be used to / live in Hanoi → ______________________________</w:t>
       </w:r>
     </w:p>
     <w:p>
       <w:pPr>
-        <w:spacing w:after="160"/>
-      </w:pPr>
-      <w:r>
-        <w:br w:type="page"/>
-      </w:r>
-    </w:p>
-    <w:p>
-      <w:pPr>
-        <w:pStyle w:val="Title"/>
+        <w:keepNext/>
+        <w:pageBreakBefore/>
+        <w:shd w:val="clear" w:color="000000" w:fill="auto"/>
+        <w:spacing w:before="240" w:after="80"/>
         <w:jc w:val="center"/>
         <w:rPr>
-          <w:rFonts w:ascii="Arial" w:hAnsi="Arial" w:cs="Arial"/>
+          <w:rFonts w:eastAsiaTheme="majorEastAsia"/>
           <w:b/>
-          <w:sz w:val="32"/>
-        </w:rPr>
-      </w:pPr>
-      <w:r>
-        <w:rPr>
-          <w:rFonts w:ascii="Arial" w:hAnsi="Arial" w:cs="Arial"/>
+          <w:color w:val="000000"/>
+          <w:spacing w:val="-10"/>
+          <w:kern w:val="28"/>
+          <w:sz w:val="30"/>
+          <w:szCs w:val="56"/>
+        </w:rPr>
+      </w:pPr>
+      <w:r>
+        <w:rPr>
+          <w:rFonts w:eastAsiaTheme="majorEastAsia"/>
           <w:b/>
-          <w:sz w:val="32"/>
+          <w:color w:val="000000"/>
+          <w:spacing w:val="-10"/>
+          <w:kern w:val="28"/>
+          <w:sz w:val="30"/>
+          <w:szCs w:val="56"/>
         </w:rPr>
         <w:t>ĐÁP ÁN</w:t>
       </w:r>
     </w:p>
     <w:p>
       <w:pPr>
-        <w:pStyle w:val="Title"/>
+        <w:keepNext/>
+        <w:pageBreakBefore/>
+        <w:shd w:val="clear" w:color="000000" w:fill="auto"/>
+        <w:spacing w:after="240"/>
         <w:jc w:val="center"/>
         <w:rPr>
-          <w:rFonts w:ascii="Arial" w:hAnsi="Arial" w:cs="Arial"/>
+          <w:rFonts w:eastAsiaTheme="majorEastAsia"/>
           <w:b/>
-          <w:sz w:val="36"/>
-        </w:rPr>
-      </w:pPr>
-      <w:r>
-        <w:rPr>
-          <w:rFonts w:ascii="Arial" w:hAnsi="Arial" w:cs="Arial"/>
+          <w:color w:val="000000"/>
+          <w:spacing w:val="-10"/>
+          <w:kern w:val="28"/>
+          <w:sz w:val="30"/>
+          <w:szCs w:val="56"/>
+        </w:rPr>
+      </w:pPr>
+      <w:r>
+        <w:rPr>
+          <w:rFonts w:eastAsiaTheme="majorEastAsia"/>
           <w:b/>
-          <w:sz w:val="36"/>
-        </w:rPr>
-        <w:t>BÀI TẬP NGÀY 39 – BE USED TO / GET USED TO</w:t>
-      </w:r>
-    </w:p>
-    <w:p>
-      <w:pPr>
-        <w:pStyle w:val="Heading1"/>
-      </w:pPr>
-      <w:r>
+          <w:color w:val="000000"/>
+          <w:spacing w:val="-10"/>
+          <w:kern w:val="28"/>
+          <w:sz w:val="30"/>
+          <w:szCs w:val="56"/>
+        </w:rPr>
         <w:t>PHẦN 1</w:t>
       </w:r>
     </w:p>
     <w:p>
-      <w:r>
-        <w:t>1. B</w:t>
-      </w:r>
-    </w:p>
-    <w:p>
-      <w:r>
-        <w:t>2. A</w:t>
-      </w:r>
-    </w:p>
-    <w:p>
-      <w:r>
-        <w:t>3. C</w:t>
-      </w:r>
-    </w:p>
-    <w:p>
-      <w:r>
-        <w:t>4. A</w:t>
-      </w:r>
-    </w:p>
-    <w:p>
-      <w:r>
-        <w:t>5. B</w:t>
-      </w:r>
-    </w:p>
-    <w:p>
-      <w:r>
-        <w:t>6. B</w:t>
-      </w:r>
-    </w:p>
-    <w:p>
-      <w:r>
-        <w:t>7. B</w:t>
-      </w:r>
-    </w:p>
-    <w:p>
-      <w:r>
-        <w:t>8. C</w:t>
-      </w:r>
-    </w:p>
-    <w:p>
-      <w:r>
-        <w:t>9. B</w:t>
-      </w:r>
-    </w:p>
-    <w:p>
-      <w:r>
-        <w:t>10. B</w:t>
-      </w:r>
-    </w:p>
-    <w:p>
-      <w:pPr>
-        <w:pStyle w:val="Heading1"/>
-      </w:pPr>
-      <w:r>
+      <w:pPr>
+        <w:shd w:val="clear" w:color="000000" w:fill="auto"/>
+        <w:spacing w:after="160"/>
+        <w:ind w:left="198"/>
+        <w:rPr>
+          <w:rFonts w:eastAsiaTheme="majorEastAsia"/>
+          <w:color w:val="000000"/>
+          <w:spacing w:val="-10"/>
+          <w:kern w:val="28"/>
+          <w:sz w:val="22"/>
+          <w:szCs w:val="56"/>
+        </w:rPr>
+      </w:pPr>
+      <w:r>
+        <w:rPr>
+          <w:rFonts w:eastAsiaTheme="majorEastAsia"/>
+          <w:color w:val="000000"/>
+          <w:spacing w:val="-10"/>
+          <w:kern w:val="28"/>
+          <w:sz w:val="22"/>
+          <w:szCs w:val="56"/>
+        </w:rPr>
+        <w:t>Câu 1: B</w:t>
+      </w:r>
+    </w:p>
+    <w:p>
+      <w:pPr>
+        <w:shd w:val="clear" w:color="000000" w:fill="auto"/>
+        <w:spacing w:after="160"/>
+        <w:ind w:left="198"/>
+        <w:rPr>
+          <w:rFonts w:eastAsiaTheme="majorEastAsia"/>
+          <w:color w:val="000000"/>
+          <w:spacing w:val="-10"/>
+          <w:kern w:val="28"/>
+          <w:sz w:val="22"/>
+          <w:szCs w:val="56"/>
+        </w:rPr>
+      </w:pPr>
+      <w:r>
+        <w:rPr>
+          <w:rFonts w:eastAsiaTheme="majorEastAsia"/>
+          <w:color w:val="000000"/>
+          <w:spacing w:val="-10"/>
+          <w:kern w:val="28"/>
+          <w:sz w:val="22"/>
+          <w:szCs w:val="56"/>
+        </w:rPr>
+        <w:t>Câu 2: A</w:t>
+      </w:r>
+    </w:p>
+    <w:p>
+      <w:pPr>
+        <w:shd w:val="clear" w:color="000000" w:fill="auto"/>
+        <w:spacing w:after="160"/>
+        <w:ind w:left="198"/>
+        <w:rPr>
+          <w:rFonts w:eastAsiaTheme="majorEastAsia"/>
+          <w:color w:val="000000"/>
+          <w:spacing w:val="-10"/>
+          <w:kern w:val="28"/>
+          <w:sz w:val="22"/>
+          <w:szCs w:val="56"/>
+        </w:rPr>
+      </w:pPr>
+      <w:r>
+        <w:rPr>
+          <w:rFonts w:eastAsiaTheme="majorEastAsia"/>
+          <w:color w:val="000000"/>
+          <w:spacing w:val="-10"/>
+          <w:kern w:val="28"/>
+          <w:sz w:val="22"/>
+          <w:szCs w:val="56"/>
+        </w:rPr>
+        <w:t>Câu 3: C</w:t>
+      </w:r>
+    </w:p>
+    <w:p>
+      <w:pPr>
+        <w:shd w:val="clear" w:color="000000" w:fill="auto"/>
+        <w:spacing w:after="160"/>
+        <w:ind w:left="198"/>
+        <w:rPr>
+          <w:rFonts w:eastAsiaTheme="majorEastAsia"/>
+          <w:color w:val="000000"/>
+          <w:spacing w:val="-10"/>
+          <w:kern w:val="28"/>
+          <w:sz w:val="22"/>
+          <w:szCs w:val="56"/>
+        </w:rPr>
+      </w:pPr>
+      <w:r>
+        <w:rPr>
+          <w:rFonts w:eastAsiaTheme="majorEastAsia"/>
+          <w:color w:val="000000"/>
+          <w:spacing w:val="-10"/>
+          <w:kern w:val="28"/>
+          <w:sz w:val="22"/>
+          <w:szCs w:val="56"/>
+        </w:rPr>
+        <w:t>Câu 4: A</w:t>
+      </w:r>
+    </w:p>
+    <w:p>
+      <w:pPr>
+        <w:shd w:val="clear" w:color="000000" w:fill="auto"/>
+        <w:spacing w:after="160"/>
+        <w:ind w:left="198"/>
+        <w:rPr>
+          <w:rFonts w:eastAsiaTheme="majorEastAsia"/>
+          <w:color w:val="000000"/>
+          <w:spacing w:val="-10"/>
+          <w:kern w:val="28"/>
+          <w:sz w:val="22"/>
+          <w:szCs w:val="56"/>
+        </w:rPr>
+      </w:pPr>
+      <w:r>
+        <w:rPr>
+          <w:rFonts w:eastAsiaTheme="majorEastAsia"/>
+          <w:color w:val="000000"/>
+          <w:spacing w:val="-10"/>
+          <w:kern w:val="28"/>
+          <w:sz w:val="22"/>
+          <w:szCs w:val="56"/>
+        </w:rPr>
+        <w:t>Câu 5: B</w:t>
+      </w:r>
+    </w:p>
+    <w:p>
+      <w:pPr>
+        <w:shd w:val="clear" w:color="000000" w:fill="auto"/>
+        <w:spacing w:after="160"/>
+        <w:ind w:left="198"/>
+        <w:rPr>
+          <w:rFonts w:eastAsiaTheme="majorEastAsia"/>
+          <w:color w:val="000000"/>
+          <w:spacing w:val="-10"/>
+          <w:kern w:val="28"/>
+          <w:sz w:val="22"/>
+          <w:szCs w:val="56"/>
+        </w:rPr>
+      </w:pPr>
+      <w:r>
+        <w:rPr>
+          <w:rFonts w:eastAsiaTheme="majorEastAsia"/>
+          <w:color w:val="000000"/>
+          <w:spacing w:val="-10"/>
+          <w:kern w:val="28"/>
+          <w:sz w:val="22"/>
+          <w:szCs w:val="56"/>
+        </w:rPr>
+        <w:t>Câu 6: B</w:t>
+      </w:r>
+    </w:p>
+    <w:p>
+      <w:pPr>
+        <w:shd w:val="clear" w:color="000000" w:fill="auto"/>
+        <w:spacing w:after="160"/>
+        <w:ind w:left="198"/>
+        <w:rPr>
+          <w:rFonts w:eastAsiaTheme="majorEastAsia"/>
+          <w:color w:val="000000"/>
+          <w:spacing w:val="-10"/>
+          <w:kern w:val="28"/>
+          <w:sz w:val="22"/>
+          <w:szCs w:val="56"/>
+        </w:rPr>
+      </w:pPr>
+      <w:r>
+        <w:rPr>
+          <w:rFonts w:eastAsiaTheme="majorEastAsia"/>
+          <w:color w:val="000000"/>
+          <w:spacing w:val="-10"/>
+          <w:kern w:val="28"/>
+          <w:sz w:val="22"/>
+          <w:szCs w:val="56"/>
+        </w:rPr>
+        <w:t>Câu 7: B</w:t>
+      </w:r>
+    </w:p>
+    <w:p>
+      <w:pPr>
+        <w:shd w:val="clear" w:color="000000" w:fill="auto"/>
+        <w:spacing w:after="160"/>
+        <w:ind w:left="198"/>
+        <w:rPr>
+          <w:rFonts w:eastAsiaTheme="majorEastAsia"/>
+          <w:color w:val="000000"/>
+          <w:spacing w:val="-10"/>
+          <w:kern w:val="28"/>
+          <w:sz w:val="22"/>
+          <w:szCs w:val="56"/>
+        </w:rPr>
+      </w:pPr>
+      <w:r>
+        <w:rPr>
+          <w:rFonts w:eastAsiaTheme="majorEastAsia"/>
+          <w:color w:val="000000"/>
+          <w:spacing w:val="-10"/>
+          <w:kern w:val="28"/>
+          <w:sz w:val="22"/>
+          <w:szCs w:val="56"/>
+        </w:rPr>
+        <w:t>Câu 8: C</w:t>
+      </w:r>
+    </w:p>
+    <w:p>
+      <w:pPr>
+        <w:shd w:val="clear" w:color="000000" w:fill="auto"/>
+        <w:spacing w:after="160"/>
+        <w:ind w:left="198"/>
+        <w:rPr>
+          <w:rFonts w:eastAsiaTheme="majorEastAsia"/>
+          <w:color w:val="000000"/>
+          <w:spacing w:val="-10"/>
+          <w:kern w:val="28"/>
+          <w:sz w:val="22"/>
+          <w:szCs w:val="56"/>
+        </w:rPr>
+      </w:pPr>
+      <w:r>
+        <w:rPr>
+          <w:rFonts w:eastAsiaTheme="majorEastAsia"/>
+          <w:color w:val="000000"/>
+          <w:spacing w:val="-10"/>
+          <w:kern w:val="28"/>
+          <w:sz w:val="22"/>
+          <w:szCs w:val="56"/>
+        </w:rPr>
+        <w:t>Câu 9: B</w:t>
+      </w:r>
+    </w:p>
+    <w:p>
+      <w:pPr>
+        <w:shd w:val="clear" w:color="000000" w:fill="auto"/>
+        <w:spacing w:after="160"/>
+        <w:ind w:left="198"/>
+        <w:rPr>
+          <w:rFonts w:eastAsiaTheme="majorEastAsia"/>
+          <w:color w:val="000000"/>
+          <w:spacing w:val="-10"/>
+          <w:kern w:val="28"/>
+          <w:sz w:val="22"/>
+          <w:szCs w:val="56"/>
+        </w:rPr>
+      </w:pPr>
+      <w:r>
+        <w:rPr>
+          <w:rFonts w:eastAsiaTheme="majorEastAsia"/>
+          <w:color w:val="000000"/>
+          <w:spacing w:val="-10"/>
+          <w:kern w:val="28"/>
+          <w:sz w:val="22"/>
+          <w:szCs w:val="56"/>
+        </w:rPr>
+        <w:t>Câu 10: B</w:t>
+      </w:r>
+    </w:p>
+    <w:p>
+      <w:pPr>
+        <w:keepNext/>
+        <w:shd w:val="clear" w:color="000000" w:fill="auto"/>
+        <w:spacing w:before="240" w:after="80"/>
+        <w:rPr>
+          <w:rFonts w:eastAsiaTheme="majorEastAsia"/>
+          <w:b/>
+          <w:color w:val="000000"/>
+          <w:spacing w:val="-10"/>
+          <w:kern w:val="28"/>
+          <w:sz w:val="22"/>
+          <w:szCs w:val="56"/>
+        </w:rPr>
+      </w:pPr>
+      <w:r>
+        <w:rPr>
+          <w:rFonts w:eastAsiaTheme="majorEastAsia"/>
+          <w:b/>
+          <w:color w:val="000000"/>
+          <w:spacing w:val="-10"/>
+          <w:kern w:val="28"/>
+          <w:sz w:val="22"/>
+          <w:szCs w:val="56"/>
+        </w:rPr>
         <w:t>PHẦN 2</w:t>
       </w:r>
     </w:p>
     <w:p>
-      <w:r>
-        <w:t>1. am used to</w:t>
-      </w:r>
-    </w:p>
-    <w:p>
-      <w:r>
-        <w:t>2. getting used to</w:t>
-      </w:r>
-    </w:p>
-    <w:p>
-      <w:r>
-        <w:t>3. got used to</w:t>
-      </w:r>
-    </w:p>
-    <w:p>
-      <w:r>
-        <w:t>4. got used to</w:t>
-      </w:r>
-    </w:p>
-    <w:p>
-      <w:r>
-        <w:t>5. is used to</w:t>
-      </w:r>
-    </w:p>
-    <w:p>
-      <w:r>
-        <w:t>6. get used to</w:t>
-      </w:r>
-    </w:p>
-    <w:p>
-      <w:r>
-        <w:t>7. used to</w:t>
-      </w:r>
-    </w:p>
-    <w:p>
-      <w:r>
-        <w:t>8. got used to</w:t>
-      </w:r>
-    </w:p>
-    <w:p>
-      <w:r>
-        <w:t>9. getting used to</w:t>
-      </w:r>
-    </w:p>
-    <w:p>
-      <w:r>
-        <w:t>10. getting used to</w:t>
-      </w:r>
-    </w:p>
-    <w:p>
-      <w:pPr>
-        <w:pStyle w:val="Heading1"/>
-      </w:pPr>
-      <w:r>
+      <w:pPr>
+        <w:shd w:val="clear" w:color="000000" w:fill="auto"/>
+        <w:spacing w:after="160"/>
+        <w:ind w:left="198"/>
+        <w:rPr>
+          <w:rFonts w:eastAsiaTheme="majorEastAsia"/>
+          <w:color w:val="000000"/>
+          <w:spacing w:val="-10"/>
+          <w:kern w:val="28"/>
+          <w:sz w:val="22"/>
+          <w:szCs w:val="56"/>
+        </w:rPr>
+      </w:pPr>
+      <w:r>
+        <w:rPr>
+          <w:rFonts w:eastAsiaTheme="majorEastAsia"/>
+          <w:color w:val="000000"/>
+          <w:spacing w:val="-10"/>
+          <w:kern w:val="28"/>
+          <w:sz w:val="22"/>
+          <w:szCs w:val="56"/>
+        </w:rPr>
+        <w:t>Câu 1: am used to</w:t>
+      </w:r>
+    </w:p>
+    <w:p>
+      <w:pPr>
+        <w:shd w:val="clear" w:color="000000" w:fill="auto"/>
+        <w:spacing w:after="160"/>
+        <w:ind w:left="198"/>
+        <w:rPr>
+          <w:rFonts w:eastAsiaTheme="majorEastAsia"/>
+          <w:color w:val="000000"/>
+          <w:spacing w:val="-10"/>
+          <w:kern w:val="28"/>
+          <w:sz w:val="22"/>
+          <w:szCs w:val="56"/>
+        </w:rPr>
+      </w:pPr>
+      <w:r>
+        <w:rPr>
+          <w:rFonts w:eastAsiaTheme="majorEastAsia"/>
+          <w:color w:val="000000"/>
+          <w:spacing w:val="-10"/>
+          <w:kern w:val="28"/>
+          <w:sz w:val="22"/>
+          <w:szCs w:val="56"/>
+        </w:rPr>
+        <w:t>Câu 2: getting used to</w:t>
+      </w:r>
+    </w:p>
+    <w:p>
+      <w:pPr>
+        <w:shd w:val="clear" w:color="000000" w:fill="auto"/>
+        <w:spacing w:after="160"/>
+        <w:ind w:left="198"/>
+        <w:rPr>
+          <w:rFonts w:eastAsiaTheme="majorEastAsia"/>
+          <w:color w:val="000000"/>
+          <w:spacing w:val="-10"/>
+          <w:kern w:val="28"/>
+          <w:sz w:val="22"/>
+          <w:szCs w:val="56"/>
+        </w:rPr>
+      </w:pPr>
+      <w:r>
+        <w:rPr>
+          <w:rFonts w:eastAsiaTheme="majorEastAsia"/>
+          <w:color w:val="000000"/>
+          <w:spacing w:val="-10"/>
+          <w:kern w:val="28"/>
+          <w:sz w:val="22"/>
+          <w:szCs w:val="56"/>
+        </w:rPr>
+        <w:t>Câu 3: got used to</w:t>
+      </w:r>
+    </w:p>
+    <w:p>
+      <w:pPr>
+        <w:shd w:val="clear" w:color="000000" w:fill="auto"/>
+        <w:spacing w:after="160"/>
+        <w:ind w:left="198"/>
+        <w:rPr>
+          <w:rFonts w:eastAsiaTheme="majorEastAsia"/>
+          <w:color w:val="000000"/>
+          <w:spacing w:val="-10"/>
+          <w:kern w:val="28"/>
+          <w:sz w:val="22"/>
+          <w:szCs w:val="56"/>
+        </w:rPr>
+      </w:pPr>
+      <w:r>
+        <w:rPr>
+          <w:rFonts w:eastAsiaTheme="majorEastAsia"/>
+          <w:color w:val="000000"/>
+          <w:spacing w:val="-10"/>
+          <w:kern w:val="28"/>
+          <w:sz w:val="22"/>
+          <w:szCs w:val="56"/>
+        </w:rPr>
+        <w:t>Câu 4: got used to</w:t>
+      </w:r>
+    </w:p>
+    <w:p>
+      <w:pPr>
+        <w:shd w:val="clear" w:color="000000" w:fill="auto"/>
+        <w:spacing w:after="160"/>
+        <w:ind w:left="198"/>
+        <w:rPr>
+          <w:rFonts w:eastAsiaTheme="majorEastAsia"/>
+          <w:color w:val="000000"/>
+          <w:spacing w:val="-10"/>
+          <w:kern w:val="28"/>
+          <w:sz w:val="22"/>
+          <w:szCs w:val="56"/>
+        </w:rPr>
+      </w:pPr>
+      <w:r>
+        <w:rPr>
+          <w:rFonts w:eastAsiaTheme="majorEastAsia"/>
+          <w:color w:val="000000"/>
+          <w:spacing w:val="-10"/>
+          <w:kern w:val="28"/>
+          <w:sz w:val="22"/>
+          <w:szCs w:val="56"/>
+        </w:rPr>
+        <w:t>Câu 5: is used to</w:t>
+      </w:r>
+    </w:p>
+    <w:p>
+      <w:pPr>
+        <w:shd w:val="clear" w:color="000000" w:fill="auto"/>
+        <w:spacing w:after="160"/>
+        <w:ind w:left="198"/>
+        <w:rPr>
+          <w:rFonts w:eastAsiaTheme="majorEastAsia"/>
+          <w:color w:val="000000"/>
+          <w:spacing w:val="-10"/>
+          <w:kern w:val="28"/>
+          <w:sz w:val="22"/>
+          <w:szCs w:val="56"/>
+        </w:rPr>
+      </w:pPr>
+      <w:r>
+        <w:rPr>
+          <w:rFonts w:eastAsiaTheme="majorEastAsia"/>
+          <w:color w:val="000000"/>
+          <w:spacing w:val="-10"/>
+          <w:kern w:val="28"/>
+          <w:sz w:val="22"/>
+          <w:szCs w:val="56"/>
+        </w:rPr>
+        <w:t>Câu 6: get used to</w:t>
+      </w:r>
+    </w:p>
+    <w:p>
+      <w:pPr>
+        <w:shd w:val="clear" w:color="000000" w:fill="auto"/>
+        <w:spacing w:after="160"/>
+        <w:ind w:left="198"/>
+        <w:rPr>
+          <w:rFonts w:eastAsiaTheme="majorEastAsia"/>
+          <w:color w:val="000000"/>
+          <w:spacing w:val="-10"/>
+          <w:kern w:val="28"/>
+          <w:sz w:val="22"/>
+          <w:szCs w:val="56"/>
+        </w:rPr>
+      </w:pPr>
+      <w:r>
+        <w:rPr>
+          <w:rFonts w:eastAsiaTheme="majorEastAsia"/>
+          <w:color w:val="000000"/>
+          <w:spacing w:val="-10"/>
+          <w:kern w:val="28"/>
+          <w:sz w:val="22"/>
+          <w:szCs w:val="56"/>
+        </w:rPr>
+        <w:t>Câu 7: used to</w:t>
+      </w:r>
+    </w:p>
+    <w:p>
+      <w:pPr>
+        <w:shd w:val="clear" w:color="000000" w:fill="auto"/>
+        <w:spacing w:after="160"/>
+        <w:ind w:left="198"/>
+        <w:rPr>
+          <w:rFonts w:eastAsiaTheme="majorEastAsia"/>
+          <w:color w:val="000000"/>
+          <w:spacing w:val="-10"/>
+          <w:kern w:val="28"/>
+          <w:sz w:val="22"/>
+          <w:szCs w:val="56"/>
+        </w:rPr>
+      </w:pPr>
+      <w:r>
+        <w:rPr>
+          <w:rFonts w:eastAsiaTheme="majorEastAsia"/>
+          <w:color w:val="000000"/>
+          <w:spacing w:val="-10"/>
+          <w:kern w:val="28"/>
+          <w:sz w:val="22"/>
+          <w:szCs w:val="56"/>
+        </w:rPr>
+        <w:t>Câu 8: got used to</w:t>
+      </w:r>
+    </w:p>
+    <w:p>
+      <w:pPr>
+        <w:shd w:val="clear" w:color="000000" w:fill="auto"/>
+        <w:spacing w:after="160"/>
+        <w:ind w:left="198"/>
+        <w:rPr>
+          <w:rFonts w:eastAsiaTheme="majorEastAsia"/>
+          <w:color w:val="000000"/>
+          <w:spacing w:val="-10"/>
+          <w:kern w:val="28"/>
+          <w:sz w:val="22"/>
+          <w:szCs w:val="56"/>
+        </w:rPr>
+      </w:pPr>
+      <w:r>
+        <w:rPr>
+          <w:rFonts w:eastAsiaTheme="majorEastAsia"/>
+          <w:color w:val="000000"/>
+          <w:spacing w:val="-10"/>
+          <w:kern w:val="28"/>
+          <w:sz w:val="22"/>
+          <w:szCs w:val="56"/>
+        </w:rPr>
+        <w:t>Câu 9: getting used to</w:t>
+      </w:r>
+    </w:p>
+    <w:p>
+      <w:pPr>
+        <w:shd w:val="clear" w:color="000000" w:fill="auto"/>
+        <w:spacing w:after="160"/>
+        <w:ind w:left="198"/>
+        <w:rPr>
+          <w:rFonts w:eastAsiaTheme="majorEastAsia"/>
+          <w:color w:val="000000"/>
+          <w:spacing w:val="-10"/>
+          <w:kern w:val="28"/>
+          <w:sz w:val="22"/>
+          <w:szCs w:val="56"/>
+        </w:rPr>
+      </w:pPr>
+      <w:r>
+        <w:rPr>
+          <w:rFonts w:eastAsiaTheme="majorEastAsia"/>
+          <w:color w:val="000000"/>
+          <w:spacing w:val="-10"/>
+          <w:kern w:val="28"/>
+          <w:sz w:val="22"/>
+          <w:szCs w:val="56"/>
+        </w:rPr>
+        <w:t>Câu 10: getting used to</w:t>
+      </w:r>
+    </w:p>
+    <w:p>
+      <w:pPr>
+        <w:keepNext/>
+        <w:shd w:val="clear" w:color="000000" w:fill="auto"/>
+        <w:spacing w:before="240" w:after="80"/>
+        <w:rPr>
+          <w:rFonts w:eastAsiaTheme="majorEastAsia"/>
+          <w:b/>
+          <w:color w:val="000000"/>
+          <w:spacing w:val="-10"/>
+          <w:kern w:val="28"/>
+          <w:sz w:val="22"/>
+          <w:szCs w:val="56"/>
+        </w:rPr>
+      </w:pPr>
+      <w:r>
+        <w:rPr>
+          <w:rFonts w:eastAsiaTheme="majorEastAsia"/>
+          <w:b/>
+          <w:color w:val="000000"/>
+          <w:spacing w:val="-10"/>
+          <w:kern w:val="28"/>
+          <w:sz w:val="22"/>
+          <w:szCs w:val="56"/>
+        </w:rPr>
         <w:t>PHẦN 3</w:t>
       </w:r>
     </w:p>
     <w:p>
-      <w:r>
-        <w:t>1. working</w:t>
-      </w:r>
-    </w:p>
-    <w:p>
-      <w:r>
-        <w:t>2. driving</w:t>
-      </w:r>
-    </w:p>
-    <w:p>
-      <w:r>
-        <w:t>3. living</w:t>
-      </w:r>
-    </w:p>
-    <w:p>
-      <w:r>
-        <w:t>4. eating</w:t>
-      </w:r>
-    </w:p>
-    <w:p>
-      <w:r>
-        <w:t>5. speaking</w:t>
-      </w:r>
-    </w:p>
-    <w:p>
-      <w:r>
-        <w:t>6. waking</w:t>
-      </w:r>
-    </w:p>
-    <w:p>
-      <w:r>
-        <w:t>7. studying</w:t>
-      </w:r>
-    </w:p>
-    <w:p>
-      <w:r>
-        <w:t>8. wearing</w:t>
-      </w:r>
-    </w:p>
-    <w:p>
-      <w:r>
-        <w:t>9. walk</w:t>
-      </w:r>
-    </w:p>
-    <w:p>
-      <w:r>
-        <w:t>10. drink</w:t>
-      </w:r>
-    </w:p>
-    <w:p>
-      <w:pPr>
-        <w:pStyle w:val="Heading1"/>
-      </w:pPr>
-      <w:r>
+      <w:pPr>
+        <w:shd w:val="clear" w:color="000000" w:fill="auto"/>
+        <w:spacing w:after="160"/>
+        <w:ind w:left="198"/>
+        <w:rPr>
+          <w:rFonts w:eastAsiaTheme="majorEastAsia"/>
+          <w:color w:val="000000"/>
+          <w:spacing w:val="-10"/>
+          <w:kern w:val="28"/>
+          <w:sz w:val="22"/>
+          <w:szCs w:val="56"/>
+        </w:rPr>
+      </w:pPr>
+      <w:r>
+        <w:rPr>
+          <w:rFonts w:eastAsiaTheme="majorEastAsia"/>
+          <w:color w:val="000000"/>
+          <w:spacing w:val="-10"/>
+          <w:kern w:val="28"/>
+          <w:sz w:val="22"/>
+          <w:szCs w:val="56"/>
+        </w:rPr>
+        <w:t>Câu 1: working</w:t>
+      </w:r>
+    </w:p>
+    <w:p>
+      <w:pPr>
+        <w:shd w:val="clear" w:color="000000" w:fill="auto"/>
+        <w:spacing w:after="160"/>
+        <w:ind w:left="198"/>
+        <w:rPr>
+          <w:rFonts w:eastAsiaTheme="majorEastAsia"/>
+          <w:color w:val="000000"/>
+          <w:spacing w:val="-10"/>
+          <w:kern w:val="28"/>
+          <w:sz w:val="22"/>
+          <w:szCs w:val="56"/>
+        </w:rPr>
+      </w:pPr>
+      <w:r>
+        <w:rPr>
+          <w:rFonts w:eastAsiaTheme="majorEastAsia"/>
+          <w:color w:val="000000"/>
+          <w:spacing w:val="-10"/>
+          <w:kern w:val="28"/>
+          <w:sz w:val="22"/>
+          <w:szCs w:val="56"/>
+        </w:rPr>
+        <w:t>Câu 2: driving</w:t>
+      </w:r>
+    </w:p>
+    <w:p>
+      <w:pPr>
+        <w:shd w:val="clear" w:color="000000" w:fill="auto"/>
+        <w:spacing w:after="160"/>
+        <w:ind w:left="198"/>
+        <w:rPr>
+          <w:rFonts w:eastAsiaTheme="majorEastAsia"/>
+          <w:color w:val="000000"/>
+          <w:spacing w:val="-10"/>
+          <w:kern w:val="28"/>
+          <w:sz w:val="22"/>
+          <w:szCs w:val="56"/>
+        </w:rPr>
+      </w:pPr>
+      <w:r>
+        <w:rPr>
+          <w:rFonts w:eastAsiaTheme="majorEastAsia"/>
+          <w:color w:val="000000"/>
+          <w:spacing w:val="-10"/>
+          <w:kern w:val="28"/>
+          <w:sz w:val="22"/>
+          <w:szCs w:val="56"/>
+        </w:rPr>
+        <w:t>Câu 3: living</w:t>
+      </w:r>
+    </w:p>
+    <w:p>
+      <w:pPr>
+        <w:shd w:val="clear" w:color="000000" w:fill="auto"/>
+        <w:spacing w:after="160"/>
+        <w:ind w:left="198"/>
+        <w:rPr>
+          <w:rFonts w:eastAsiaTheme="majorEastAsia"/>
+          <w:color w:val="000000"/>
+          <w:spacing w:val="-10"/>
+          <w:kern w:val="28"/>
+          <w:sz w:val="22"/>
+          <w:szCs w:val="56"/>
+        </w:rPr>
+      </w:pPr>
+      <w:r>
+        <w:rPr>
+          <w:rFonts w:eastAsiaTheme="majorEastAsia"/>
+          <w:color w:val="000000"/>
+          <w:spacing w:val="-10"/>
+          <w:kern w:val="28"/>
+          <w:sz w:val="22"/>
+          <w:szCs w:val="56"/>
+        </w:rPr>
+        <w:t>Câu 4: eating</w:t>
+      </w:r>
+    </w:p>
+    <w:p>
+      <w:pPr>
+        <w:shd w:val="clear" w:color="000000" w:fill="auto"/>
+        <w:spacing w:after="160"/>
+        <w:ind w:left="198"/>
+        <w:rPr>
+          <w:rFonts w:eastAsiaTheme="majorEastAsia"/>
+          <w:color w:val="000000"/>
+          <w:spacing w:val="-10"/>
+          <w:kern w:val="28"/>
+          <w:sz w:val="22"/>
+          <w:szCs w:val="56"/>
+        </w:rPr>
+      </w:pPr>
+      <w:r>
+        <w:rPr>
+          <w:rFonts w:eastAsiaTheme="majorEastAsia"/>
+          <w:color w:val="000000"/>
+          <w:spacing w:val="-10"/>
+          <w:kern w:val="28"/>
+          <w:sz w:val="22"/>
+          <w:szCs w:val="56"/>
+        </w:rPr>
+        <w:t>Câu 5: speaking</w:t>
+      </w:r>
+    </w:p>
+    <w:p>
+      <w:pPr>
+        <w:shd w:val="clear" w:color="000000" w:fill="auto"/>
+        <w:spacing w:after="160"/>
+        <w:ind w:left="198"/>
+        <w:rPr>
+          <w:rFonts w:eastAsiaTheme="majorEastAsia"/>
+          <w:color w:val="000000"/>
+          <w:spacing w:val="-10"/>
+          <w:kern w:val="28"/>
+          <w:sz w:val="22"/>
+          <w:szCs w:val="56"/>
+        </w:rPr>
+      </w:pPr>
+      <w:r>
+        <w:rPr>
+          <w:rFonts w:eastAsiaTheme="majorEastAsia"/>
+          <w:color w:val="000000"/>
+          <w:spacing w:val="-10"/>
+          <w:kern w:val="28"/>
+          <w:sz w:val="22"/>
+          <w:szCs w:val="56"/>
+        </w:rPr>
+        <w:t>Câu 6: waking</w:t>
+      </w:r>
+    </w:p>
+    <w:p>
+      <w:pPr>
+        <w:shd w:val="clear" w:color="000000" w:fill="auto"/>
+        <w:spacing w:after="160"/>
+        <w:ind w:left="198"/>
+        <w:rPr>
+          <w:rFonts w:eastAsiaTheme="majorEastAsia"/>
+          <w:color w:val="000000"/>
+          <w:spacing w:val="-10"/>
+          <w:kern w:val="28"/>
+          <w:sz w:val="22"/>
+          <w:szCs w:val="56"/>
+        </w:rPr>
+      </w:pPr>
+      <w:r>
+        <w:rPr>
+          <w:rFonts w:eastAsiaTheme="majorEastAsia"/>
+          <w:color w:val="000000"/>
+          <w:spacing w:val="-10"/>
+          <w:kern w:val="28"/>
+          <w:sz w:val="22"/>
+          <w:szCs w:val="56"/>
+        </w:rPr>
+        <w:t>Câu 7: studying</w:t>
+      </w:r>
+    </w:p>
+    <w:p>
+      <w:pPr>
+        <w:shd w:val="clear" w:color="000000" w:fill="auto"/>
+        <w:spacing w:after="160"/>
+        <w:ind w:left="198"/>
+        <w:rPr>
+          <w:rFonts w:eastAsiaTheme="majorEastAsia"/>
+          <w:color w:val="000000"/>
+          <w:spacing w:val="-10"/>
+          <w:kern w:val="28"/>
+          <w:sz w:val="22"/>
+          <w:szCs w:val="56"/>
+        </w:rPr>
+      </w:pPr>
+      <w:r>
+        <w:rPr>
+          <w:rFonts w:eastAsiaTheme="majorEastAsia"/>
+          <w:color w:val="000000"/>
+          <w:spacing w:val="-10"/>
+          <w:kern w:val="28"/>
+          <w:sz w:val="22"/>
+          <w:szCs w:val="56"/>
+        </w:rPr>
+        <w:t>Câu 8: wearing</w:t>
+      </w:r>
+    </w:p>
+    <w:p>
+      <w:pPr>
+        <w:shd w:val="clear" w:color="000000" w:fill="auto"/>
+        <w:spacing w:after="160"/>
+        <w:ind w:left="198"/>
+        <w:rPr>
+          <w:rFonts w:eastAsiaTheme="majorEastAsia"/>
+          <w:color w:val="000000"/>
+          <w:spacing w:val="-10"/>
+          <w:kern w:val="28"/>
+          <w:sz w:val="22"/>
+          <w:szCs w:val="56"/>
+        </w:rPr>
+      </w:pPr>
+      <w:r>
+        <w:rPr>
+          <w:rFonts w:eastAsiaTheme="majorEastAsia"/>
+          <w:color w:val="000000"/>
+          <w:spacing w:val="-10"/>
+          <w:kern w:val="28"/>
+          <w:sz w:val="22"/>
+          <w:szCs w:val="56"/>
+        </w:rPr>
+        <w:t>Câu 9: walk</w:t>
+      </w:r>
+    </w:p>
+    <w:p>
+      <w:pPr>
+        <w:shd w:val="clear" w:color="000000" w:fill="auto"/>
+        <w:spacing w:after="160"/>
+        <w:ind w:left="198"/>
+        <w:rPr>
+          <w:rFonts w:eastAsiaTheme="majorEastAsia"/>
+          <w:color w:val="000000"/>
+          <w:spacing w:val="-10"/>
+          <w:kern w:val="28"/>
+          <w:sz w:val="22"/>
+          <w:szCs w:val="56"/>
+        </w:rPr>
+      </w:pPr>
+      <w:r>
+        <w:rPr>
+          <w:rFonts w:eastAsiaTheme="majorEastAsia"/>
+          <w:color w:val="000000"/>
+          <w:spacing w:val="-10"/>
+          <w:kern w:val="28"/>
+          <w:sz w:val="22"/>
+          <w:szCs w:val="56"/>
+        </w:rPr>
+        <w:t>Câu 10: drink</w:t>
+      </w:r>
+    </w:p>
+    <w:p>
+      <w:pPr>
+        <w:keepNext/>
+        <w:shd w:val="clear" w:color="000000" w:fill="auto"/>
+        <w:spacing w:before="240" w:after="80"/>
+        <w:rPr>
+          <w:rFonts w:eastAsiaTheme="majorEastAsia"/>
+          <w:b/>
+          <w:color w:val="000000"/>
+          <w:spacing w:val="-10"/>
+          <w:kern w:val="28"/>
+          <w:sz w:val="22"/>
+          <w:szCs w:val="56"/>
+        </w:rPr>
+      </w:pPr>
+      <w:r>
+        <w:rPr>
+          <w:rFonts w:eastAsiaTheme="majorEastAsia"/>
+          <w:b/>
+          <w:color w:val="000000"/>
+          <w:spacing w:val="-10"/>
+          <w:kern w:val="28"/>
+          <w:sz w:val="22"/>
+          <w:szCs w:val="56"/>
+        </w:rPr>
         <w:t>PHẦN 4</w:t>
       </w:r>
     </w:p>
     <w:p>
-      <w:r>
-        <w:t>1. used to</w:t>
-      </w:r>
-    </w:p>
-    <w:p>
-      <w:r>
-        <w:t>2. am used to</w:t>
-      </w:r>
-    </w:p>
-    <w:p>
-      <w:r>
-        <w:t>3. get used to</w:t>
-      </w:r>
-    </w:p>
-    <w:p>
-      <w:r>
-        <w:t>4. used to</w:t>
-      </w:r>
-    </w:p>
-    <w:p>
-      <w:r>
-        <w:t>5. is used to</w:t>
-      </w:r>
-    </w:p>
-    <w:p>
-      <w:r>
-        <w:t>6. get used to</w:t>
-      </w:r>
-    </w:p>
-    <w:p>
-      <w:r>
-        <w:t>7. used to</w:t>
-      </w:r>
-    </w:p>
-    <w:p>
-      <w:r>
-        <w:t>8. are used to</w:t>
-      </w:r>
-    </w:p>
-    <w:p>
-      <w:r>
-        <w:t>9. get used to</w:t>
-      </w:r>
-    </w:p>
-    <w:p>
-      <w:r>
-        <w:t>10. used to</w:t>
-      </w:r>
-    </w:p>
-    <w:p>
-      <w:pPr>
-        <w:pStyle w:val="Heading1"/>
-      </w:pPr>
-      <w:r>
+      <w:pPr>
+        <w:shd w:val="clear" w:color="000000" w:fill="auto"/>
+        <w:spacing w:after="160"/>
+        <w:ind w:left="198"/>
+        <w:rPr>
+          <w:rFonts w:eastAsiaTheme="majorEastAsia"/>
+          <w:color w:val="000000"/>
+          <w:spacing w:val="-10"/>
+          <w:kern w:val="28"/>
+          <w:sz w:val="22"/>
+          <w:szCs w:val="56"/>
+        </w:rPr>
+      </w:pPr>
+      <w:r>
+        <w:rPr>
+          <w:rFonts w:eastAsiaTheme="majorEastAsia"/>
+          <w:color w:val="000000"/>
+          <w:spacing w:val="-10"/>
+          <w:kern w:val="28"/>
+          <w:sz w:val="22"/>
+          <w:szCs w:val="56"/>
+        </w:rPr>
+        <w:t>Câu 1: used to</w:t>
+      </w:r>
+    </w:p>
+    <w:p>
+      <w:pPr>
+        <w:shd w:val="clear" w:color="000000" w:fill="auto"/>
+        <w:spacing w:after="160"/>
+        <w:ind w:left="198"/>
+        <w:rPr>
+          <w:rFonts w:eastAsiaTheme="majorEastAsia"/>
+          <w:color w:val="000000"/>
+          <w:spacing w:val="-10"/>
+          <w:kern w:val="28"/>
+          <w:sz w:val="22"/>
+          <w:szCs w:val="56"/>
+        </w:rPr>
+      </w:pPr>
+      <w:r>
+        <w:rPr>
+          <w:rFonts w:eastAsiaTheme="majorEastAsia"/>
+          <w:color w:val="000000"/>
+          <w:spacing w:val="-10"/>
+          <w:kern w:val="28"/>
+          <w:sz w:val="22"/>
+          <w:szCs w:val="56"/>
+        </w:rPr>
+        <w:t>Câu 2: am used to</w:t>
+      </w:r>
+    </w:p>
+    <w:p>
+      <w:pPr>
+        <w:shd w:val="clear" w:color="000000" w:fill="auto"/>
+        <w:spacing w:after="160"/>
+        <w:ind w:left="198"/>
+        <w:rPr>
+          <w:rFonts w:eastAsiaTheme="majorEastAsia"/>
+          <w:color w:val="000000"/>
+          <w:spacing w:val="-10"/>
+          <w:kern w:val="28"/>
+          <w:sz w:val="22"/>
+          <w:szCs w:val="56"/>
+        </w:rPr>
+      </w:pPr>
+      <w:r>
+        <w:rPr>
+          <w:rFonts w:eastAsiaTheme="majorEastAsia"/>
+          <w:color w:val="000000"/>
+          <w:spacing w:val="-10"/>
+          <w:kern w:val="28"/>
+          <w:sz w:val="22"/>
+          <w:szCs w:val="56"/>
+        </w:rPr>
+        <w:t>Câu 3: get used to</w:t>
+      </w:r>
+    </w:p>
+    <w:p>
+      <w:pPr>
+        <w:shd w:val="clear" w:color="000000" w:fill="auto"/>
+        <w:spacing w:after="160"/>
+        <w:ind w:left="198"/>
+        <w:rPr>
+          <w:rFonts w:eastAsiaTheme="majorEastAsia"/>
+          <w:color w:val="000000"/>
+          <w:spacing w:val="-10"/>
+          <w:kern w:val="28"/>
+          <w:sz w:val="22"/>
+          <w:szCs w:val="56"/>
+        </w:rPr>
+      </w:pPr>
+      <w:r>
+        <w:rPr>
+          <w:rFonts w:eastAsiaTheme="majorEastAsia"/>
+          <w:color w:val="000000"/>
+          <w:spacing w:val="-10"/>
+          <w:kern w:val="28"/>
+          <w:sz w:val="22"/>
+          <w:szCs w:val="56"/>
+        </w:rPr>
+        <w:t>Câu 4: used to</w:t>
+      </w:r>
+    </w:p>
+    <w:p>
+      <w:pPr>
+        <w:shd w:val="clear" w:color="000000" w:fill="auto"/>
+        <w:spacing w:after="160"/>
+        <w:ind w:left="198"/>
+        <w:rPr>
+          <w:rFonts w:eastAsiaTheme="majorEastAsia"/>
+          <w:color w:val="000000"/>
+          <w:spacing w:val="-10"/>
+          <w:kern w:val="28"/>
+          <w:sz w:val="22"/>
+          <w:szCs w:val="56"/>
+        </w:rPr>
+      </w:pPr>
+      <w:r>
+        <w:rPr>
+          <w:rFonts w:eastAsiaTheme="majorEastAsia"/>
+          <w:color w:val="000000"/>
+          <w:spacing w:val="-10"/>
+          <w:kern w:val="28"/>
+          <w:sz w:val="22"/>
+          <w:szCs w:val="56"/>
+        </w:rPr>
+        <w:t>Câu 5: is used to</w:t>
+      </w:r>
+    </w:p>
+    <w:p>
+      <w:pPr>
+        <w:shd w:val="clear" w:color="000000" w:fill="auto"/>
+        <w:spacing w:after="160"/>
+        <w:ind w:left="198"/>
+        <w:rPr>
+          <w:rFonts w:eastAsiaTheme="majorEastAsia"/>
+          <w:color w:val="000000"/>
+          <w:spacing w:val="-10"/>
+          <w:kern w:val="28"/>
+          <w:sz w:val="22"/>
+          <w:szCs w:val="56"/>
+        </w:rPr>
+      </w:pPr>
+      <w:r>
+        <w:rPr>
+          <w:rFonts w:eastAsiaTheme="majorEastAsia"/>
+          <w:color w:val="000000"/>
+          <w:spacing w:val="-10"/>
+          <w:kern w:val="28"/>
+          <w:sz w:val="22"/>
+          <w:szCs w:val="56"/>
+        </w:rPr>
+        <w:t>Câu 6: get used to</w:t>
+      </w:r>
+    </w:p>
+    <w:p>
+      <w:pPr>
+        <w:shd w:val="clear" w:color="000000" w:fill="auto"/>
+        <w:spacing w:after="160"/>
+        <w:ind w:left="198"/>
+        <w:rPr>
+          <w:rFonts w:eastAsiaTheme="majorEastAsia"/>
+          <w:color w:val="000000"/>
+          <w:spacing w:val="-10"/>
+          <w:kern w:val="28"/>
+          <w:sz w:val="22"/>
+          <w:szCs w:val="56"/>
+        </w:rPr>
+      </w:pPr>
+      <w:r>
+        <w:rPr>
+          <w:rFonts w:eastAsiaTheme="majorEastAsia"/>
+          <w:color w:val="000000"/>
+          <w:spacing w:val="-10"/>
+          <w:kern w:val="28"/>
+          <w:sz w:val="22"/>
+          <w:szCs w:val="56"/>
+        </w:rPr>
+        <w:t>Câu 7: used to</w:t>
+      </w:r>
+    </w:p>
+    <w:p>
+      <w:pPr>
+        <w:shd w:val="clear" w:color="000000" w:fill="auto"/>
+        <w:spacing w:after="160"/>
+        <w:ind w:left="198"/>
+        <w:rPr>
+          <w:rFonts w:eastAsiaTheme="majorEastAsia"/>
+          <w:color w:val="000000"/>
+          <w:spacing w:val="-10"/>
+          <w:kern w:val="28"/>
+          <w:sz w:val="22"/>
+          <w:szCs w:val="56"/>
+        </w:rPr>
+      </w:pPr>
+      <w:r>
+        <w:rPr>
+          <w:rFonts w:eastAsiaTheme="majorEastAsia"/>
+          <w:color w:val="000000"/>
+          <w:spacing w:val="-10"/>
+          <w:kern w:val="28"/>
+          <w:sz w:val="22"/>
+          <w:szCs w:val="56"/>
+        </w:rPr>
+        <w:t>Câu 8: are used to</w:t>
+      </w:r>
+    </w:p>
+    <w:p>
+      <w:pPr>
+        <w:shd w:val="clear" w:color="000000" w:fill="auto"/>
+        <w:spacing w:after="160"/>
+        <w:ind w:left="198"/>
+        <w:rPr>
+          <w:rFonts w:eastAsiaTheme="majorEastAsia"/>
+          <w:color w:val="000000"/>
+          <w:spacing w:val="-10"/>
+          <w:kern w:val="28"/>
+          <w:sz w:val="22"/>
+          <w:szCs w:val="56"/>
+        </w:rPr>
+      </w:pPr>
+      <w:r>
+        <w:rPr>
+          <w:rFonts w:eastAsiaTheme="majorEastAsia"/>
+          <w:color w:val="000000"/>
+          <w:spacing w:val="-10"/>
+          <w:kern w:val="28"/>
+          <w:sz w:val="22"/>
+          <w:szCs w:val="56"/>
+        </w:rPr>
+        <w:t>Câu 9: get used to</w:t>
+      </w:r>
+    </w:p>
+    <w:p>
+      <w:pPr>
+        <w:shd w:val="clear" w:color="000000" w:fill="auto"/>
+        <w:spacing w:after="160"/>
+        <w:ind w:left="198"/>
+        <w:rPr>
+          <w:rFonts w:eastAsiaTheme="majorEastAsia"/>
+          <w:color w:val="000000"/>
+          <w:spacing w:val="-10"/>
+          <w:kern w:val="28"/>
+          <w:sz w:val="22"/>
+          <w:szCs w:val="56"/>
+        </w:rPr>
+      </w:pPr>
+      <w:r>
+        <w:rPr>
+          <w:rFonts w:eastAsiaTheme="majorEastAsia"/>
+          <w:color w:val="000000"/>
+          <w:spacing w:val="-10"/>
+          <w:kern w:val="28"/>
+          <w:sz w:val="22"/>
+          <w:szCs w:val="56"/>
+        </w:rPr>
+        <w:t>Câu 10: used to</w:t>
+      </w:r>
+    </w:p>
+    <w:p>
+      <w:pPr>
+        <w:keepNext/>
+        <w:shd w:val="clear" w:color="000000" w:fill="auto"/>
+        <w:spacing w:before="240" w:after="80"/>
+        <w:rPr>
+          <w:rFonts w:eastAsiaTheme="majorEastAsia"/>
+          <w:b/>
+          <w:color w:val="000000"/>
+          <w:spacing w:val="-10"/>
+          <w:kern w:val="28"/>
+          <w:sz w:val="22"/>
+          <w:szCs w:val="56"/>
+        </w:rPr>
+      </w:pPr>
+      <w:r>
+        <w:rPr>
+          <w:rFonts w:eastAsiaTheme="majorEastAsia"/>
+          <w:b/>
+          <w:color w:val="000000"/>
+          <w:spacing w:val="-10"/>
+          <w:kern w:val="28"/>
+          <w:sz w:val="22"/>
+          <w:szCs w:val="56"/>
+        </w:rPr>
         <w:t>PHẦN 5</w:t>
       </w:r>
     </w:p>
     <w:p>
-      <w:r>
-        <w:t>1. I am not used to the noise.</w:t>
-      </w:r>
-    </w:p>
-    <w:p>
-      <w:r>
-        <w:t>2. She isn't used to working late.</w:t>
-      </w:r>
-    </w:p>
-    <w:p>
-      <w:r>
-        <w:t>3. They weren't used to the weather.</w:t>
-      </w:r>
-    </w:p>
-    <w:p>
-      <w:r>
-        <w:t>4. Nam didn't get used to his new job.</w:t>
-      </w:r>
-    </w:p>
-    <w:p>
-      <w:r>
-        <w:t>5. We aren't getting used to the food.</w:t>
-      </w:r>
-    </w:p>
-    <w:p>
-      <w:r>
-        <w:t>6. Lan won't get used to the schedule.</w:t>
-      </w:r>
-    </w:p>
-    <w:p>
-      <w:r>
-        <w:t>7. He hasn't got used to living alone.</w:t>
-      </w:r>
-    </w:p>
-    <w:p>
-      <w:r>
-        <w:t>8. I didn't use to drink coffee.</w:t>
-      </w:r>
-    </w:p>
-    <w:p>
-      <w:r>
-        <w:t>9. She didn't use to live here.</w:t>
-      </w:r>
-    </w:p>
-    <w:p>
-      <w:r>
-        <w:t>10. They didn't get used to speaking English.</w:t>
-      </w:r>
-    </w:p>
-    <w:p>
-      <w:pPr>
-        <w:pStyle w:val="Heading1"/>
-      </w:pPr>
-      <w:r>
+      <w:pPr>
+        <w:shd w:val="clear" w:color="000000" w:fill="auto"/>
+        <w:spacing w:after="160"/>
+        <w:ind w:left="198"/>
+        <w:rPr>
+          <w:rFonts w:eastAsiaTheme="majorEastAsia"/>
+          <w:color w:val="000000"/>
+          <w:spacing w:val="-10"/>
+          <w:kern w:val="28"/>
+          <w:sz w:val="22"/>
+          <w:szCs w:val="56"/>
+        </w:rPr>
+      </w:pPr>
+      <w:r>
+        <w:rPr>
+          <w:rFonts w:eastAsiaTheme="majorEastAsia"/>
+          <w:color w:val="000000"/>
+          <w:spacing w:val="-10"/>
+          <w:kern w:val="28"/>
+          <w:sz w:val="22"/>
+          <w:szCs w:val="56"/>
+        </w:rPr>
+        <w:t>Câu 1: I am not used to the noise.</w:t>
+      </w:r>
+    </w:p>
+    <w:p>
+      <w:pPr>
+        <w:shd w:val="clear" w:color="000000" w:fill="auto"/>
+        <w:spacing w:after="160"/>
+        <w:ind w:left="198"/>
+        <w:rPr>
+          <w:rFonts w:eastAsiaTheme="majorEastAsia"/>
+          <w:color w:val="000000"/>
+          <w:spacing w:val="-10"/>
+          <w:kern w:val="28"/>
+          <w:sz w:val="22"/>
+          <w:szCs w:val="56"/>
+        </w:rPr>
+      </w:pPr>
+      <w:r>
+        <w:rPr>
+          <w:rFonts w:eastAsiaTheme="majorEastAsia"/>
+          <w:color w:val="000000"/>
+          <w:spacing w:val="-10"/>
+          <w:kern w:val="28"/>
+          <w:sz w:val="22"/>
+          <w:szCs w:val="56"/>
+        </w:rPr>
+        <w:t>Câu 2: She isn't used to working late.</w:t>
+      </w:r>
+    </w:p>
+    <w:p>
+      <w:pPr>
+        <w:shd w:val="clear" w:color="000000" w:fill="auto"/>
+        <w:spacing w:after="160"/>
+        <w:ind w:left="198"/>
+        <w:rPr>
+          <w:rFonts w:eastAsiaTheme="majorEastAsia"/>
+          <w:color w:val="000000"/>
+          <w:spacing w:val="-10"/>
+          <w:kern w:val="28"/>
+          <w:sz w:val="22"/>
+          <w:szCs w:val="56"/>
+        </w:rPr>
+      </w:pPr>
+      <w:r>
+        <w:rPr>
+          <w:rFonts w:eastAsiaTheme="majorEastAsia"/>
+          <w:color w:val="000000"/>
+          <w:spacing w:val="-10"/>
+          <w:kern w:val="28"/>
+          <w:sz w:val="22"/>
+          <w:szCs w:val="56"/>
+        </w:rPr>
+        <w:t>Câu 3: They weren't used to the weather.</w:t>
+      </w:r>
+    </w:p>
+    <w:p>
+      <w:pPr>
+        <w:shd w:val="clear" w:color="000000" w:fill="auto"/>
+        <w:spacing w:after="160"/>
+        <w:ind w:left="198"/>
+        <w:rPr>
+          <w:rFonts w:eastAsiaTheme="majorEastAsia"/>
+          <w:color w:val="000000"/>
+          <w:spacing w:val="-10"/>
+          <w:kern w:val="28"/>
+          <w:sz w:val="22"/>
+          <w:szCs w:val="56"/>
+        </w:rPr>
+      </w:pPr>
+      <w:r>
+        <w:rPr>
+          <w:rFonts w:eastAsiaTheme="majorEastAsia"/>
+          <w:color w:val="000000"/>
+          <w:spacing w:val="-10"/>
+          <w:kern w:val="28"/>
+          <w:sz w:val="22"/>
+          <w:szCs w:val="56"/>
+        </w:rPr>
+        <w:t>Câu 4: Nam didn't get used to his new job.</w:t>
+      </w:r>
+    </w:p>
+    <w:p>
+      <w:pPr>
+        <w:shd w:val="clear" w:color="000000" w:fill="auto"/>
+        <w:spacing w:after="160"/>
+        <w:ind w:left="198"/>
+        <w:rPr>
+          <w:rFonts w:eastAsiaTheme="majorEastAsia"/>
+          <w:color w:val="000000"/>
+          <w:spacing w:val="-10"/>
+          <w:kern w:val="28"/>
+          <w:sz w:val="22"/>
+          <w:szCs w:val="56"/>
+        </w:rPr>
+      </w:pPr>
+      <w:r>
+        <w:rPr>
+          <w:rFonts w:eastAsiaTheme="majorEastAsia"/>
+          <w:color w:val="000000"/>
+          <w:spacing w:val="-10"/>
+          <w:kern w:val="28"/>
+          <w:sz w:val="22"/>
+          <w:szCs w:val="56"/>
+        </w:rPr>
+        <w:t>Câu 5: We aren't getting used to the food.</w:t>
+      </w:r>
+    </w:p>
+    <w:p>
+      <w:pPr>
+        <w:shd w:val="clear" w:color="000000" w:fill="auto"/>
+        <w:spacing w:after="160"/>
+        <w:ind w:left="198"/>
+        <w:rPr>
+          <w:rFonts w:eastAsiaTheme="majorEastAsia"/>
+          <w:color w:val="000000"/>
+          <w:spacing w:val="-10"/>
+          <w:kern w:val="28"/>
+          <w:sz w:val="22"/>
+          <w:szCs w:val="56"/>
+        </w:rPr>
+      </w:pPr>
+      <w:r>
+        <w:rPr>
+          <w:rFonts w:eastAsiaTheme="majorEastAsia"/>
+          <w:color w:val="000000"/>
+          <w:spacing w:val="-10"/>
+          <w:kern w:val="28"/>
+          <w:sz w:val="22"/>
+          <w:szCs w:val="56"/>
+        </w:rPr>
+        <w:t>Câu 6: Lan won't get used to the schedule.</w:t>
+      </w:r>
+    </w:p>
+    <w:p>
+      <w:pPr>
+        <w:shd w:val="clear" w:color="000000" w:fill="auto"/>
+        <w:spacing w:after="160"/>
+        <w:ind w:left="198"/>
+        <w:rPr>
+          <w:rFonts w:eastAsiaTheme="majorEastAsia"/>
+          <w:color w:val="000000"/>
+          <w:spacing w:val="-10"/>
+          <w:kern w:val="28"/>
+          <w:sz w:val="22"/>
+          <w:szCs w:val="56"/>
+        </w:rPr>
+      </w:pPr>
+      <w:r>
+        <w:rPr>
+          <w:rFonts w:eastAsiaTheme="majorEastAsia"/>
+          <w:color w:val="000000"/>
+          <w:spacing w:val="-10"/>
+          <w:kern w:val="28"/>
+          <w:sz w:val="22"/>
+          <w:szCs w:val="56"/>
+        </w:rPr>
+        <w:t>Câu 7: He hasn't got used to living alone.</w:t>
+      </w:r>
+    </w:p>
+    <w:p>
+      <w:pPr>
+        <w:shd w:val="clear" w:color="000000" w:fill="auto"/>
+        <w:spacing w:after="160"/>
+        <w:ind w:left="198"/>
+        <w:rPr>
+          <w:rFonts w:eastAsiaTheme="majorEastAsia"/>
+          <w:color w:val="000000"/>
+          <w:spacing w:val="-10"/>
+          <w:kern w:val="28"/>
+          <w:sz w:val="22"/>
+          <w:szCs w:val="56"/>
+        </w:rPr>
+      </w:pPr>
+      <w:r>
+        <w:rPr>
+          <w:rFonts w:eastAsiaTheme="majorEastAsia"/>
+          <w:color w:val="000000"/>
+          <w:spacing w:val="-10"/>
+          <w:kern w:val="28"/>
+          <w:sz w:val="22"/>
+          <w:szCs w:val="56"/>
+        </w:rPr>
+        <w:t>Câu 8: I didn't use to drink coffee.</w:t>
+      </w:r>
+    </w:p>
+    <w:p>
+      <w:pPr>
+        <w:shd w:val="clear" w:color="000000" w:fill="auto"/>
+        <w:spacing w:after="160"/>
+        <w:ind w:left="198"/>
+        <w:rPr>
+          <w:rFonts w:eastAsiaTheme="majorEastAsia"/>
+          <w:color w:val="000000"/>
+          <w:spacing w:val="-10"/>
+          <w:kern w:val="28"/>
+          <w:sz w:val="22"/>
+          <w:szCs w:val="56"/>
+        </w:rPr>
+      </w:pPr>
+      <w:r>
+        <w:rPr>
+          <w:rFonts w:eastAsiaTheme="majorEastAsia"/>
+          <w:color w:val="000000"/>
+          <w:spacing w:val="-10"/>
+          <w:kern w:val="28"/>
+          <w:sz w:val="22"/>
+          <w:szCs w:val="56"/>
+        </w:rPr>
+        <w:t>Câu 9: She didn't use to live here.</w:t>
+      </w:r>
+    </w:p>
+    <w:p>
+      <w:pPr>
+        <w:shd w:val="clear" w:color="000000" w:fill="auto"/>
+        <w:spacing w:after="160"/>
+        <w:ind w:left="198"/>
+        <w:rPr>
+          <w:rFonts w:eastAsiaTheme="majorEastAsia"/>
+          <w:color w:val="000000"/>
+          <w:spacing w:val="-10"/>
+          <w:kern w:val="28"/>
+          <w:sz w:val="22"/>
+          <w:szCs w:val="56"/>
+        </w:rPr>
+      </w:pPr>
+      <w:r>
+        <w:rPr>
+          <w:rFonts w:eastAsiaTheme="majorEastAsia"/>
+          <w:color w:val="000000"/>
+          <w:spacing w:val="-10"/>
+          <w:kern w:val="28"/>
+          <w:sz w:val="22"/>
+          <w:szCs w:val="56"/>
+        </w:rPr>
+        <w:t>Câu 10: They didn't get used to speaking English.</w:t>
+      </w:r>
+    </w:p>
+    <w:p>
+      <w:pPr>
+        <w:keepNext/>
+        <w:shd w:val="clear" w:color="000000" w:fill="auto"/>
+        <w:spacing w:before="240" w:after="80"/>
+        <w:rPr>
+          <w:rFonts w:eastAsiaTheme="majorEastAsia"/>
+          <w:b/>
+          <w:color w:val="000000"/>
+          <w:spacing w:val="-10"/>
+          <w:kern w:val="28"/>
+          <w:sz w:val="22"/>
+          <w:szCs w:val="56"/>
+        </w:rPr>
+      </w:pPr>
+      <w:r>
+        <w:rPr>
+          <w:rFonts w:eastAsiaTheme="majorEastAsia"/>
+          <w:b/>
+          <w:color w:val="000000"/>
+          <w:spacing w:val="-10"/>
+          <w:kern w:val="28"/>
+          <w:sz w:val="22"/>
+          <w:szCs w:val="56"/>
+        </w:rPr>
         <w:t>PHẦN 6</w:t>
       </w:r>
     </w:p>
     <w:p>
-      <w:r>
-        <w:t>1. Are you used to the heat?</w:t>
-      </w:r>
-    </w:p>
-    <w:p>
-      <w:r>
-        <w:t>2. Is she used to driving at night?</w:t>
-      </w:r>
-    </w:p>
-    <w:p>
-      <w:r>
-        <w:t>3. Were they used to the noise?</w:t>
-      </w:r>
-    </w:p>
-    <w:p>
-      <w:r>
-        <w:t>4. Did Nam get used to his new school?</w:t>
-      </w:r>
-    </w:p>
-    <w:p>
-      <w:r>
-        <w:t>5. Is Lan getting used to the food?</w:t>
-      </w:r>
-    </w:p>
-    <w:p>
-      <w:r>
-        <w:t>6. Will they get used to living here?</w:t>
-      </w:r>
-    </w:p>
-    <w:p>
-      <w:r>
-        <w:t>7. Has he got used to the schedule?</w:t>
-      </w:r>
-    </w:p>
-    <w:p>
-      <w:r>
-        <w:t>8. Did you use to work here?</w:t>
-      </w:r>
-    </w:p>
-    <w:p>
-      <w:r>
-        <w:t>9. Did she use to have long hair?</w:t>
-      </w:r>
-    </w:p>
-    <w:p>
-      <w:r>
-        <w:t>10. Did Mai get used to waking up early?</w:t>
-      </w:r>
-    </w:p>
-    <w:p>
-      <w:pPr>
-        <w:pStyle w:val="Heading1"/>
-      </w:pPr>
-      <w:r>
+      <w:pPr>
+        <w:shd w:val="clear" w:color="000000" w:fill="auto"/>
+        <w:spacing w:after="160"/>
+        <w:ind w:left="198"/>
+        <w:rPr>
+          <w:rFonts w:eastAsiaTheme="majorEastAsia"/>
+          <w:color w:val="000000"/>
+          <w:spacing w:val="-10"/>
+          <w:kern w:val="28"/>
+          <w:sz w:val="22"/>
+          <w:szCs w:val="56"/>
+        </w:rPr>
+      </w:pPr>
+      <w:r>
+        <w:rPr>
+          <w:rFonts w:eastAsiaTheme="majorEastAsia"/>
+          <w:color w:val="000000"/>
+          <w:spacing w:val="-10"/>
+          <w:kern w:val="28"/>
+          <w:sz w:val="22"/>
+          <w:szCs w:val="56"/>
+        </w:rPr>
+        <w:t>Câu 1: Are you used to the heat?</w:t>
+      </w:r>
+    </w:p>
+    <w:p>
+      <w:pPr>
+        <w:shd w:val="clear" w:color="000000" w:fill="auto"/>
+        <w:spacing w:after="160"/>
+        <w:ind w:left="198"/>
+        <w:rPr>
+          <w:rFonts w:eastAsiaTheme="majorEastAsia"/>
+          <w:color w:val="000000"/>
+          <w:spacing w:val="-10"/>
+          <w:kern w:val="28"/>
+          <w:sz w:val="22"/>
+          <w:szCs w:val="56"/>
+        </w:rPr>
+      </w:pPr>
+      <w:r>
+        <w:rPr>
+          <w:rFonts w:eastAsiaTheme="majorEastAsia"/>
+          <w:color w:val="000000"/>
+          <w:spacing w:val="-10"/>
+          <w:kern w:val="28"/>
+          <w:sz w:val="22"/>
+          <w:szCs w:val="56"/>
+        </w:rPr>
+        <w:t>Câu 2: Is she used to driving at night?</w:t>
+      </w:r>
+    </w:p>
+    <w:p>
+      <w:pPr>
+        <w:shd w:val="clear" w:color="000000" w:fill="auto"/>
+        <w:spacing w:after="160"/>
+        <w:ind w:left="198"/>
+        <w:rPr>
+          <w:rFonts w:eastAsiaTheme="majorEastAsia"/>
+          <w:color w:val="000000"/>
+          <w:spacing w:val="-10"/>
+          <w:kern w:val="28"/>
+          <w:sz w:val="22"/>
+          <w:szCs w:val="56"/>
+        </w:rPr>
+      </w:pPr>
+      <w:r>
+        <w:rPr>
+          <w:rFonts w:eastAsiaTheme="majorEastAsia"/>
+          <w:color w:val="000000"/>
+          <w:spacing w:val="-10"/>
+          <w:kern w:val="28"/>
+          <w:sz w:val="22"/>
+          <w:szCs w:val="56"/>
+        </w:rPr>
+        <w:t>Câu 3: Were they used to the noise?</w:t>
+      </w:r>
+    </w:p>
+    <w:p>
+      <w:pPr>
+        <w:shd w:val="clear" w:color="000000" w:fill="auto"/>
+        <w:spacing w:after="160"/>
+        <w:ind w:left="198"/>
+        <w:rPr>
+          <w:rFonts w:eastAsiaTheme="majorEastAsia"/>
+          <w:color w:val="000000"/>
+          <w:spacing w:val="-10"/>
+          <w:kern w:val="28"/>
+          <w:sz w:val="22"/>
+          <w:szCs w:val="56"/>
+        </w:rPr>
+      </w:pPr>
+      <w:r>
+        <w:rPr>
+          <w:rFonts w:eastAsiaTheme="majorEastAsia"/>
+          <w:color w:val="000000"/>
+          <w:spacing w:val="-10"/>
+          <w:kern w:val="28"/>
+          <w:sz w:val="22"/>
+          <w:szCs w:val="56"/>
+        </w:rPr>
+        <w:t>Câu 4: Did Nam get used to his new school?</w:t>
+      </w:r>
+    </w:p>
+    <w:p>
+      <w:pPr>
+        <w:shd w:val="clear" w:color="000000" w:fill="auto"/>
+        <w:spacing w:after="160"/>
+        <w:ind w:left="198"/>
+        <w:rPr>
+          <w:rFonts w:eastAsiaTheme="majorEastAsia"/>
+          <w:color w:val="000000"/>
+          <w:spacing w:val="-10"/>
+          <w:kern w:val="28"/>
+          <w:sz w:val="22"/>
+          <w:szCs w:val="56"/>
+        </w:rPr>
+      </w:pPr>
+      <w:r>
+        <w:rPr>
+          <w:rFonts w:eastAsiaTheme="majorEastAsia"/>
+          <w:color w:val="000000"/>
+          <w:spacing w:val="-10"/>
+          <w:kern w:val="28"/>
+          <w:sz w:val="22"/>
+          <w:szCs w:val="56"/>
+        </w:rPr>
+        <w:t>Câu 5: Is Lan getting used to the food?</w:t>
+      </w:r>
+    </w:p>
+    <w:p>
+      <w:pPr>
+        <w:shd w:val="clear" w:color="000000" w:fill="auto"/>
+        <w:spacing w:after="160"/>
+        <w:ind w:left="198"/>
+        <w:rPr>
+          <w:rFonts w:eastAsiaTheme="majorEastAsia"/>
+          <w:color w:val="000000"/>
+          <w:spacing w:val="-10"/>
+          <w:kern w:val="28"/>
+          <w:sz w:val="22"/>
+          <w:szCs w:val="56"/>
+        </w:rPr>
+      </w:pPr>
+      <w:r>
+        <w:rPr>
+          <w:rFonts w:eastAsiaTheme="majorEastAsia"/>
+          <w:color w:val="000000"/>
+          <w:spacing w:val="-10"/>
+          <w:kern w:val="28"/>
+          <w:sz w:val="22"/>
+          <w:szCs w:val="56"/>
+        </w:rPr>
+        <w:t>Câu 6: Will they get used to living here?</w:t>
+      </w:r>
+    </w:p>
+    <w:p>
+      <w:pPr>
+        <w:shd w:val="clear" w:color="000000" w:fill="auto"/>
+        <w:spacing w:after="160"/>
+        <w:ind w:left="198"/>
+        <w:rPr>
+          <w:rFonts w:eastAsiaTheme="majorEastAsia"/>
+          <w:color w:val="000000"/>
+          <w:spacing w:val="-10"/>
+          <w:kern w:val="28"/>
+          <w:sz w:val="22"/>
+          <w:szCs w:val="56"/>
+        </w:rPr>
+      </w:pPr>
+      <w:r>
+        <w:rPr>
+          <w:rFonts w:eastAsiaTheme="majorEastAsia"/>
+          <w:color w:val="000000"/>
+          <w:spacing w:val="-10"/>
+          <w:kern w:val="28"/>
+          <w:sz w:val="22"/>
+          <w:szCs w:val="56"/>
+        </w:rPr>
+        <w:t>Câu 7: Has he got used to the schedule?</w:t>
+      </w:r>
+    </w:p>
+    <w:p>
+      <w:pPr>
+        <w:shd w:val="clear" w:color="000000" w:fill="auto"/>
+        <w:spacing w:after="160"/>
+        <w:ind w:left="198"/>
+        <w:rPr>
+          <w:rFonts w:eastAsiaTheme="majorEastAsia"/>
+          <w:color w:val="000000"/>
+          <w:spacing w:val="-10"/>
+          <w:kern w:val="28"/>
+          <w:sz w:val="22"/>
+          <w:szCs w:val="56"/>
+        </w:rPr>
+      </w:pPr>
+      <w:r>
+        <w:rPr>
+          <w:rFonts w:eastAsiaTheme="majorEastAsia"/>
+          <w:color w:val="000000"/>
+          <w:spacing w:val="-10"/>
+          <w:kern w:val="28"/>
+          <w:sz w:val="22"/>
+          <w:szCs w:val="56"/>
+        </w:rPr>
+        <w:t>Câu 8: Did you use to work here?</w:t>
+      </w:r>
+    </w:p>
+    <w:p>
+      <w:pPr>
+        <w:shd w:val="clear" w:color="000000" w:fill="auto"/>
+        <w:spacing w:after="160"/>
+        <w:ind w:left="198"/>
+        <w:rPr>
+          <w:rFonts w:eastAsiaTheme="majorEastAsia"/>
+          <w:color w:val="000000"/>
+          <w:spacing w:val="-10"/>
+          <w:kern w:val="28"/>
+          <w:sz w:val="22"/>
+          <w:szCs w:val="56"/>
+        </w:rPr>
+      </w:pPr>
+      <w:r>
+        <w:rPr>
+          <w:rFonts w:eastAsiaTheme="majorEastAsia"/>
+          <w:color w:val="000000"/>
+          <w:spacing w:val="-10"/>
+          <w:kern w:val="28"/>
+          <w:sz w:val="22"/>
+          <w:szCs w:val="56"/>
+        </w:rPr>
+        <w:t>Câu 9: Did she use to have long hair?</w:t>
+      </w:r>
+    </w:p>
+    <w:p>
+      <w:pPr>
+        <w:shd w:val="clear" w:color="000000" w:fill="auto"/>
+        <w:spacing w:after="160"/>
+        <w:ind w:left="198"/>
+        <w:rPr>
+          <w:rFonts w:eastAsiaTheme="majorEastAsia"/>
+          <w:color w:val="000000"/>
+          <w:spacing w:val="-10"/>
+          <w:kern w:val="28"/>
+          <w:sz w:val="22"/>
+          <w:szCs w:val="56"/>
+        </w:rPr>
+      </w:pPr>
+      <w:r>
+        <w:rPr>
+          <w:rFonts w:eastAsiaTheme="majorEastAsia"/>
+          <w:color w:val="000000"/>
+          <w:spacing w:val="-10"/>
+          <w:kern w:val="28"/>
+          <w:sz w:val="22"/>
+          <w:szCs w:val="56"/>
+        </w:rPr>
+        <w:t>Câu 10: Did Mai get used to waking up early?</w:t>
+      </w:r>
+    </w:p>
+    <w:p>
+      <w:pPr>
+        <w:keepNext/>
+        <w:shd w:val="clear" w:color="000000" w:fill="auto"/>
+        <w:spacing w:before="240" w:after="80"/>
+        <w:rPr>
+          <w:rFonts w:eastAsiaTheme="majorEastAsia"/>
+          <w:b/>
+          <w:color w:val="000000"/>
+          <w:spacing w:val="-10"/>
+          <w:kern w:val="28"/>
+          <w:sz w:val="22"/>
+          <w:szCs w:val="56"/>
+        </w:rPr>
+      </w:pPr>
+      <w:r>
+        <w:rPr>
+          <w:rFonts w:eastAsiaTheme="majorEastAsia"/>
+          <w:b/>
+          <w:color w:val="000000"/>
+          <w:spacing w:val="-10"/>
+          <w:kern w:val="28"/>
+          <w:sz w:val="22"/>
+          <w:szCs w:val="56"/>
+        </w:rPr>
         <w:t>PHẦN 7</w:t>
       </w:r>
     </w:p>
     <w:p>
-      <w:r>
-        <w:t>1. I am used to getting up early.</w:t>
-      </w:r>
-    </w:p>
-    <w:p>
-      <w:r>
-        <w:t>2. She gets used to the noise.</w:t>
-      </w:r>
-    </w:p>
-    <w:p>
-      <w:r>
-        <w:t>3. He is getting used to his job.</w:t>
-      </w:r>
-    </w:p>
-    <w:p>
-      <w:r>
-        <w:t>4. I used to work at night.</w:t>
-      </w:r>
-    </w:p>
-    <w:p>
-      <w:r>
-        <w:t>5. Did you get used to it?</w:t>
-      </w:r>
-    </w:p>
-    <w:p>
-      <w:r>
-        <w:t>6. We are used to living here.</w:t>
-      </w:r>
-    </w:p>
-    <w:p>
-      <w:r>
-        <w:t>7. She will get used to the weather.</w:t>
-      </w:r>
-    </w:p>
-    <w:p>
-      <w:r>
-        <w:t>8. They didn't get used to eating late.</w:t>
-      </w:r>
-    </w:p>
-    <w:p>
-      <w:r>
-        <w:t>9. Is he used to driving?</w:t>
-      </w:r>
-    </w:p>
-    <w:p>
-      <w:r>
-        <w:t>10. Lan was getting used to working alone.</w:t>
-      </w:r>
-    </w:p>
-    <w:p>
-      <w:pPr>
-        <w:pStyle w:val="Heading1"/>
-      </w:pPr>
-      <w:r>
+      <w:pPr>
+        <w:shd w:val="clear" w:color="000000" w:fill="auto"/>
+        <w:spacing w:after="160"/>
+        <w:ind w:left="198"/>
+        <w:rPr>
+          <w:rFonts w:eastAsiaTheme="majorEastAsia"/>
+          <w:color w:val="000000"/>
+          <w:spacing w:val="-10"/>
+          <w:kern w:val="28"/>
+          <w:sz w:val="22"/>
+          <w:szCs w:val="56"/>
+        </w:rPr>
+      </w:pPr>
+      <w:r>
+        <w:rPr>
+          <w:rFonts w:eastAsiaTheme="majorEastAsia"/>
+          <w:color w:val="000000"/>
+          <w:spacing w:val="-10"/>
+          <w:kern w:val="28"/>
+          <w:sz w:val="22"/>
+          <w:szCs w:val="56"/>
+        </w:rPr>
+        <w:t>Câu 1: I am used to getting up early.</w:t>
+      </w:r>
+    </w:p>
+    <w:p>
+      <w:pPr>
+        <w:shd w:val="clear" w:color="000000" w:fill="auto"/>
+        <w:spacing w:after="160"/>
+        <w:ind w:left="198"/>
+        <w:rPr>
+          <w:rFonts w:eastAsiaTheme="majorEastAsia"/>
+          <w:color w:val="000000"/>
+          <w:spacing w:val="-10"/>
+          <w:kern w:val="28"/>
+          <w:sz w:val="22"/>
+          <w:szCs w:val="56"/>
+        </w:rPr>
+      </w:pPr>
+      <w:r>
+        <w:rPr>
+          <w:rFonts w:eastAsiaTheme="majorEastAsia"/>
+          <w:color w:val="000000"/>
+          <w:spacing w:val="-10"/>
+          <w:kern w:val="28"/>
+          <w:sz w:val="22"/>
+          <w:szCs w:val="56"/>
+        </w:rPr>
+        <w:t>Câu 2: She gets used to the noise.</w:t>
+      </w:r>
+    </w:p>
+    <w:p>
+      <w:pPr>
+        <w:shd w:val="clear" w:color="000000" w:fill="auto"/>
+        <w:spacing w:after="160"/>
+        <w:ind w:left="198"/>
+        <w:rPr>
+          <w:rFonts w:eastAsiaTheme="majorEastAsia"/>
+          <w:color w:val="000000"/>
+          <w:spacing w:val="-10"/>
+          <w:kern w:val="28"/>
+          <w:sz w:val="22"/>
+          <w:szCs w:val="56"/>
+        </w:rPr>
+      </w:pPr>
+      <w:r>
+        <w:rPr>
+          <w:rFonts w:eastAsiaTheme="majorEastAsia"/>
+          <w:color w:val="000000"/>
+          <w:spacing w:val="-10"/>
+          <w:kern w:val="28"/>
+          <w:sz w:val="22"/>
+          <w:szCs w:val="56"/>
+        </w:rPr>
+        <w:t>Câu 3: He is getting used to his job.</w:t>
+      </w:r>
+    </w:p>
+    <w:p>
+      <w:pPr>
+        <w:shd w:val="clear" w:color="000000" w:fill="auto"/>
+        <w:spacing w:after="160"/>
+        <w:ind w:left="198"/>
+        <w:rPr>
+          <w:rFonts w:eastAsiaTheme="majorEastAsia"/>
+          <w:color w:val="000000"/>
+          <w:spacing w:val="-10"/>
+          <w:kern w:val="28"/>
+          <w:sz w:val="22"/>
+          <w:szCs w:val="56"/>
+        </w:rPr>
+      </w:pPr>
+      <w:r>
+        <w:rPr>
+          <w:rFonts w:eastAsiaTheme="majorEastAsia"/>
+          <w:color w:val="000000"/>
+          <w:spacing w:val="-10"/>
+          <w:kern w:val="28"/>
+          <w:sz w:val="22"/>
+          <w:szCs w:val="56"/>
+        </w:rPr>
+        <w:t>Câu 4: I used to work at night.</w:t>
+      </w:r>
+    </w:p>
+    <w:p>
+      <w:pPr>
+        <w:shd w:val="clear" w:color="000000" w:fill="auto"/>
+        <w:spacing w:after="160"/>
+        <w:ind w:left="198"/>
+        <w:rPr>
+          <w:rFonts w:eastAsiaTheme="majorEastAsia"/>
+          <w:color w:val="000000"/>
+          <w:spacing w:val="-10"/>
+          <w:kern w:val="28"/>
+          <w:sz w:val="22"/>
+          <w:szCs w:val="56"/>
+        </w:rPr>
+      </w:pPr>
+      <w:r>
+        <w:rPr>
+          <w:rFonts w:eastAsiaTheme="majorEastAsia"/>
+          <w:color w:val="000000"/>
+          <w:spacing w:val="-10"/>
+          <w:kern w:val="28"/>
+          <w:sz w:val="22"/>
+          <w:szCs w:val="56"/>
+        </w:rPr>
+        <w:t>Câu 5: Did you get used to it?</w:t>
+      </w:r>
+    </w:p>
+    <w:p>
+      <w:pPr>
+        <w:shd w:val="clear" w:color="000000" w:fill="auto"/>
+        <w:spacing w:after="160"/>
+        <w:ind w:left="198"/>
+        <w:rPr>
+          <w:rFonts w:eastAsiaTheme="majorEastAsia"/>
+          <w:color w:val="000000"/>
+          <w:spacing w:val="-10"/>
+          <w:kern w:val="28"/>
+          <w:sz w:val="22"/>
+          <w:szCs w:val="56"/>
+        </w:rPr>
+      </w:pPr>
+      <w:r>
+        <w:rPr>
+          <w:rFonts w:eastAsiaTheme="majorEastAsia"/>
+          <w:color w:val="000000"/>
+          <w:spacing w:val="-10"/>
+          <w:kern w:val="28"/>
+          <w:sz w:val="22"/>
+          <w:szCs w:val="56"/>
+        </w:rPr>
+        <w:t>Câu 6: We are used to living here.</w:t>
+      </w:r>
+    </w:p>
+    <w:p>
+      <w:pPr>
+        <w:shd w:val="clear" w:color="000000" w:fill="auto"/>
+        <w:spacing w:after="160"/>
+        <w:ind w:left="198"/>
+        <w:rPr>
+          <w:rFonts w:eastAsiaTheme="majorEastAsia"/>
+          <w:color w:val="000000"/>
+          <w:spacing w:val="-10"/>
+          <w:kern w:val="28"/>
+          <w:sz w:val="22"/>
+          <w:szCs w:val="56"/>
+        </w:rPr>
+      </w:pPr>
+      <w:r>
+        <w:rPr>
+          <w:rFonts w:eastAsiaTheme="majorEastAsia"/>
+          <w:color w:val="000000"/>
+          <w:spacing w:val="-10"/>
+          <w:kern w:val="28"/>
+          <w:sz w:val="22"/>
+          <w:szCs w:val="56"/>
+        </w:rPr>
+        <w:t>Câu 7: She will get used to the weather.</w:t>
+      </w:r>
+    </w:p>
+    <w:p>
+      <w:pPr>
+        <w:shd w:val="clear" w:color="000000" w:fill="auto"/>
+        <w:spacing w:after="160"/>
+        <w:ind w:left="198"/>
+        <w:rPr>
+          <w:rFonts w:eastAsiaTheme="majorEastAsia"/>
+          <w:color w:val="000000"/>
+          <w:spacing w:val="-10"/>
+          <w:kern w:val="28"/>
+          <w:sz w:val="22"/>
+          <w:szCs w:val="56"/>
+        </w:rPr>
+      </w:pPr>
+      <w:r>
+        <w:rPr>
+          <w:rFonts w:eastAsiaTheme="majorEastAsia"/>
+          <w:color w:val="000000"/>
+          <w:spacing w:val="-10"/>
+          <w:kern w:val="28"/>
+          <w:sz w:val="22"/>
+          <w:szCs w:val="56"/>
+        </w:rPr>
+        <w:t>Câu 8: They didn't get used to eating late.</w:t>
+      </w:r>
+    </w:p>
+    <w:p>
+      <w:pPr>
+        <w:shd w:val="clear" w:color="000000" w:fill="auto"/>
+        <w:spacing w:after="160"/>
+        <w:ind w:left="198"/>
+        <w:rPr>
+          <w:rFonts w:eastAsiaTheme="majorEastAsia"/>
+          <w:color w:val="000000"/>
+          <w:spacing w:val="-10"/>
+          <w:kern w:val="28"/>
+          <w:sz w:val="22"/>
+          <w:szCs w:val="56"/>
+        </w:rPr>
+      </w:pPr>
+      <w:r>
+        <w:rPr>
+          <w:rFonts w:eastAsiaTheme="majorEastAsia"/>
+          <w:color w:val="000000"/>
+          <w:spacing w:val="-10"/>
+          <w:kern w:val="28"/>
+          <w:sz w:val="22"/>
+          <w:szCs w:val="56"/>
+        </w:rPr>
+        <w:t>Câu 9: Is he used to driving?</w:t>
+      </w:r>
+    </w:p>
+    <w:p>
+      <w:pPr>
+        <w:shd w:val="clear" w:color="000000" w:fill="auto"/>
+        <w:spacing w:after="160"/>
+        <w:ind w:left="198"/>
+        <w:rPr>
+          <w:rFonts w:eastAsiaTheme="majorEastAsia"/>
+          <w:color w:val="000000"/>
+          <w:spacing w:val="-10"/>
+          <w:kern w:val="28"/>
+          <w:sz w:val="22"/>
+          <w:szCs w:val="56"/>
+        </w:rPr>
+      </w:pPr>
+      <w:r>
+        <w:rPr>
+          <w:rFonts w:eastAsiaTheme="majorEastAsia"/>
+          <w:color w:val="000000"/>
+          <w:spacing w:val="-10"/>
+          <w:kern w:val="28"/>
+          <w:sz w:val="22"/>
+          <w:szCs w:val="56"/>
+        </w:rPr>
+        <w:t>Câu 10: Lan was getting used to working alone.</w:t>
+      </w:r>
+    </w:p>
+    <w:p>
+      <w:pPr>
+        <w:keepNext/>
+        <w:shd w:val="clear" w:color="000000" w:fill="auto"/>
+        <w:spacing w:before="240" w:after="80"/>
+        <w:rPr>
+          <w:rFonts w:eastAsiaTheme="majorEastAsia"/>
+          <w:b/>
+          <w:color w:val="000000"/>
+          <w:spacing w:val="-10"/>
+          <w:kern w:val="28"/>
+          <w:sz w:val="22"/>
+          <w:szCs w:val="56"/>
+        </w:rPr>
+      </w:pPr>
+      <w:r>
+        <w:rPr>
+          <w:rFonts w:eastAsiaTheme="majorEastAsia"/>
+          <w:b/>
+          <w:color w:val="000000"/>
+          <w:spacing w:val="-10"/>
+          <w:kern w:val="28"/>
+          <w:sz w:val="22"/>
+          <w:szCs w:val="56"/>
+        </w:rPr>
         <w:t>PHẦN 8</w:t>
       </w:r>
     </w:p>
     <w:p>
-      <w:r>
-        <w:t>1. I am used to the noise.</w:t>
-      </w:r>
-    </w:p>
-    <w:p>
-      <w:r>
-        <w:t>2. She is getting used to her new job.</w:t>
-      </w:r>
-    </w:p>
-    <w:p>
-      <w:r>
-        <w:t>3. He got used to driving on the left.</w:t>
-      </w:r>
-    </w:p>
-    <w:p>
-      <w:r>
-        <w:t>4. Are you used to spicy food?</w:t>
-      </w:r>
-    </w:p>
-    <w:p>
-      <w:r>
-        <w:t>5. You will get used to the weather.</w:t>
-      </w:r>
-    </w:p>
-    <w:p>
-      <w:r>
-        <w:t>6. We aren't used to getting up early.</w:t>
-      </w:r>
-    </w:p>
-    <w:p>
-      <w:r>
-        <w:t>7. It took them a month to get used to living here.</w:t>
-      </w:r>
-    </w:p>
-    <w:p>
-      <w:r>
-        <w:t>8. I used to work at night.</w:t>
-      </w:r>
-    </w:p>
-    <w:p>
-      <w:r>
-        <w:t>9. I am used to working at night.</w:t>
-      </w:r>
-    </w:p>
-    <w:p>
-      <w:r>
-        <w:t>10. I am getting used to working at night.</w:t>
-      </w:r>
-    </w:p>
-    <w:p>
-      <w:pPr>
-        <w:pStyle w:val="Heading1"/>
-      </w:pPr>
-      <w:r>
+      <w:pPr>
+        <w:shd w:val="clear" w:color="000000" w:fill="auto"/>
+        <w:spacing w:after="160"/>
+        <w:ind w:left="198"/>
+        <w:rPr>
+          <w:rFonts w:eastAsiaTheme="majorEastAsia"/>
+          <w:color w:val="000000"/>
+          <w:spacing w:val="-10"/>
+          <w:kern w:val="28"/>
+          <w:sz w:val="22"/>
+          <w:szCs w:val="56"/>
+        </w:rPr>
+      </w:pPr>
+      <w:r>
+        <w:rPr>
+          <w:rFonts w:eastAsiaTheme="majorEastAsia"/>
+          <w:color w:val="000000"/>
+          <w:spacing w:val="-10"/>
+          <w:kern w:val="28"/>
+          <w:sz w:val="22"/>
+          <w:szCs w:val="56"/>
+        </w:rPr>
+        <w:t>Câu 1: I am used to the noise.</w:t>
+      </w:r>
+    </w:p>
+    <w:p>
+      <w:pPr>
+        <w:shd w:val="clear" w:color="000000" w:fill="auto"/>
+        <w:spacing w:after="160"/>
+        <w:ind w:left="198"/>
+        <w:rPr>
+          <w:rFonts w:eastAsiaTheme="majorEastAsia"/>
+          <w:color w:val="000000"/>
+          <w:spacing w:val="-10"/>
+          <w:kern w:val="28"/>
+          <w:sz w:val="22"/>
+          <w:szCs w:val="56"/>
+        </w:rPr>
+      </w:pPr>
+      <w:r>
+        <w:rPr>
+          <w:rFonts w:eastAsiaTheme="majorEastAsia"/>
+          <w:color w:val="000000"/>
+          <w:spacing w:val="-10"/>
+          <w:kern w:val="28"/>
+          <w:sz w:val="22"/>
+          <w:szCs w:val="56"/>
+        </w:rPr>
+        <w:t>Câu 2: She is getting used to her new job.</w:t>
+      </w:r>
+    </w:p>
+    <w:p>
+      <w:pPr>
+        <w:shd w:val="clear" w:color="000000" w:fill="auto"/>
+        <w:spacing w:after="160"/>
+        <w:ind w:left="198"/>
+        <w:rPr>
+          <w:rFonts w:eastAsiaTheme="majorEastAsia"/>
+          <w:color w:val="000000"/>
+          <w:spacing w:val="-10"/>
+          <w:kern w:val="28"/>
+          <w:sz w:val="22"/>
+          <w:szCs w:val="56"/>
+        </w:rPr>
+      </w:pPr>
+      <w:r>
+        <w:rPr>
+          <w:rFonts w:eastAsiaTheme="majorEastAsia"/>
+          <w:color w:val="000000"/>
+          <w:spacing w:val="-10"/>
+          <w:kern w:val="28"/>
+          <w:sz w:val="22"/>
+          <w:szCs w:val="56"/>
+        </w:rPr>
+        <w:t>Câu 3: He got used to driving on the left.</w:t>
+      </w:r>
+    </w:p>
+    <w:p>
+      <w:pPr>
+        <w:shd w:val="clear" w:color="000000" w:fill="auto"/>
+        <w:spacing w:after="160"/>
+        <w:ind w:left="198"/>
+        <w:rPr>
+          <w:rFonts w:eastAsiaTheme="majorEastAsia"/>
+          <w:color w:val="000000"/>
+          <w:spacing w:val="-10"/>
+          <w:kern w:val="28"/>
+          <w:sz w:val="22"/>
+          <w:szCs w:val="56"/>
+        </w:rPr>
+      </w:pPr>
+      <w:r>
+        <w:rPr>
+          <w:rFonts w:eastAsiaTheme="majorEastAsia"/>
+          <w:color w:val="000000"/>
+          <w:spacing w:val="-10"/>
+          <w:kern w:val="28"/>
+          <w:sz w:val="22"/>
+          <w:szCs w:val="56"/>
+        </w:rPr>
+        <w:t>Câu 4: Are you used to spicy food?</w:t>
+      </w:r>
+    </w:p>
+    <w:p>
+      <w:pPr>
+        <w:shd w:val="clear" w:color="000000" w:fill="auto"/>
+        <w:spacing w:after="160"/>
+        <w:ind w:left="198"/>
+        <w:rPr>
+          <w:rFonts w:eastAsiaTheme="majorEastAsia"/>
+          <w:color w:val="000000"/>
+          <w:spacing w:val="-10"/>
+          <w:kern w:val="28"/>
+          <w:sz w:val="22"/>
+          <w:szCs w:val="56"/>
+        </w:rPr>
+      </w:pPr>
+      <w:r>
+        <w:rPr>
+          <w:rFonts w:eastAsiaTheme="majorEastAsia"/>
+          <w:color w:val="000000"/>
+          <w:spacing w:val="-10"/>
+          <w:kern w:val="28"/>
+          <w:sz w:val="22"/>
+          <w:szCs w:val="56"/>
+        </w:rPr>
+        <w:t>Câu 5: You will get used to the weather.</w:t>
+      </w:r>
+    </w:p>
+    <w:p>
+      <w:pPr>
+        <w:shd w:val="clear" w:color="000000" w:fill="auto"/>
+        <w:spacing w:after="160"/>
+        <w:ind w:left="198"/>
+        <w:rPr>
+          <w:rFonts w:eastAsiaTheme="majorEastAsia"/>
+          <w:color w:val="000000"/>
+          <w:spacing w:val="-10"/>
+          <w:kern w:val="28"/>
+          <w:sz w:val="22"/>
+          <w:szCs w:val="56"/>
+        </w:rPr>
+      </w:pPr>
+      <w:r>
+        <w:rPr>
+          <w:rFonts w:eastAsiaTheme="majorEastAsia"/>
+          <w:color w:val="000000"/>
+          <w:spacing w:val="-10"/>
+          <w:kern w:val="28"/>
+          <w:sz w:val="22"/>
+          <w:szCs w:val="56"/>
+        </w:rPr>
+        <w:t>Câu 6: We aren't used to getting up early.</w:t>
+      </w:r>
+    </w:p>
+    <w:p>
+      <w:pPr>
+        <w:shd w:val="clear" w:color="000000" w:fill="auto"/>
+        <w:spacing w:after="160"/>
+        <w:ind w:left="198"/>
+        <w:rPr>
+          <w:rFonts w:eastAsiaTheme="majorEastAsia"/>
+          <w:color w:val="000000"/>
+          <w:spacing w:val="-10"/>
+          <w:kern w:val="28"/>
+          <w:sz w:val="22"/>
+          <w:szCs w:val="56"/>
+        </w:rPr>
+      </w:pPr>
+      <w:r>
+        <w:rPr>
+          <w:rFonts w:eastAsiaTheme="majorEastAsia"/>
+          <w:color w:val="000000"/>
+          <w:spacing w:val="-10"/>
+          <w:kern w:val="28"/>
+          <w:sz w:val="22"/>
+          <w:szCs w:val="56"/>
+        </w:rPr>
+        <w:t>Câu 7: It took them a month to get used to living here.</w:t>
+      </w:r>
+    </w:p>
+    <w:p>
+      <w:pPr>
+        <w:shd w:val="clear" w:color="000000" w:fill="auto"/>
+        <w:spacing w:after="160"/>
+        <w:ind w:left="198"/>
+        <w:rPr>
+          <w:rFonts w:eastAsiaTheme="majorEastAsia"/>
+          <w:color w:val="000000"/>
+          <w:spacing w:val="-10"/>
+          <w:kern w:val="28"/>
+          <w:sz w:val="22"/>
+          <w:szCs w:val="56"/>
+        </w:rPr>
+      </w:pPr>
+      <w:r>
+        <w:rPr>
+          <w:rFonts w:eastAsiaTheme="majorEastAsia"/>
+          <w:color w:val="000000"/>
+          <w:spacing w:val="-10"/>
+          <w:kern w:val="28"/>
+          <w:sz w:val="22"/>
+          <w:szCs w:val="56"/>
+        </w:rPr>
+        <w:t>Câu 8: I used to work at night.</w:t>
+      </w:r>
+    </w:p>
+    <w:p>
+      <w:pPr>
+        <w:shd w:val="clear" w:color="000000" w:fill="auto"/>
+        <w:spacing w:after="160"/>
+        <w:ind w:left="198"/>
+        <w:rPr>
+          <w:rFonts w:eastAsiaTheme="majorEastAsia"/>
+          <w:color w:val="000000"/>
+          <w:spacing w:val="-10"/>
+          <w:kern w:val="28"/>
+          <w:sz w:val="22"/>
+          <w:szCs w:val="56"/>
+        </w:rPr>
+      </w:pPr>
+      <w:r>
+        <w:rPr>
+          <w:rFonts w:eastAsiaTheme="majorEastAsia"/>
+          <w:color w:val="000000"/>
+          <w:spacing w:val="-10"/>
+          <w:kern w:val="28"/>
+          <w:sz w:val="22"/>
+          <w:szCs w:val="56"/>
+        </w:rPr>
+        <w:t>Câu 9: I am used to working at night.</w:t>
+      </w:r>
+    </w:p>
+    <w:p>
+      <w:pPr>
+        <w:shd w:val="clear" w:color="000000" w:fill="auto"/>
+        <w:spacing w:after="160"/>
+        <w:ind w:left="198"/>
+        <w:rPr>
+          <w:rFonts w:eastAsiaTheme="majorEastAsia"/>
+          <w:color w:val="000000"/>
+          <w:spacing w:val="-10"/>
+          <w:kern w:val="28"/>
+          <w:sz w:val="22"/>
+          <w:szCs w:val="56"/>
+        </w:rPr>
+      </w:pPr>
+      <w:r>
+        <w:rPr>
+          <w:rFonts w:eastAsiaTheme="majorEastAsia"/>
+          <w:color w:val="000000"/>
+          <w:spacing w:val="-10"/>
+          <w:kern w:val="28"/>
+          <w:sz w:val="22"/>
+          <w:szCs w:val="56"/>
+        </w:rPr>
+        <w:t>Câu 10: I am getting used to working at night.</w:t>
+      </w:r>
+    </w:p>
+    <w:p>
+      <w:pPr>
+        <w:keepNext/>
+        <w:shd w:val="clear" w:color="000000" w:fill="auto"/>
+        <w:spacing w:before="240" w:after="80"/>
+        <w:rPr>
+          <w:rFonts w:eastAsiaTheme="majorEastAsia"/>
+          <w:b/>
+          <w:color w:val="000000"/>
+          <w:spacing w:val="-10"/>
+          <w:kern w:val="28"/>
+          <w:sz w:val="22"/>
+          <w:szCs w:val="56"/>
+        </w:rPr>
+      </w:pPr>
+      <w:r>
+        <w:rPr>
+          <w:rFonts w:eastAsiaTheme="majorEastAsia"/>
+          <w:b/>
+          <w:color w:val="000000"/>
+          <w:spacing w:val="-10"/>
+          <w:kern w:val="28"/>
+          <w:sz w:val="22"/>
+          <w:szCs w:val="56"/>
+        </w:rPr>
         <w:t>PHẦN 9</w:t>
       </w:r>
     </w:p>
     <w:p>
-      <w:r>
-        <w:t>1. Canada.</w:t>
-      </w:r>
-    </w:p>
-    <w:p>
-      <w:r>
-        <w:t>2. Hot weather.</w:t>
-      </w:r>
-    </w:p>
-    <w:p>
-      <w:r>
-        <w:t>3. Busy streets.</w:t>
-      </w:r>
-    </w:p>
-    <w:p>
-      <w:r>
-        <w:t>4. Riding a motorbike and eating spicy food.</w:t>
-      </w:r>
-    </w:p>
-    <w:p>
-      <w:r>
-        <w:t>5. Six months.</w:t>
-      </w:r>
-    </w:p>
-    <w:p>
-      <w:r>
-        <w:t>6. Yes, he is.</w:t>
-      </w:r>
-    </w:p>
-    <w:p>
-      <w:r>
-        <w:t>7. Eating very spicy dishes.</w:t>
-      </w:r>
-    </w:p>
-    <w:p>
-      <w:r>
-        <w:t>8. A car.</w:t>
-      </w:r>
-    </w:p>
-    <w:p>
-      <w:r>
-        <w:t>9. His motorbike.</w:t>
-      </w:r>
-    </w:p>
-    <w:p>
-      <w:r>
-        <w:t>10. Examples: “He is now used to riding...” / “he got used to...” / “Alex used to drive...”</w:t>
-      </w:r>
-    </w:p>
-    <w:p>
-      <w:pPr>
-        <w:pStyle w:val="Heading1"/>
-      </w:pPr>
-      <w:r>
+      <w:pPr>
+        <w:shd w:val="clear" w:color="000000" w:fill="auto"/>
+        <w:spacing w:after="160"/>
+        <w:ind w:left="198"/>
+        <w:rPr>
+          <w:rFonts w:eastAsiaTheme="majorEastAsia"/>
+          <w:color w:val="000000"/>
+          <w:spacing w:val="-10"/>
+          <w:kern w:val="28"/>
+          <w:sz w:val="22"/>
+          <w:szCs w:val="56"/>
+        </w:rPr>
+      </w:pPr>
+      <w:r>
+        <w:rPr>
+          <w:rFonts w:eastAsiaTheme="majorEastAsia"/>
+          <w:color w:val="000000"/>
+          <w:spacing w:val="-10"/>
+          <w:kern w:val="28"/>
+          <w:sz w:val="22"/>
+          <w:szCs w:val="56"/>
+        </w:rPr>
+        <w:t>Câu 1: Canada.</w:t>
+      </w:r>
+    </w:p>
+    <w:p>
+      <w:pPr>
+        <w:shd w:val="clear" w:color="000000" w:fill="auto"/>
+        <w:spacing w:after="160"/>
+        <w:ind w:left="198"/>
+        <w:rPr>
+          <w:rFonts w:eastAsiaTheme="majorEastAsia"/>
+          <w:color w:val="000000"/>
+          <w:spacing w:val="-10"/>
+          <w:kern w:val="28"/>
+          <w:sz w:val="22"/>
+          <w:szCs w:val="56"/>
+        </w:rPr>
+      </w:pPr>
+      <w:r>
+        <w:rPr>
+          <w:rFonts w:eastAsiaTheme="majorEastAsia"/>
+          <w:color w:val="000000"/>
+          <w:spacing w:val="-10"/>
+          <w:kern w:val="28"/>
+          <w:sz w:val="22"/>
+          <w:szCs w:val="56"/>
+        </w:rPr>
+        <w:t>Câu 2: Hot weather.</w:t>
+      </w:r>
+    </w:p>
+    <w:p>
+      <w:pPr>
+        <w:shd w:val="clear" w:color="000000" w:fill="auto"/>
+        <w:spacing w:after="160"/>
+        <w:ind w:left="198"/>
+        <w:rPr>
+          <w:rFonts w:eastAsiaTheme="majorEastAsia"/>
+          <w:color w:val="000000"/>
+          <w:spacing w:val="-10"/>
+          <w:kern w:val="28"/>
+          <w:sz w:val="22"/>
+          <w:szCs w:val="56"/>
+        </w:rPr>
+      </w:pPr>
+      <w:r>
+        <w:rPr>
+          <w:rFonts w:eastAsiaTheme="majorEastAsia"/>
+          <w:color w:val="000000"/>
+          <w:spacing w:val="-10"/>
+          <w:kern w:val="28"/>
+          <w:sz w:val="22"/>
+          <w:szCs w:val="56"/>
+        </w:rPr>
+        <w:t>Câu 3: Busy streets.</w:t>
+      </w:r>
+    </w:p>
+    <w:p>
+      <w:pPr>
+        <w:shd w:val="clear" w:color="000000" w:fill="auto"/>
+        <w:spacing w:after="160"/>
+        <w:ind w:left="198"/>
+        <w:rPr>
+          <w:rFonts w:eastAsiaTheme="majorEastAsia"/>
+          <w:color w:val="000000"/>
+          <w:spacing w:val="-10"/>
+          <w:kern w:val="28"/>
+          <w:sz w:val="22"/>
+          <w:szCs w:val="56"/>
+        </w:rPr>
+      </w:pPr>
+      <w:r>
+        <w:rPr>
+          <w:rFonts w:eastAsiaTheme="majorEastAsia"/>
+          <w:color w:val="000000"/>
+          <w:spacing w:val="-10"/>
+          <w:kern w:val="28"/>
+          <w:sz w:val="22"/>
+          <w:szCs w:val="56"/>
+        </w:rPr>
+        <w:t>Câu 4: Riding a motorbike and eating spicy food.</w:t>
+      </w:r>
+    </w:p>
+    <w:p>
+      <w:pPr>
+        <w:shd w:val="clear" w:color="000000" w:fill="auto"/>
+        <w:spacing w:after="160"/>
+        <w:ind w:left="198"/>
+        <w:rPr>
+          <w:rFonts w:eastAsiaTheme="majorEastAsia"/>
+          <w:color w:val="000000"/>
+          <w:spacing w:val="-10"/>
+          <w:kern w:val="28"/>
+          <w:sz w:val="22"/>
+          <w:szCs w:val="56"/>
+        </w:rPr>
+      </w:pPr>
+      <w:r>
+        <w:rPr>
+          <w:rFonts w:eastAsiaTheme="majorEastAsia"/>
+          <w:color w:val="000000"/>
+          <w:spacing w:val="-10"/>
+          <w:kern w:val="28"/>
+          <w:sz w:val="22"/>
+          <w:szCs w:val="56"/>
+        </w:rPr>
+        <w:t>Câu 5: Six months.</w:t>
+      </w:r>
+    </w:p>
+    <w:p>
+      <w:pPr>
+        <w:shd w:val="clear" w:color="000000" w:fill="auto"/>
+        <w:spacing w:after="160"/>
+        <w:ind w:left="198"/>
+        <w:rPr>
+          <w:rFonts w:eastAsiaTheme="majorEastAsia"/>
+          <w:color w:val="000000"/>
+          <w:spacing w:val="-10"/>
+          <w:kern w:val="28"/>
+          <w:sz w:val="22"/>
+          <w:szCs w:val="56"/>
+        </w:rPr>
+      </w:pPr>
+      <w:r>
+        <w:rPr>
+          <w:rFonts w:eastAsiaTheme="majorEastAsia"/>
+          <w:color w:val="000000"/>
+          <w:spacing w:val="-10"/>
+          <w:kern w:val="28"/>
+          <w:sz w:val="22"/>
+          <w:szCs w:val="56"/>
+        </w:rPr>
+        <w:t>Câu 6: Yes, he is.</w:t>
+      </w:r>
+    </w:p>
+    <w:p>
+      <w:pPr>
+        <w:shd w:val="clear" w:color="000000" w:fill="auto"/>
+        <w:spacing w:after="160"/>
+        <w:ind w:left="198"/>
+        <w:rPr>
+          <w:rFonts w:eastAsiaTheme="majorEastAsia"/>
+          <w:color w:val="000000"/>
+          <w:spacing w:val="-10"/>
+          <w:kern w:val="28"/>
+          <w:sz w:val="22"/>
+          <w:szCs w:val="56"/>
+        </w:rPr>
+      </w:pPr>
+      <w:r>
+        <w:rPr>
+          <w:rFonts w:eastAsiaTheme="majorEastAsia"/>
+          <w:color w:val="000000"/>
+          <w:spacing w:val="-10"/>
+          <w:kern w:val="28"/>
+          <w:sz w:val="22"/>
+          <w:szCs w:val="56"/>
+        </w:rPr>
+        <w:t>Câu 7: Eating very spicy dishes.</w:t>
+      </w:r>
+    </w:p>
+    <w:p>
+      <w:pPr>
+        <w:shd w:val="clear" w:color="000000" w:fill="auto"/>
+        <w:spacing w:after="160"/>
+        <w:ind w:left="198"/>
+        <w:rPr>
+          <w:rFonts w:eastAsiaTheme="majorEastAsia"/>
+          <w:color w:val="000000"/>
+          <w:spacing w:val="-10"/>
+          <w:kern w:val="28"/>
+          <w:sz w:val="22"/>
+          <w:szCs w:val="56"/>
+        </w:rPr>
+      </w:pPr>
+      <w:r>
+        <w:rPr>
+          <w:rFonts w:eastAsiaTheme="majorEastAsia"/>
+          <w:color w:val="000000"/>
+          <w:spacing w:val="-10"/>
+          <w:kern w:val="28"/>
+          <w:sz w:val="22"/>
+          <w:szCs w:val="56"/>
+        </w:rPr>
+        <w:t>Câu 8: A car.</w:t>
+      </w:r>
+    </w:p>
+    <w:p>
+      <w:pPr>
+        <w:shd w:val="clear" w:color="000000" w:fill="auto"/>
+        <w:spacing w:after="160"/>
+        <w:ind w:left="198"/>
+        <w:rPr>
+          <w:rFonts w:eastAsiaTheme="majorEastAsia"/>
+          <w:color w:val="000000"/>
+          <w:spacing w:val="-10"/>
+          <w:kern w:val="28"/>
+          <w:sz w:val="22"/>
+          <w:szCs w:val="56"/>
+        </w:rPr>
+      </w:pPr>
+      <w:r>
+        <w:rPr>
+          <w:rFonts w:eastAsiaTheme="majorEastAsia"/>
+          <w:color w:val="000000"/>
+          <w:spacing w:val="-10"/>
+          <w:kern w:val="28"/>
+          <w:sz w:val="22"/>
+          <w:szCs w:val="56"/>
+        </w:rPr>
+        <w:t>Câu 9: His motorbike.</w:t>
+      </w:r>
+    </w:p>
+    <w:p>
+      <w:pPr>
+        <w:shd w:val="clear" w:color="000000" w:fill="auto"/>
+        <w:spacing w:after="160"/>
+        <w:ind w:left="198"/>
+        <w:rPr>
+          <w:rFonts w:eastAsiaTheme="majorEastAsia"/>
+          <w:color w:val="000000"/>
+          <w:spacing w:val="-10"/>
+          <w:kern w:val="28"/>
+          <w:sz w:val="22"/>
+          <w:szCs w:val="56"/>
+        </w:rPr>
+      </w:pPr>
+      <w:r>
+        <w:rPr>
+          <w:rFonts w:eastAsiaTheme="majorEastAsia"/>
+          <w:color w:val="000000"/>
+          <w:spacing w:val="-10"/>
+          <w:kern w:val="28"/>
+          <w:sz w:val="22"/>
+          <w:szCs w:val="56"/>
+        </w:rPr>
+        <w:t>Câu 10: Examples: “He is now used to riding...” / “he got used to...” / “Alex used to drive...”</w:t>
+      </w:r>
+    </w:p>
+    <w:p>
+      <w:pPr>
+        <w:keepNext/>
+        <w:shd w:val="clear" w:color="000000" w:fill="auto"/>
+        <w:spacing w:before="240" w:after="80"/>
+        <w:rPr>
+          <w:rFonts w:eastAsiaTheme="majorEastAsia"/>
+          <w:b/>
+          <w:color w:val="000000"/>
+          <w:spacing w:val="-10"/>
+          <w:kern w:val="28"/>
+          <w:sz w:val="22"/>
+          <w:szCs w:val="56"/>
+        </w:rPr>
+      </w:pPr>
+      <w:r>
+        <w:rPr>
+          <w:rFonts w:eastAsiaTheme="majorEastAsia"/>
+          <w:b/>
+          <w:color w:val="000000"/>
+          <w:spacing w:val="-10"/>
+          <w:kern w:val="28"/>
+          <w:sz w:val="22"/>
+          <w:szCs w:val="56"/>
+        </w:rPr>
         <w:t>PHẦN 10</w:t>
       </w:r>
     </w:p>
     <w:p>
-      <w:r>
-        <w:t>1. I am used to the noise.</w:t>
-      </w:r>
-    </w:p>
-    <w:p>
-      <w:r>
-        <w:t>2. She is used to working late.</w:t>
-      </w:r>
-    </w:p>
-    <w:p>
-      <w:r>
-        <w:t>3. They got used to living abroad.</w:t>
-      </w:r>
-    </w:p>
-    <w:p>
-      <w:r>
-        <w:t>4. You will get used to the weather.</w:t>
-      </w:r>
-    </w:p>
-    <w:p>
-      <w:r>
-        <w:t>5. He isn't used to spicy food.</w:t>
-      </w:r>
-    </w:p>
-    <w:p>
-      <w:r>
-        <w:t>6. Lan is getting used to her new school.</w:t>
-      </w:r>
-    </w:p>
-    <w:p>
-      <w:r>
-        <w:t>7. Are you used to driving at night?</w:t>
-      </w:r>
-    </w:p>
-    <w:p>
-      <w:r>
-        <w:t>8. Did Nam get used to waking up early?</w:t>
-      </w:r>
-    </w:p>
-    <w:p>
-      <w:r>
-        <w:t>9. I used to live in Hue.</w:t>
-      </w:r>
-    </w:p>
-    <w:p>
-      <w:r>
-        <w:t>10. I am used to living in Hanoi.</w:t>
-      </w:r>
-    </w:p>
-    <w:p/>
+      <w:pPr>
+        <w:shd w:val="clear" w:color="000000" w:fill="auto"/>
+        <w:spacing w:after="160"/>
+        <w:ind w:left="198"/>
+        <w:rPr>
+          <w:rFonts w:eastAsiaTheme="majorEastAsia"/>
+          <w:color w:val="000000"/>
+          <w:spacing w:val="-10"/>
+          <w:kern w:val="28"/>
+          <w:sz w:val="22"/>
+          <w:szCs w:val="56"/>
+        </w:rPr>
+      </w:pPr>
+      <w:r>
+        <w:rPr>
+          <w:rFonts w:eastAsiaTheme="majorEastAsia"/>
+          <w:color w:val="000000"/>
+          <w:spacing w:val="-10"/>
+          <w:kern w:val="28"/>
+          <w:sz w:val="22"/>
+          <w:szCs w:val="56"/>
+        </w:rPr>
+        <w:t>Câu 1: I am used to the noise.</w:t>
+      </w:r>
+    </w:p>
+    <w:p>
+      <w:pPr>
+        <w:shd w:val="clear" w:color="000000" w:fill="auto"/>
+        <w:spacing w:after="160"/>
+        <w:ind w:left="198"/>
+        <w:rPr>
+          <w:rFonts w:eastAsiaTheme="majorEastAsia"/>
+          <w:color w:val="000000"/>
+          <w:spacing w:val="-10"/>
+          <w:kern w:val="28"/>
+          <w:sz w:val="22"/>
+          <w:szCs w:val="56"/>
+        </w:rPr>
+      </w:pPr>
+      <w:r>
+        <w:rPr>
+          <w:rFonts w:eastAsiaTheme="majorEastAsia"/>
+          <w:color w:val="000000"/>
+          <w:spacing w:val="-10"/>
+          <w:kern w:val="28"/>
+          <w:sz w:val="22"/>
+          <w:szCs w:val="56"/>
+        </w:rPr>
+        <w:t>Câu 2: She is used to working late.</w:t>
+      </w:r>
+    </w:p>
+    <w:p>
+      <w:pPr>
+        <w:shd w:val="clear" w:color="000000" w:fill="auto"/>
+        <w:spacing w:after="160"/>
+        <w:ind w:left="198"/>
+        <w:rPr>
+          <w:rFonts w:eastAsiaTheme="majorEastAsia"/>
+          <w:color w:val="000000"/>
+          <w:spacing w:val="-10"/>
+          <w:kern w:val="28"/>
+          <w:sz w:val="22"/>
+          <w:szCs w:val="56"/>
+        </w:rPr>
+      </w:pPr>
+      <w:r>
+        <w:rPr>
+          <w:rFonts w:eastAsiaTheme="majorEastAsia"/>
+          <w:color w:val="000000"/>
+          <w:spacing w:val="-10"/>
+          <w:kern w:val="28"/>
+          <w:sz w:val="22"/>
+          <w:szCs w:val="56"/>
+        </w:rPr>
+        <w:t>Câu 3: They got used to living abroad.</w:t>
+      </w:r>
+    </w:p>
+    <w:p>
+      <w:pPr>
+        <w:shd w:val="clear" w:color="000000" w:fill="auto"/>
+        <w:spacing w:after="160"/>
+        <w:ind w:left="198"/>
+        <w:rPr>
+          <w:rFonts w:eastAsiaTheme="majorEastAsia"/>
+          <w:color w:val="000000"/>
+          <w:spacing w:val="-10"/>
+          <w:kern w:val="28"/>
+          <w:sz w:val="22"/>
+          <w:szCs w:val="56"/>
+        </w:rPr>
+      </w:pPr>
+      <w:r>
+        <w:rPr>
+          <w:rFonts w:eastAsiaTheme="majorEastAsia"/>
+          <w:color w:val="000000"/>
+          <w:spacing w:val="-10"/>
+          <w:kern w:val="28"/>
+          <w:sz w:val="22"/>
+          <w:szCs w:val="56"/>
+        </w:rPr>
+        <w:t>Câu 4: You will get used to the weather.</w:t>
+      </w:r>
+    </w:p>
+    <w:p>
+      <w:pPr>
+        <w:shd w:val="clear" w:color="000000" w:fill="auto"/>
+        <w:spacing w:after="160"/>
+        <w:ind w:left="198"/>
+        <w:rPr>
+          <w:rFonts w:eastAsiaTheme="majorEastAsia"/>
+          <w:color w:val="000000"/>
+          <w:spacing w:val="-10"/>
+          <w:kern w:val="28"/>
+          <w:sz w:val="22"/>
+          <w:szCs w:val="56"/>
+        </w:rPr>
+      </w:pPr>
+      <w:r>
+        <w:rPr>
+          <w:rFonts w:eastAsiaTheme="majorEastAsia"/>
+          <w:color w:val="000000"/>
+          <w:spacing w:val="-10"/>
+          <w:kern w:val="28"/>
+          <w:sz w:val="22"/>
+          <w:szCs w:val="56"/>
+        </w:rPr>
+        <w:t>Câu 5: He isn't used to spicy food.</w:t>
+      </w:r>
+    </w:p>
+    <w:p>
+      <w:pPr>
+        <w:shd w:val="clear" w:color="000000" w:fill="auto"/>
+        <w:spacing w:after="160"/>
+        <w:ind w:left="198"/>
+        <w:rPr>
+          <w:rFonts w:eastAsiaTheme="majorEastAsia"/>
+          <w:color w:val="000000"/>
+          <w:spacing w:val="-10"/>
+          <w:kern w:val="28"/>
+          <w:sz w:val="22"/>
+          <w:szCs w:val="56"/>
+        </w:rPr>
+      </w:pPr>
+      <w:r>
+        <w:rPr>
+          <w:rFonts w:eastAsiaTheme="majorEastAsia"/>
+          <w:color w:val="000000"/>
+          <w:spacing w:val="-10"/>
+          <w:kern w:val="28"/>
+          <w:sz w:val="22"/>
+          <w:szCs w:val="56"/>
+        </w:rPr>
+        <w:t>Câu 6: Lan is getting used to her new school.</w:t>
+      </w:r>
+    </w:p>
+    <w:p>
+      <w:pPr>
+        <w:shd w:val="clear" w:color="000000" w:fill="auto"/>
+        <w:spacing w:after="160"/>
+        <w:ind w:left="198"/>
+        <w:rPr>
+          <w:rFonts w:eastAsiaTheme="majorEastAsia"/>
+          <w:color w:val="000000"/>
+          <w:spacing w:val="-10"/>
+          <w:kern w:val="28"/>
+          <w:sz w:val="22"/>
+          <w:szCs w:val="56"/>
+        </w:rPr>
+      </w:pPr>
+      <w:r>
+        <w:rPr>
+          <w:rFonts w:eastAsiaTheme="majorEastAsia"/>
+          <w:color w:val="000000"/>
+          <w:spacing w:val="-10"/>
+          <w:kern w:val="28"/>
+          <w:sz w:val="22"/>
+          <w:szCs w:val="56"/>
+        </w:rPr>
+        <w:t>Câu 7: Are you used to driving at night?</w:t>
+      </w:r>
+    </w:p>
+    <w:p>
+      <w:pPr>
+        <w:shd w:val="clear" w:color="000000" w:fill="auto"/>
+        <w:spacing w:after="160"/>
+        <w:ind w:left="198"/>
+        <w:rPr>
+          <w:rFonts w:eastAsiaTheme="majorEastAsia"/>
+          <w:color w:val="000000"/>
+          <w:spacing w:val="-10"/>
+          <w:kern w:val="28"/>
+          <w:sz w:val="22"/>
+          <w:szCs w:val="56"/>
+        </w:rPr>
+      </w:pPr>
+      <w:r>
+        <w:rPr>
+          <w:rFonts w:eastAsiaTheme="majorEastAsia"/>
+          <w:color w:val="000000"/>
+          <w:spacing w:val="-10"/>
+          <w:kern w:val="28"/>
+          <w:sz w:val="22"/>
+          <w:szCs w:val="56"/>
+        </w:rPr>
+        <w:t>Câu 8: Did Nam get used to waking up early?</w:t>
+      </w:r>
+    </w:p>
+    <w:p>
+      <w:pPr>
+        <w:shd w:val="clear" w:color="000000" w:fill="auto"/>
+        <w:spacing w:after="160"/>
+        <w:ind w:left="198"/>
+        <w:rPr>
+          <w:rFonts w:eastAsiaTheme="majorEastAsia"/>
+          <w:color w:val="000000"/>
+          <w:spacing w:val="-10"/>
+          <w:kern w:val="28"/>
+          <w:sz w:val="22"/>
+          <w:szCs w:val="56"/>
+        </w:rPr>
+      </w:pPr>
+      <w:r>
+        <w:rPr>
+          <w:rFonts w:eastAsiaTheme="majorEastAsia"/>
+          <w:color w:val="000000"/>
+          <w:spacing w:val="-10"/>
+          <w:kern w:val="28"/>
+          <w:sz w:val="22"/>
+          <w:szCs w:val="56"/>
+        </w:rPr>
+        <w:t>Câu 9: I used to live in Hue.</w:t>
+      </w:r>
+    </w:p>
+    <w:p>
+      <w:pPr>
+        <w:shd w:val="clear" w:color="000000" w:fill="auto"/>
+        <w:spacing w:after="160"/>
+        <w:ind w:left="198"/>
+        <w:rPr>
+          <w:rFonts w:eastAsiaTheme="majorEastAsia"/>
+          <w:color w:val="000000"/>
+          <w:spacing w:val="-10"/>
+          <w:kern w:val="28"/>
+          <w:sz w:val="22"/>
+          <w:szCs w:val="56"/>
+        </w:rPr>
+      </w:pPr>
+      <w:r>
+        <w:rPr>
+          <w:rFonts w:eastAsiaTheme="majorEastAsia"/>
+          <w:color w:val="000000"/>
+          <w:spacing w:val="-10"/>
+          <w:kern w:val="28"/>
+          <w:sz w:val="22"/>
+          <w:szCs w:val="56"/>
+        </w:rPr>
+        <w:t>Câu 10: I am used to living in Hanoi.</w:t>
+      </w:r>
+    </w:p>
+    <w:p>
+      <w:pPr>
+        <w:shd w:val="clear" w:color="000000" w:fill="auto"/>
+        <w:spacing w:after="120"/>
+        <w:rPr>
+          <w:color w:val="000000"/>
+          <w:sz w:val="22"/>
+        </w:rPr>
+      </w:pPr>
+    </w:p>
     <w:sectPr>
       <w:pgSz w:w="12240" w:h="15840"/>
-      <w:pgMar w:top="850" w:right="1134" w:bottom="850" w:left="1134" w:header="720" w:footer="720" w:gutter="0"/>
+      <w:pgMar w:top="1134" w:right="1134" w:bottom="1134" w:left="1247" w:header="720" w:footer="720" w:gutter="0"/>
       <w:cols w:space="720"/>
       <w:docGrid w:linePitch="360"/>
     </w:sectPr>
